--- a/submit/systemscience.docx
+++ b/submit/systemscience.docx
@@ -1,6 +1,6 @@
 
 <file path=word/document.xml><?xml version="1.0" encoding="utf-8"?>
-<w:document xmlns:mc="http://schemas.openxmlformats.org/markup-compatibility/2006" xmlns:ve="http://schemas.openxmlformats.org/markup-compatibility/2006" xmlns:o="urn:schemas-microsoft-com:office:office" xmlns:r="http://schemas.openxmlformats.org/officeDocument/2006/relationships" xmlns:m="http://schemas.openxmlformats.org/officeDocument/2006/math" xmlns:v="urn:schemas-microsoft-com:vml" xmlns:wp="http://schemas.openxmlformats.org/drawingml/2006/wordprocessingDrawing" xmlns:w10="urn:schemas-microsoft-com:office:word" xmlns:w="http://schemas.openxmlformats.org/wordprocessingml/2006/main" xmlns:wne="http://schemas.microsoft.com/office/word/2006/wordml" xmlns:a="http://schemas.openxmlformats.org/drawingml/2006/main" xmlns:pic="http://schemas.openxmlformats.org/drawingml/2006/picture" xmlns:wpg="http://schemas.microsoft.com/office/word/2010/wordprocessingGroup" xmlns:wps="http://schemas.microsoft.com/office/word/2010/wordprocessingShape" xmlns:w14="http://schemas.microsoft.com/office/word/2010/wordml" mc:Ignorable="w14" xml:space="preserve">
+<w:document xmlns:wpc="http://schemas.microsoft.com/office/word/2010/wordprocessingCanvas" xmlns:mc="http://schemas.openxmlformats.org/markup-compatibility/2006" xmlns:o="urn:schemas-microsoft-com:office:office" xmlns:r="http://schemas.openxmlformats.org/officeDocument/2006/relationships" xmlns:m="http://schemas.openxmlformats.org/officeDocument/2006/math" xmlns:v="urn:schemas-microsoft-com:vml" xmlns:wp14="http://schemas.microsoft.com/office/word/2010/wordprocessingDrawing" xmlns:wp="http://schemas.openxmlformats.org/drawingml/2006/wordprocessingDrawing" xmlns:w10="urn:schemas-microsoft-com:office:word" xmlns:w="http://schemas.openxmlformats.org/wordprocessingml/2006/main" xmlns:w14="http://schemas.microsoft.com/office/word/2010/wordml" xmlns:w15="http://schemas.microsoft.com/office/word/2012/wordml" xmlns:wpg="http://schemas.microsoft.com/office/word/2010/wordprocessingGroup" xmlns:wpi="http://schemas.microsoft.com/office/word/2010/wordprocessingInk" xmlns:wne="http://schemas.microsoft.com/office/word/2006/wordml" xmlns:wps="http://schemas.microsoft.com/office/word/2010/wordprocessingShape" mc:Ignorable="w14 w15 wp14">
   <w:body>
     <w:p>
       <w:pPr>
@@ -8,18 +8,13 @@
         <w:spacing w:line="336" w:lineRule="auto"/>
       </w:pPr>
       <w:r>
-        <w:rPr/>
-        <w:t>Toward Trustworthy Large Language Models: A Comprehensive Review of Hallucination </w:t>
-      </w:r>
-      <w:r>
-        <w:rPr/>
-        <w:t>Detection, Explainability, and Mitigation Strategies</w:t>
+        <w:t>Toward Trustworthy Large Language Models: A Comprehensive Review of Hallucination Detection, Explainability, and Mitigation Strategies</w:t>
       </w:r>
     </w:p>
     <w:p>
       <w:pPr>
-        <w:spacing w:line="302" w:lineRule="auto" w:before="194"/>
-        <w:ind w:left="3514" w:right="3522" w:firstLine="0"/>
+        <w:spacing w:before="194" w:line="302" w:lineRule="auto"/>
+        <w:ind w:left="3514" w:right="3522"/>
         <w:jc w:val="center"/>
         <w:rPr>
           <w:sz w:val="24"/>
@@ -41,22 +36,19 @@
       <w:r>
         <w:rPr>
           <w:sz w:val="24"/>
-          <w:vertAlign w:val="baseline"/>
-        </w:rPr>
-        <w:t> Pradeep</w:t>
+        </w:rPr>
+        <w:t xml:space="preserve"> Pradeep</w:t>
       </w:r>
       <w:r>
         <w:rPr>
           <w:spacing w:val="-12"/>
           <w:sz w:val="24"/>
-          <w:vertAlign w:val="baseline"/>
-        </w:rPr>
-        <w:t> </w:t>
+        </w:rPr>
+        <w:t xml:space="preserve"> </w:t>
       </w:r>
       <w:r>
         <w:rPr>
           <w:sz w:val="24"/>
-          <w:vertAlign w:val="baseline"/>
         </w:rPr>
         <w:t>Kumar</w:t>
       </w:r>
@@ -64,14 +56,12 @@
         <w:rPr>
           <w:spacing w:val="-12"/>
           <w:sz w:val="24"/>
-          <w:vertAlign w:val="baseline"/>
-        </w:rPr>
-        <w:t> </w:t>
+        </w:rPr>
+        <w:t xml:space="preserve"> </w:t>
       </w:r>
       <w:r>
         <w:rPr>
           <w:sz w:val="24"/>
-          <w:vertAlign w:val="baseline"/>
         </w:rPr>
         <w:t>T</w:t>
       </w:r>
@@ -79,14 +69,12 @@
         <w:rPr>
           <w:spacing w:val="-12"/>
           <w:sz w:val="24"/>
-          <w:vertAlign w:val="baseline"/>
-        </w:rPr>
-        <w:t> </w:t>
+        </w:rPr>
+        <w:t xml:space="preserve"> </w:t>
       </w:r>
       <w:r>
         <w:rPr>
           <w:sz w:val="24"/>
-          <w:vertAlign w:val="baseline"/>
         </w:rPr>
         <w:t>S</w:t>
       </w:r>
@@ -101,7 +89,6 @@
     <w:p>
       <w:pPr>
         <w:spacing w:before="88"/>
-        <w:ind w:left="0" w:right="0" w:firstLine="0"/>
         <w:jc w:val="center"/>
         <w:rPr>
           <w:i/>
@@ -130,7 +117,7 @@
           <w:spacing w:val="-1"/>
           <w:sz w:val="24"/>
         </w:rPr>
-        <w:t> </w:t>
+        <w:t xml:space="preserve"> </w:t>
       </w:r>
       <w:r>
         <w:rPr>
@@ -146,7 +133,7 @@
           <w:spacing w:val="-1"/>
           <w:sz w:val="24"/>
         </w:rPr>
-        <w:t> </w:t>
+        <w:t xml:space="preserve"> </w:t>
       </w:r>
       <w:r>
         <w:rPr>
@@ -162,7 +149,7 @@
           <w:spacing w:val="-1"/>
           <w:sz w:val="24"/>
         </w:rPr>
-        <w:t> </w:t>
+        <w:t xml:space="preserve"> </w:t>
       </w:r>
       <w:r>
         <w:rPr>
@@ -176,7 +163,6 @@
     <w:p>
       <w:pPr>
         <w:spacing w:before="72"/>
-        <w:ind w:left="0" w:right="0" w:firstLine="0"/>
         <w:jc w:val="center"/>
         <w:rPr>
           <w:i/>
@@ -197,7 +183,7 @@
           <w:spacing w:val="-4"/>
           <w:sz w:val="24"/>
         </w:rPr>
-        <w:t> </w:t>
+        <w:t xml:space="preserve"> </w:t>
       </w:r>
       <w:r>
         <w:rPr>
@@ -213,7 +199,7 @@
           <w:spacing w:val="-3"/>
           <w:sz w:val="24"/>
         </w:rPr>
-        <w:t> </w:t>
+        <w:t xml:space="preserve"> </w:t>
       </w:r>
       <w:r>
         <w:rPr>
@@ -229,7 +215,7 @@
           <w:spacing w:val="-3"/>
           <w:sz w:val="24"/>
         </w:rPr>
-        <w:t> </w:t>
+        <w:t xml:space="preserve"> </w:t>
       </w:r>
       <w:r>
         <w:rPr>
@@ -243,7 +229,6 @@
     <w:p>
       <w:pPr>
         <w:spacing w:before="209"/>
-        <w:ind w:left="0" w:right="0" w:firstLine="0"/>
         <w:jc w:val="center"/>
         <w:rPr>
           <w:sz w:val="18"/>
@@ -260,7 +245,7 @@
           <w:spacing w:val="-8"/>
           <w:sz w:val="18"/>
         </w:rPr>
-        <w:t> </w:t>
+        <w:t xml:space="preserve"> </w:t>
       </w:r>
       <w:r>
         <w:rPr>
@@ -273,7 +258,7 @@
           <w:spacing w:val="-7"/>
           <w:sz w:val="18"/>
         </w:rPr>
-        <w:t> </w:t>
+        <w:t xml:space="preserve"> </w:t>
       </w:r>
       <w:r>
         <w:rPr>
@@ -286,9 +271,9 @@
           <w:spacing w:val="3"/>
           <w:sz w:val="18"/>
         </w:rPr>
-        <w:t> </w:t>
-      </w:r>
-      <w:hyperlink r:id="rId6">
+        <w:t xml:space="preserve"> </w:t>
+      </w:r>
+      <w:hyperlink r:id="rId7">
         <w:r>
           <w:rPr>
             <w:spacing w:val="-2"/>
@@ -317,22 +302,54 @@
     </w:p>
     <w:p>
       <w:pPr>
-        <w:spacing w:before="0"/>
-        <w:ind w:left="3522" w:right="3522" w:firstLine="0"/>
+        <w:ind w:left="3522" w:right="3522"/>
         <w:jc w:val="center"/>
-        <w:rPr>
-          <w:b/>
-          <w:sz w:val="18"/>
-        </w:rPr>
-      </w:pPr>
-      <w:r>
         <w:rPr>
           <w:b/>
           <w:spacing w:val="-2"/>
           <w:sz w:val="18"/>
         </w:rPr>
+      </w:pPr>
+      <w:r>
+        <w:rPr>
+          <w:b/>
+          <w:spacing w:val="-2"/>
+          <w:sz w:val="18"/>
+        </w:rPr>
         <w:t>Abstract</w:t>
       </w:r>
+    </w:p>
+    <w:p>
+      <w:pPr>
+        <w:ind w:left="3522" w:right="3522"/>
+        <w:jc w:val="center"/>
+        <w:rPr>
+          <w:b/>
+          <w:spacing w:val="-2"/>
+          <w:sz w:val="18"/>
+        </w:rPr>
+      </w:pPr>
+    </w:p>
+    <w:p>
+      <w:pPr>
+        <w:ind w:left="3522" w:right="3522"/>
+        <w:jc w:val="center"/>
+        <w:rPr>
+          <w:b/>
+          <w:spacing w:val="-2"/>
+          <w:sz w:val="18"/>
+        </w:rPr>
+      </w:pPr>
+    </w:p>
+    <w:p>
+      <w:pPr>
+        <w:ind w:left="3522" w:right="3522"/>
+        <w:jc w:val="center"/>
+        <w:rPr>
+          <w:b/>
+          <w:sz w:val="18"/>
+        </w:rPr>
+      </w:pPr>
     </w:p>
     <w:p>
       <w:pPr>
@@ -356,120 +373,127 @@
     <w:p>
       <w:pPr>
         <w:pStyle w:val="BodyText"/>
-        <w:spacing w:line="312" w:lineRule="auto" w:before="1"/>
+        <w:spacing w:before="1" w:line="312" w:lineRule="auto"/>
         <w:ind w:left="142"/>
+        <w:rPr>
+          <w:b/>
+        </w:rPr>
       </w:pPr>
       <w:r>
         <w:rPr>
-          <w:b/>
-        </w:rPr>
-        <w:t>Keywords: </w:t>
-      </w:r>
-      <w:r>
-        <w:rPr/>
-        <w:t>Hallucination</w:t>
-      </w:r>
-      <w:r>
-        <w:rPr>
-          <w:spacing w:val="-11"/>
-        </w:rPr>
-        <w:t> </w:t>
-      </w:r>
-      <w:r>
-        <w:rPr/>
-        <w:t>Detection;</w:t>
-      </w:r>
-      <w:r>
-        <w:rPr>
-          <w:spacing w:val="-10"/>
-        </w:rPr>
-        <w:t> </w:t>
-      </w:r>
-      <w:r>
-        <w:rPr/>
-        <w:t>Large</w:t>
-      </w:r>
-      <w:r>
-        <w:rPr>
-          <w:spacing w:val="-11"/>
-        </w:rPr>
-        <w:t> </w:t>
-      </w:r>
-      <w:r>
-        <w:rPr/>
-        <w:t>Language</w:t>
-      </w:r>
-      <w:r>
-        <w:rPr>
-          <w:spacing w:val="-11"/>
-        </w:rPr>
-        <w:t> </w:t>
-      </w:r>
-      <w:r>
-        <w:rPr/>
-        <w:t>Models;</w:t>
-      </w:r>
-      <w:r>
-        <w:rPr>
-          <w:spacing w:val="-10"/>
-        </w:rPr>
-        <w:t> </w:t>
-      </w:r>
-      <w:r>
-        <w:rPr/>
-        <w:t>Uncertainty</w:t>
-      </w:r>
-      <w:r>
-        <w:rPr>
-          <w:spacing w:val="-11"/>
-        </w:rPr>
-        <w:t> </w:t>
-      </w:r>
-      <w:r>
-        <w:rPr/>
-        <w:t>Quantification;</w:t>
-      </w:r>
-      <w:r>
-        <w:rPr>
-          <w:spacing w:val="-10"/>
-        </w:rPr>
-        <w:t> </w:t>
-      </w:r>
-      <w:r>
-        <w:rPr/>
-        <w:t>Explainable</w:t>
-      </w:r>
-      <w:r>
-        <w:rPr>
-          <w:spacing w:val="-11"/>
-        </w:rPr>
-        <w:t> </w:t>
-      </w:r>
-      <w:r>
-        <w:rPr/>
-        <w:t>AI;</w:t>
-      </w:r>
-      <w:r>
-        <w:rPr>
-          <w:spacing w:val="-11"/>
-        </w:rPr>
-        <w:t> </w:t>
-      </w:r>
-      <w:r>
-        <w:rPr/>
-        <w:t>Trust- worthy AI; Survey; Literature Review</w:t>
+          <w:color w:val="000000" w:themeColor="text1"/>
+        </w:rPr>
+        <w:t>Large Language Models (LLMs) have demonstrated a set of capabilities in natural language processing that has never been seen before, but their usage in safety-sensitive areas remains fundamentally and irrevocably hindered as in the phenomenon of hallucination, the creation of factually inaccurate but fluent text. An ever-increasing range of literature has been generated to combat this difficulty by diversity and complementary methods, such as internal state evaluation, uncertainty quantification, attention-based monitor-ing, detection of distribution shift, retrieval-augmented generative generation, reinforcement learning-based calibration, and human- centered explainability. Nonetheless the directions of research developed have to a considerable extent remained largely one-dimensional with little cross-pollination of thought and no single point of view on how they can contribute to each other. The paper is a loose survey of twenty current and impactful sources on hallucinations detection, mitigation, and trustworthiness in LLMs. We build a respectable amount of literature into a structured taxonomy on themes of pillars- six based on internal state mean detection, (1) uncertainty quantification and entropy- based detectors, (2) attention-based detectors (here) and (1) evaluationand benchmarking, (2) mitigationthroughcalibrationand retrieval augmentation, and (3) explainability and human trust. On a pillar-by-pillar basis, we examine both fundamental methodologies and major contributions and limitations. We also compare and contrast among the methods and uncover essential gaps in research such as signal isolation, detection-mitigation disconnection, and lack of trust cali- bration, which are yet to be subdued. Lastly, we present TRUEGUARD, a theoretical model of integrating multi- signal hallucination detection with user-friendly explainable technology and closed-loop correction, and give the prospects of future promising research on the way towards truly trustworthy use of LLM.</w:t>
       </w:r>
     </w:p>
     <w:p>
       <w:pPr>
         <w:pStyle w:val="BodyText"/>
-        <w:spacing w:after="0" w:line="312" w:lineRule="auto"/>
+        <w:spacing w:before="1" w:line="312" w:lineRule="auto"/>
+        <w:ind w:left="142"/>
+      </w:pPr>
+      <w:r>
+        <w:rPr>
+          <w:b/>
+        </w:rPr>
+        <w:t xml:space="preserve">Keywords: </w:t>
+      </w:r>
+      <w:r>
+        <w:t>Hallucination</w:t>
+      </w:r>
+      <w:r>
+        <w:rPr>
+          <w:spacing w:val="-11"/>
+        </w:rPr>
+        <w:t xml:space="preserve"> </w:t>
+      </w:r>
+      <w:r>
+        <w:t>Detection;</w:t>
+      </w:r>
+      <w:r>
+        <w:rPr>
+          <w:spacing w:val="-10"/>
+        </w:rPr>
+        <w:t xml:space="preserve"> </w:t>
+      </w:r>
+      <w:r>
+        <w:t>Large</w:t>
+      </w:r>
+      <w:r>
+        <w:rPr>
+          <w:spacing w:val="-11"/>
+        </w:rPr>
+        <w:t xml:space="preserve"> </w:t>
+      </w:r>
+      <w:r>
+        <w:t>Language</w:t>
+      </w:r>
+      <w:r>
+        <w:rPr>
+          <w:spacing w:val="-11"/>
+        </w:rPr>
+        <w:t xml:space="preserve"> </w:t>
+      </w:r>
+      <w:r>
+        <w:t>Models;</w:t>
+      </w:r>
+      <w:r>
+        <w:rPr>
+          <w:spacing w:val="-10"/>
+        </w:rPr>
+        <w:t xml:space="preserve"> </w:t>
+      </w:r>
+      <w:r>
+        <w:t>Uncertainty</w:t>
+      </w:r>
+      <w:r>
+        <w:rPr>
+          <w:spacing w:val="-11"/>
+        </w:rPr>
+        <w:t xml:space="preserve"> </w:t>
+      </w:r>
+      <w:r>
+        <w:t>Quantification;</w:t>
+      </w:r>
+      <w:r>
+        <w:rPr>
+          <w:spacing w:val="-10"/>
+        </w:rPr>
+        <w:t xml:space="preserve"> </w:t>
+      </w:r>
+      <w:r>
+        <w:t>Explainable</w:t>
+      </w:r>
+      <w:r>
+        <w:rPr>
+          <w:spacing w:val="-11"/>
+        </w:rPr>
+        <w:t xml:space="preserve"> </w:t>
+      </w:r>
+      <w:r>
+        <w:t>AI;</w:t>
+      </w:r>
+      <w:r>
+        <w:rPr>
+          <w:spacing w:val="-11"/>
+        </w:rPr>
+        <w:t xml:space="preserve"> </w:t>
+      </w:r>
+      <w:r>
+        <w:t>Trust- worthy AI; Survey; Literature Review</w:t>
+      </w:r>
+    </w:p>
+    <w:p>
+      <w:pPr>
+        <w:pStyle w:val="BodyText"/>
+        <w:spacing w:line="312" w:lineRule="auto"/>
         <w:sectPr>
-          <w:footerReference w:type="default" r:id="rId5"/>
+          <w:footerReference w:type="default" r:id="rId8"/>
           <w:type w:val="continuous"/>
           <w:pgSz w:w="11910" w:h="16840"/>
-          <w:pgMar w:header="0" w:footer="804" w:top="1920" w:bottom="1000" w:left="1275" w:right="1275"/>
+          <w:pgMar w:top="1920" w:right="1275" w:bottom="1000" w:left="1275" w:header="0" w:footer="804" w:gutter="0"/>
           <w:pgNumType w:start="1"/>
+          <w:cols w:space="720"/>
         </w:sectPr>
       </w:pPr>
     </w:p>
@@ -478,26 +502,20 @@
         <w:pStyle w:val="Heading1"/>
         <w:numPr>
           <w:ilvl w:val="0"/>
-          <w:numId w:val="1"/>
+          <w:numId w:val="2"/>
         </w:numPr>
         <w:tabs>
-          <w:tab w:pos="572" w:val="left" w:leader="none"/>
+          <w:tab w:val="left" w:pos="572"/>
         </w:tabs>
-        <w:spacing w:line="240" w:lineRule="auto" w:before="97" w:after="0"/>
-        <w:ind w:left="572" w:right="0" w:hanging="430"/>
-        <w:jc w:val="left"/>
+        <w:ind w:hanging="430"/>
       </w:pPr>
-      <w:bookmarkStart w:name="Introduction" w:id="1"/>
-      <w:bookmarkEnd w:id="1"/>
-      <w:r>
-        <w:rPr>
-          <w:b w:val="0"/>
-        </w:rPr>
-      </w:r>
+      <w:bookmarkStart w:id="0" w:name="Introduction"/>
+      <w:bookmarkEnd w:id="0"/>
       <w:r>
         <w:rPr>
           <w:spacing w:val="-2"/>
         </w:rPr>
+        <w:lastRenderedPageBreak/>
         <w:t>Introduction</w:t>
       </w:r>
     </w:p>
@@ -512,11 +530,12 @@
       <w:r>
         <w:rPr>
           <w:b/>
+          <w:noProof/>
         </w:rPr>
         <mc:AlternateContent>
           <mc:Choice Requires="wps">
             <w:drawing>
-              <wp:anchor distT="0" distB="0" distL="0" distR="0" allowOverlap="1" layoutInCell="1" locked="0" behindDoc="1" simplePos="0" relativeHeight="487587840">
+              <wp:anchor distT="0" distB="0" distL="0" distR="0" simplePos="0" relativeHeight="487587840" behindDoc="1" locked="0" layoutInCell="1" allowOverlap="1">
                 <wp:simplePos x="0" y="0"/>
                 <wp:positionH relativeFrom="page">
                   <wp:posOffset>1334516</wp:posOffset>
@@ -529,13 +548,14 @@
                 <wp:wrapTopAndBottom/>
                 <wp:docPr id="2" name="Textbox 2"/>
                 <wp:cNvGraphicFramePr>
-                  <a:graphicFrameLocks/>
+                  <a:graphicFrameLocks xmlns:a="http://schemas.openxmlformats.org/drawingml/2006/main"/>
                 </wp:cNvGraphicFramePr>
-                <a:graphic>
+                <a:graphic xmlns:a="http://schemas.openxmlformats.org/drawingml/2006/main">
                   <a:graphicData uri="http://schemas.microsoft.com/office/word/2010/wordprocessingShape">
                     <wps:wsp>
-                      <wps:cNvPr id="2" name="Textbox 2"/>
-                      <wps:cNvSpPr txBox="1"/>
+                      <wps:cNvSpPr txBox="1">
+                        <a:spLocks/>
+                      </wps:cNvSpPr>
                       <wps:spPr>
                         <a:xfrm>
                           <a:off x="0" y="0"/>
@@ -708,7 +728,12 @@
           </mc:Choice>
           <mc:Fallback>
             <w:pict>
-              <v:shape style="position:absolute;margin-left:105.080002pt;margin-top:20.624367pt;width:385.15pt;height:385.25pt;mso-position-horizontal-relative:page;mso-position-vertical-relative:paragraph;z-index:-15728640;mso-wrap-distance-left:0;mso-wrap-distance-right:0" type="#_x0000_t202" id="docshape2" filled="false" stroked="true" strokeweight=".398pt" strokecolor="#000000">
+              <v:shapetype id="_x0000_t202" coordsize="21600,21600" o:spt="202" path="m,l,21600r21600,l21600,xe">
+                <v:stroke joinstyle="miter"/>
+                <v:path gradientshapeok="t" o:connecttype="rect"/>
+              </v:shapetype>
+              <v:shape id="Textbox 2" o:spid="_x0000_s1026" type="#_x0000_t202" style="position:absolute;margin-left:105.1pt;margin-top:20.6pt;width:385.15pt;height:385.25pt;z-index:-15728640;visibility:visible;mso-wrap-style:square;mso-wrap-distance-left:0;mso-wrap-distance-top:0;mso-wrap-distance-right:0;mso-wrap-distance-bottom:0;mso-position-horizontal:absolute;mso-position-horizontal-relative:page;mso-position-vertical:absolute;mso-position-vertical-relative:text;v-text-anchor:top" o:gfxdata="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" filled="f" strokeweight=".14039mm">
+                <v:path arrowok="t"/>
                 <v:textbox inset="0,0,0,0">
                   <w:txbxContent>
                     <w:p>
@@ -855,8 +880,7 @@
                     </w:p>
                   </w:txbxContent>
                 </v:textbox>
-                <v:stroke dashstyle="solid"/>
-                <w10:wrap type="topAndBottom"/>
+                <w10:wrap type="topAndBottom" anchorx="page"/>
               </v:shape>
             </w:pict>
           </mc:Fallback>
@@ -866,122 +890,110 @@
     <w:p>
       <w:pPr>
         <w:pStyle w:val="BodyText"/>
-        <w:spacing w:line="249" w:lineRule="auto" w:before="184"/>
+        <w:spacing w:before="184" w:line="249" w:lineRule="auto"/>
         <w:ind w:left="142" w:right="140"/>
         <w:jc w:val="both"/>
       </w:pPr>
       <w:r>
-        <w:rPr/>
         <w:t>Figure</w:t>
       </w:r>
       <w:r>
         <w:rPr>
           <w:spacing w:val="-13"/>
         </w:rPr>
-        <w:t> </w:t>
-      </w:r>
-      <w:r>
-        <w:rPr/>
+        <w:t xml:space="preserve"> </w:t>
+      </w:r>
+      <w:r>
         <w:t>1: Intrinsic</w:t>
       </w:r>
       <w:r>
         <w:rPr>
           <w:spacing w:val="-13"/>
         </w:rPr>
-        <w:t> </w:t>
-      </w:r>
-      <w:r>
-        <w:rPr/>
+        <w:t xml:space="preserve"> </w:t>
+      </w:r>
+      <w:r>
         <w:t>vs.</w:t>
       </w:r>
       <w:r>
         <w:rPr>
           <w:spacing w:val="-12"/>
         </w:rPr>
-        <w:t> </w:t>
-      </w:r>
-      <w:r>
-        <w:rPr/>
+        <w:t xml:space="preserve"> </w:t>
+      </w:r>
+      <w:r>
         <w:t>extrinsic</w:t>
       </w:r>
       <w:r>
         <w:rPr>
           <w:spacing w:val="-13"/>
         </w:rPr>
-        <w:t> </w:t>
-      </w:r>
-      <w:r>
-        <w:rPr/>
+        <w:t xml:space="preserve"> </w:t>
+      </w:r>
+      <w:r>
         <w:t>hallucination</w:t>
       </w:r>
       <w:r>
         <w:rPr>
           <w:spacing w:val="-12"/>
         </w:rPr>
-        <w:t> </w:t>
-      </w:r>
-      <w:r>
-        <w:rPr/>
+        <w:t xml:space="preserve"> </w:t>
+      </w:r>
+      <w:r>
         <w:t>detection: Semantic</w:t>
       </w:r>
       <w:r>
         <w:rPr>
           <w:spacing w:val="-13"/>
         </w:rPr>
-        <w:t> </w:t>
-      </w:r>
-      <w:r>
-        <w:rPr/>
+        <w:t xml:space="preserve"> </w:t>
+      </w:r>
+      <w:r>
         <w:t>Entropy</w:t>
       </w:r>
       <w:r>
         <w:rPr>
           <w:spacing w:val="-12"/>
         </w:rPr>
-        <w:t> </w:t>
-      </w:r>
-      <w:r>
-        <w:rPr/>
+        <w:t xml:space="preserve"> </w:t>
+      </w:r>
+      <w:r>
         <w:t>excels</w:t>
       </w:r>
       <w:r>
         <w:rPr>
           <w:spacing w:val="-13"/>
         </w:rPr>
-        <w:t> </w:t>
-      </w:r>
-      <w:r>
-        <w:rPr/>
+        <w:t xml:space="preserve"> </w:t>
+      </w:r>
+      <w:r>
         <w:t>at</w:t>
       </w:r>
       <w:r>
         <w:rPr>
           <w:spacing w:val="-12"/>
         </w:rPr>
-        <w:t> </w:t>
-      </w:r>
-      <w:r>
-        <w:rPr/>
+        <w:t xml:space="preserve"> </w:t>
+      </w:r>
+      <w:r>
         <w:t>extrinsic</w:t>
       </w:r>
       <w:r>
         <w:rPr>
           <w:spacing w:val="-13"/>
         </w:rPr>
-        <w:t> </w:t>
-      </w:r>
-      <w:r>
-        <w:rPr/>
+        <w:t xml:space="preserve"> </w:t>
+      </w:r>
+      <w:r>
         <w:t>hallucinations</w:t>
       </w:r>
       <w:r>
         <w:rPr>
           <w:spacing w:val="-12"/>
         </w:rPr>
-        <w:t> </w:t>
-      </w:r>
-      <w:r>
-        <w:rPr/>
+        <w:t xml:space="preserve"> </w:t>
+      </w:r>
+      <w:r>
         <w:t>(89.3% AUROC) while Attention Aggregation excels at intrinsic hallucinations (84.5% AUROC), demonstrating signal complementarity (Source: Paper 9).</w:t>
       </w:r>
     </w:p>
@@ -1045,10 +1057,10 @@
     <w:p>
       <w:pPr>
         <w:pStyle w:val="BodyText"/>
-        <w:spacing w:after="0"/>
         <w:sectPr>
           <w:pgSz w:w="11910" w:h="16840"/>
-          <w:pgMar w:header="0" w:footer="804" w:top="1240" w:bottom="1000" w:left="1275" w:right="1275"/>
+          <w:pgMar w:top="1240" w:right="1275" w:bottom="1000" w:left="1275" w:header="0" w:footer="804" w:gutter="0"/>
+          <w:cols w:space="720"/>
         </w:sectPr>
       </w:pPr>
     </w:p>
@@ -1057,51 +1069,42 @@
         <w:pStyle w:val="Heading1"/>
         <w:numPr>
           <w:ilvl w:val="0"/>
-          <w:numId w:val="1"/>
+          <w:numId w:val="2"/>
         </w:numPr>
         <w:tabs>
-          <w:tab w:pos="572" w:val="left" w:leader="none"/>
+          <w:tab w:val="left" w:pos="572"/>
         </w:tabs>
-        <w:spacing w:line="240" w:lineRule="auto" w:before="97" w:after="0"/>
-        <w:ind w:left="572" w:right="0" w:hanging="430"/>
-        <w:jc w:val="left"/>
+        <w:ind w:hanging="430"/>
       </w:pPr>
-      <w:bookmarkStart w:name="Taxonomy and Literature Review" w:id="2"/>
-      <w:bookmarkEnd w:id="2"/>
-      <w:r>
-        <w:rPr>
-          <w:b w:val="0"/>
-        </w:rPr>
-      </w:r>
-      <w:r>
-        <w:rPr/>
+      <w:bookmarkStart w:id="1" w:name="Taxonomy_and_Literature_Review"/>
+      <w:bookmarkEnd w:id="1"/>
+      <w:r>
+        <w:lastRenderedPageBreak/>
         <w:t>Taxonomy</w:t>
       </w:r>
       <w:r>
         <w:rPr>
           <w:spacing w:val="9"/>
         </w:rPr>
-        <w:t> </w:t>
-      </w:r>
-      <w:r>
-        <w:rPr/>
+        <w:t xml:space="preserve"> </w:t>
+      </w:r>
+      <w:r>
         <w:t>and</w:t>
       </w:r>
       <w:r>
         <w:rPr>
           <w:spacing w:val="10"/>
         </w:rPr>
-        <w:t> </w:t>
-      </w:r>
-      <w:r>
-        <w:rPr/>
+        <w:t xml:space="preserve"> </w:t>
+      </w:r>
+      <w:r>
         <w:t>Literature</w:t>
       </w:r>
       <w:r>
         <w:rPr>
           <w:spacing w:val="10"/>
         </w:rPr>
-        <w:t> </w:t>
+        <w:t xml:space="preserve"> </w:t>
       </w:r>
       <w:r>
         <w:rPr>
@@ -1115,61 +1118,50 @@
         <w:pStyle w:val="Heading2"/>
         <w:numPr>
           <w:ilvl w:val="1"/>
-          <w:numId w:val="1"/>
+          <w:numId w:val="2"/>
         </w:numPr>
         <w:tabs>
-          <w:tab w:pos="680" w:val="left" w:leader="none"/>
+          <w:tab w:val="left" w:pos="680"/>
         </w:tabs>
-        <w:spacing w:line="240" w:lineRule="auto" w:before="270" w:after="0"/>
-        <w:ind w:left="680" w:right="0" w:hanging="538"/>
-        <w:jc w:val="left"/>
+        <w:spacing w:before="270"/>
       </w:pPr>
-      <w:bookmarkStart w:name="Pillar 1: Internal State-Based Detection" w:id="3"/>
-      <w:bookmarkEnd w:id="3"/>
-      <w:r>
-        <w:rPr>
-          <w:b w:val="0"/>
-        </w:rPr>
-      </w:r>
-      <w:r>
-        <w:rPr/>
+      <w:bookmarkStart w:id="2" w:name="Pillar_1:_Internal_State-Based_Detection"/>
+      <w:bookmarkEnd w:id="2"/>
+      <w:r>
         <w:t>Pillar</w:t>
       </w:r>
       <w:r>
         <w:rPr>
           <w:spacing w:val="-9"/>
         </w:rPr>
-        <w:t> </w:t>
-      </w:r>
-      <w:r>
-        <w:rPr/>
+        <w:t xml:space="preserve"> </w:t>
+      </w:r>
+      <w:r>
         <w:t>1:</w:t>
       </w:r>
       <w:r>
         <w:rPr>
           <w:spacing w:val="4"/>
         </w:rPr>
-        <w:t> </w:t>
-      </w:r>
-      <w:r>
-        <w:rPr/>
+        <w:t xml:space="preserve"> </w:t>
+      </w:r>
+      <w:r>
         <w:t>Internal</w:t>
       </w:r>
       <w:r>
         <w:rPr>
           <w:spacing w:val="-8"/>
         </w:rPr>
-        <w:t> </w:t>
-      </w:r>
-      <w:r>
-        <w:rPr/>
+        <w:t xml:space="preserve"> </w:t>
+      </w:r>
+      <w:r>
         <w:t>State-Based</w:t>
       </w:r>
       <w:r>
         <w:rPr>
           <w:spacing w:val="-9"/>
         </w:rPr>
-        <w:t> </w:t>
+        <w:t xml:space="preserve"> </w:t>
       </w:r>
       <w:r>
         <w:rPr>
@@ -1183,24 +1175,20 @@
         <w:pStyle w:val="ListParagraph"/>
         <w:numPr>
           <w:ilvl w:val="1"/>
-          <w:numId w:val="1"/>
+          <w:numId w:val="2"/>
         </w:numPr>
         <w:tabs>
-          <w:tab w:pos="680" w:val="left" w:leader="none"/>
+          <w:tab w:val="left" w:pos="680"/>
         </w:tabs>
-        <w:spacing w:line="240" w:lineRule="auto" w:before="208" w:after="0"/>
-        <w:ind w:left="680" w:right="0" w:hanging="538"/>
-        <w:jc w:val="left"/>
+        <w:spacing w:before="208"/>
+        <w:ind w:right="0"/>
         <w:rPr>
           <w:b/>
           <w:sz w:val="24"/>
         </w:rPr>
       </w:pPr>
-      <w:bookmarkStart w:name="Pillar 2: Uncertainty Quantification and" w:id="4"/>
-      <w:bookmarkEnd w:id="4"/>
-      <w:r>
-        <w:rPr/>
-      </w:r>
+      <w:bookmarkStart w:id="3" w:name="Pillar_2:_Uncertainty_Quantification_and"/>
+      <w:bookmarkEnd w:id="3"/>
       <w:r>
         <w:rPr>
           <w:b/>
@@ -1214,7 +1202,7 @@
           <w:spacing w:val="-13"/>
           <w:sz w:val="24"/>
         </w:rPr>
-        <w:t> </w:t>
+        <w:t xml:space="preserve"> </w:t>
       </w:r>
       <w:r>
         <w:rPr>
@@ -1229,7 +1217,7 @@
           <w:spacing w:val="-1"/>
           <w:sz w:val="24"/>
         </w:rPr>
-        <w:t> </w:t>
+        <w:t xml:space="preserve"> </w:t>
       </w:r>
       <w:r>
         <w:rPr>
@@ -1244,7 +1232,7 @@
           <w:spacing w:val="-13"/>
           <w:sz w:val="24"/>
         </w:rPr>
-        <w:t> </w:t>
+        <w:t xml:space="preserve"> </w:t>
       </w:r>
       <w:r>
         <w:rPr>
@@ -1259,7 +1247,7 @@
           <w:spacing w:val="-13"/>
           <w:sz w:val="24"/>
         </w:rPr>
-        <w:t> </w:t>
+        <w:t xml:space="preserve"> </w:t>
       </w:r>
       <w:r>
         <w:rPr>
@@ -1274,7 +1262,7 @@
           <w:spacing w:val="-13"/>
           <w:sz w:val="24"/>
         </w:rPr>
-        <w:t> </w:t>
+        <w:t xml:space="preserve"> </w:t>
       </w:r>
       <w:r>
         <w:rPr>
@@ -1289,7 +1277,7 @@
           <w:spacing w:val="-13"/>
           <w:sz w:val="24"/>
         </w:rPr>
-        <w:t> </w:t>
+        <w:t xml:space="preserve"> </w:t>
       </w:r>
       <w:r>
         <w:rPr>
@@ -1311,11 +1299,12 @@
       <w:r>
         <w:rPr>
           <w:b/>
+          <w:noProof/>
         </w:rPr>
         <mc:AlternateContent>
           <mc:Choice Requires="wps">
             <w:drawing>
-              <wp:anchor distT="0" distB="0" distL="0" distR="0" allowOverlap="1" layoutInCell="1" locked="0" behindDoc="1" simplePos="0" relativeHeight="487588352">
+              <wp:anchor distT="0" distB="0" distL="0" distR="0" simplePos="0" relativeHeight="487588352" behindDoc="1" locked="0" layoutInCell="1" allowOverlap="1">
                 <wp:simplePos x="0" y="0"/>
                 <wp:positionH relativeFrom="page">
                   <wp:posOffset>1334516</wp:posOffset>
@@ -1328,13 +1317,14 @@
                 <wp:wrapTopAndBottom/>
                 <wp:docPr id="3" name="Textbox 3"/>
                 <wp:cNvGraphicFramePr>
-                  <a:graphicFrameLocks/>
+                  <a:graphicFrameLocks xmlns:a="http://schemas.openxmlformats.org/drawingml/2006/main"/>
                 </wp:cNvGraphicFramePr>
-                <a:graphic>
+                <a:graphic xmlns:a="http://schemas.openxmlformats.org/drawingml/2006/main">
                   <a:graphicData uri="http://schemas.microsoft.com/office/word/2010/wordprocessingShape">
                     <wps:wsp>
-                      <wps:cNvPr id="3" name="Textbox 3"/>
-                      <wps:cNvSpPr txBox="1"/>
+                      <wps:cNvSpPr txBox="1">
+                        <a:spLocks/>
+                      </wps:cNvSpPr>
                       <wps:spPr>
                         <a:xfrm>
                           <a:off x="0" y="0"/>
@@ -1507,7 +1497,8 @@
           </mc:Choice>
           <mc:Fallback>
             <w:pict>
-              <v:shape style="position:absolute;margin-left:105.080002pt;margin-top:19.70071pt;width:385.15pt;height:385.25pt;mso-position-horizontal-relative:page;mso-position-vertical-relative:paragraph;z-index:-15728128;mso-wrap-distance-left:0;mso-wrap-distance-right:0" type="#_x0000_t202" id="docshape3" filled="false" stroked="true" strokeweight=".398pt" strokecolor="#000000">
+              <v:shape id="Textbox 3" o:spid="_x0000_s1027" type="#_x0000_t202" style="position:absolute;margin-left:105.1pt;margin-top:19.7pt;width:385.15pt;height:385.25pt;z-index:-15728128;visibility:visible;mso-wrap-style:square;mso-wrap-distance-left:0;mso-wrap-distance-top:0;mso-wrap-distance-right:0;mso-wrap-distance-bottom:0;mso-position-horizontal:absolute;mso-position-horizontal-relative:page;mso-position-vertical:absolute;mso-position-vertical-relative:text;v-text-anchor:top" o:gfxdata="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" filled="f" strokeweight=".14039mm">
+                <v:path arrowok="t"/>
                 <v:textbox inset="0,0,0,0">
                   <w:txbxContent>
                     <w:p>
@@ -1654,8 +1645,7 @@
                     </w:p>
                   </w:txbxContent>
                 </v:textbox>
-                <v:stroke dashstyle="solid"/>
-                <w10:wrap type="topAndBottom"/>
+                <w10:wrap type="topAndBottom" anchorx="page"/>
               </v:shape>
             </w:pict>
           </mc:Fallback>
@@ -1665,151 +1655,136 @@
     <w:p>
       <w:pPr>
         <w:pStyle w:val="BodyText"/>
-        <w:spacing w:line="235" w:lineRule="auto" w:before="187"/>
+        <w:spacing w:before="187" w:line="235" w:lineRule="auto"/>
         <w:ind w:left="142"/>
       </w:pPr>
       <w:r>
-        <w:rPr/>
         <w:t>Figure</w:t>
       </w:r>
       <w:r>
         <w:rPr>
           <w:spacing w:val="-1"/>
         </w:rPr>
-        <w:t> </w:t>
-      </w:r>
-      <w:r>
-        <w:rPr/>
+        <w:t xml:space="preserve"> </w:t>
+      </w:r>
+      <w:r>
         <w:t>2: SEP</w:t>
       </w:r>
       <w:r>
         <w:rPr>
           <w:spacing w:val="-1"/>
         </w:rPr>
-        <w:t> </w:t>
-      </w:r>
-      <w:r>
-        <w:rPr/>
+        <w:t xml:space="preserve"> </w:t>
+      </w:r>
+      <w:r>
         <w:t>vs.</w:t>
       </w:r>
       <w:r>
         <w:rPr>
           <w:spacing w:val="-1"/>
         </w:rPr>
-        <w:t> </w:t>
-      </w:r>
-      <w:r>
-        <w:rPr/>
+        <w:t xml:space="preserve"> </w:t>
+      </w:r>
+      <w:r>
         <w:t>Semantic</w:t>
       </w:r>
       <w:r>
         <w:rPr>
           <w:spacing w:val="-1"/>
         </w:rPr>
-        <w:t> </w:t>
-      </w:r>
-      <w:r>
-        <w:rPr/>
+        <w:t xml:space="preserve"> </w:t>
+      </w:r>
+      <w:r>
         <w:t>Entropy</w:t>
       </w:r>
       <w:r>
         <w:rPr>
           <w:spacing w:val="-1"/>
         </w:rPr>
-        <w:t> </w:t>
-      </w:r>
-      <w:r>
-        <w:rPr/>
+        <w:t xml:space="preserve"> </w:t>
+      </w:r>
+      <w:r>
         <w:t>—</w:t>
       </w:r>
       <w:r>
         <w:rPr>
           <w:spacing w:val="-1"/>
         </w:rPr>
-        <w:t> </w:t>
-      </w:r>
-      <w:r>
-        <w:rPr/>
+        <w:t xml:space="preserve"> </w:t>
+      </w:r>
+      <w:r>
         <w:t>Per-Model</w:t>
       </w:r>
       <w:r>
         <w:rPr>
           <w:spacing w:val="-1"/>
         </w:rPr>
-        <w:t> </w:t>
-      </w:r>
-      <w:r>
-        <w:rPr/>
+        <w:t xml:space="preserve"> </w:t>
+      </w:r>
+      <w:r>
         <w:t>AUROC</w:t>
       </w:r>
       <w:r>
         <w:rPr>
           <w:spacing w:val="-1"/>
         </w:rPr>
-        <w:t> </w:t>
-      </w:r>
-      <w:r>
-        <w:rPr/>
+        <w:t xml:space="preserve"> </w:t>
+      </w:r>
+      <w:r>
         <w:t>comparison</w:t>
       </w:r>
       <w:r>
         <w:rPr>
           <w:spacing w:val="-1"/>
         </w:rPr>
-        <w:t> </w:t>
-      </w:r>
-      <w:r>
-        <w:rPr/>
+        <w:t xml:space="preserve"> </w:t>
+      </w:r>
+      <w:r>
         <w:t>across</w:t>
       </w:r>
       <w:r>
         <w:rPr>
           <w:spacing w:val="-1"/>
         </w:rPr>
-        <w:t> </w:t>
-      </w:r>
-      <w:r>
-        <w:rPr/>
+        <w:t xml:space="preserve"> </w:t>
+      </w:r>
+      <w:r>
         <w:t>four</w:t>
       </w:r>
       <w:r>
         <w:rPr>
           <w:spacing w:val="-1"/>
         </w:rPr>
-        <w:t> </w:t>
-      </w:r>
-      <w:r>
-        <w:rPr/>
+        <w:t xml:space="preserve"> </w:t>
+      </w:r>
+      <w:r>
         <w:t>LLMs.</w:t>
       </w:r>
       <w:r>
         <w:rPr>
           <w:spacing w:val="21"/>
         </w:rPr>
-        <w:t> </w:t>
-      </w:r>
-      <w:r>
-        <w:rPr/>
+        <w:t xml:space="preserve"> </w:t>
+      </w:r>
+      <w:r>
         <w:t>SEP</w:t>
       </w:r>
       <w:r>
         <w:rPr>
           <w:spacing w:val="-1"/>
         </w:rPr>
-        <w:t> </w:t>
-      </w:r>
-      <w:r>
-        <w:rPr/>
+        <w:t xml:space="preserve"> </w:t>
+      </w:r>
+      <w:r>
         <w:t>achieves</w:t>
       </w:r>
       <w:r>
         <w:rPr>
           <w:spacing w:val="-1"/>
         </w:rPr>
-        <w:t> </w:t>
-      </w:r>
-      <w:r>
-        <w:rPr/>
+        <w:t xml:space="preserve"> </w:t>
+      </w:r>
+      <w:r>
         <w:t>higher AUROC at 8</w:t>
       </w:r>
       <w:r>
@@ -1825,20 +1800,20 @@
           <w:i/>
           <w:spacing w:val="-8"/>
         </w:rPr>
-        <w:t> </w:t>
-      </w:r>
-      <w:r>
-        <w:rPr/>
+        <w:t xml:space="preserve"> </w:t>
+      </w:r>
+      <w:r>
         <w:t>lower computational cost (Source: Paper 14).</w:t>
       </w:r>
     </w:p>
     <w:p>
       <w:pPr>
         <w:pStyle w:val="BodyText"/>
-        <w:spacing w:after="0" w:line="235" w:lineRule="auto"/>
+        <w:spacing w:line="235" w:lineRule="auto"/>
         <w:sectPr>
           <w:pgSz w:w="11910" w:h="16840"/>
-          <w:pgMar w:header="0" w:footer="804" w:top="1240" w:bottom="1000" w:left="1275" w:right="1275"/>
+          <w:pgMar w:top="1240" w:right="1275" w:bottom="1000" w:left="1275" w:header="0" w:footer="804" w:gutter="0"/>
+          <w:cols w:space="720"/>
         </w:sectPr>
       </w:pPr>
     </w:p>
@@ -1847,51 +1822,41 @@
         <w:pStyle w:val="Heading2"/>
         <w:numPr>
           <w:ilvl w:val="1"/>
-          <w:numId w:val="1"/>
+          <w:numId w:val="2"/>
         </w:numPr>
         <w:tabs>
-          <w:tab w:pos="680" w:val="left" w:leader="none"/>
+          <w:tab w:val="left" w:pos="680"/>
         </w:tabs>
-        <w:spacing w:line="240" w:lineRule="auto" w:before="94" w:after="0"/>
-        <w:ind w:left="680" w:right="0" w:hanging="538"/>
-        <w:jc w:val="left"/>
       </w:pPr>
-      <w:bookmarkStart w:name="Pillar 3: Attention-Based Detection" w:id="5"/>
-      <w:bookmarkEnd w:id="5"/>
-      <w:r>
-        <w:rPr>
-          <w:b w:val="0"/>
-        </w:rPr>
-      </w:r>
-      <w:r>
-        <w:rPr/>
+      <w:bookmarkStart w:id="4" w:name="Pillar_3:_Attention-Based_Detection"/>
+      <w:bookmarkEnd w:id="4"/>
+      <w:r>
+        <w:lastRenderedPageBreak/>
         <w:t>Pillar</w:t>
       </w:r>
       <w:r>
         <w:rPr>
           <w:spacing w:val="-9"/>
         </w:rPr>
-        <w:t> </w:t>
-      </w:r>
-      <w:r>
-        <w:rPr/>
+        <w:t xml:space="preserve"> </w:t>
+      </w:r>
+      <w:r>
         <w:t>3:</w:t>
       </w:r>
       <w:r>
         <w:rPr>
           <w:spacing w:val="5"/>
         </w:rPr>
-        <w:t> </w:t>
-      </w:r>
-      <w:r>
-        <w:rPr/>
+        <w:t xml:space="preserve"> </w:t>
+      </w:r>
+      <w:r>
         <w:t>Attention-Based</w:t>
       </w:r>
       <w:r>
         <w:rPr>
           <w:spacing w:val="-9"/>
         </w:rPr>
-        <w:t> </w:t>
+        <w:t xml:space="preserve"> </w:t>
       </w:r>
       <w:r>
         <w:rPr>
@@ -1911,11 +1876,12 @@
       <w:r>
         <w:rPr>
           <w:b/>
+          <w:noProof/>
         </w:rPr>
         <mc:AlternateContent>
           <mc:Choice Requires="wps">
             <w:drawing>
-              <wp:anchor distT="0" distB="0" distL="0" distR="0" allowOverlap="1" layoutInCell="1" locked="0" behindDoc="1" simplePos="0" relativeHeight="487588864">
+              <wp:anchor distT="0" distB="0" distL="0" distR="0" simplePos="0" relativeHeight="487588864" behindDoc="1" locked="0" layoutInCell="1" allowOverlap="1">
                 <wp:simplePos x="0" y="0"/>
                 <wp:positionH relativeFrom="page">
                   <wp:posOffset>1334516</wp:posOffset>
@@ -1928,13 +1894,14 @@
                 <wp:wrapTopAndBottom/>
                 <wp:docPr id="4" name="Textbox 4"/>
                 <wp:cNvGraphicFramePr>
-                  <a:graphicFrameLocks/>
+                  <a:graphicFrameLocks xmlns:a="http://schemas.openxmlformats.org/drawingml/2006/main"/>
                 </wp:cNvGraphicFramePr>
-                <a:graphic>
+                <a:graphic xmlns:a="http://schemas.openxmlformats.org/drawingml/2006/main">
                   <a:graphicData uri="http://schemas.microsoft.com/office/word/2010/wordprocessingShape">
                     <wps:wsp>
-                      <wps:cNvPr id="4" name="Textbox 4"/>
-                      <wps:cNvSpPr txBox="1"/>
+                      <wps:cNvSpPr txBox="1">
+                        <a:spLocks/>
+                      </wps:cNvSpPr>
                       <wps:spPr>
                         <a:xfrm>
                           <a:off x="0" y="0"/>
@@ -2107,7 +2074,8 @@
           </mc:Choice>
           <mc:Fallback>
             <w:pict>
-              <v:shape style="position:absolute;margin-left:105.080002pt;margin-top:17.459171pt;width:385.15pt;height:385.25pt;mso-position-horizontal-relative:page;mso-position-vertical-relative:paragraph;z-index:-15727616;mso-wrap-distance-left:0;mso-wrap-distance-right:0" type="#_x0000_t202" id="docshape4" filled="false" stroked="true" strokeweight=".398pt" strokecolor="#000000">
+              <v:shape id="Textbox 4" o:spid="_x0000_s1028" type="#_x0000_t202" style="position:absolute;margin-left:105.1pt;margin-top:17.45pt;width:385.15pt;height:385.25pt;z-index:-15727616;visibility:visible;mso-wrap-style:square;mso-wrap-distance-left:0;mso-wrap-distance-top:0;mso-wrap-distance-right:0;mso-wrap-distance-bottom:0;mso-position-horizontal:absolute;mso-position-horizontal-relative:page;mso-position-vertical:absolute;mso-position-vertical-relative:text;v-text-anchor:top" o:gfxdata="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" filled="f" strokeweight=".14039mm">
+                <v:path arrowok="t"/>
                 <v:textbox inset="0,0,0,0">
                   <w:txbxContent>
                     <w:p>
@@ -2254,8 +2222,7 @@
                     </w:p>
                   </w:txbxContent>
                 </v:textbox>
-                <v:stroke dashstyle="solid"/>
-                <w10:wrap type="topAndBottom"/>
+                <w10:wrap type="topAndBottom" anchorx="page"/>
               </v:shape>
             </w:pict>
           </mc:Fallback>
@@ -2265,46 +2232,40 @@
     <w:p>
       <w:pPr>
         <w:pStyle w:val="BodyText"/>
-        <w:spacing w:line="249" w:lineRule="auto" w:before="169"/>
+        <w:spacing w:before="169" w:line="249" w:lineRule="auto"/>
         <w:ind w:left="142"/>
       </w:pPr>
       <w:r>
-        <w:rPr/>
         <w:t>Figure 3:</w:t>
       </w:r>
       <w:r>
         <w:rPr>
           <w:spacing w:val="35"/>
         </w:rPr>
-        <w:t> </w:t>
-      </w:r>
-      <w:r>
-        <w:rPr/>
-        <w:t>LLM-Check detection variants showing three settings from full white-box (93.4% AUROC) to </w:t>
-      </w:r>
-      <w:r>
-        <w:rPr/>
-        <w:t>450</w:t>
+        <w:t xml:space="preserve"> </w:t>
+      </w:r>
+      <w:r>
+        <w:t>LLM-Check detection variants showing three settings from full white-box (93.4% AUROC) to 450</w:t>
       </w:r>
       <w:r>
         <w:rPr>
           <w:rFonts w:ascii="Verdana" w:hAnsi="Verdana"/>
           <w:i/>
         </w:rPr>
-        <w:t>× </w:t>
-      </w:r>
-      <w:r>
-        <w:rPr/>
+        <w:t xml:space="preserve">× </w:t>
+      </w:r>
+      <w:r>
         <w:t>faster black-box (89.2% AUROC) (Source: Paper 12).</w:t>
       </w:r>
     </w:p>
     <w:p>
       <w:pPr>
         <w:pStyle w:val="BodyText"/>
-        <w:spacing w:after="0" w:line="249" w:lineRule="auto"/>
+        <w:spacing w:line="249" w:lineRule="auto"/>
         <w:sectPr>
           <w:pgSz w:w="11910" w:h="16840"/>
-          <w:pgMar w:header="0" w:footer="804" w:top="1280" w:bottom="1000" w:left="1275" w:right="1275"/>
+          <w:pgMar w:top="1280" w:right="1275" w:bottom="1000" w:left="1275" w:header="0" w:footer="804" w:gutter="0"/>
+          <w:cols w:space="720"/>
         </w:sectPr>
       </w:pPr>
     </w:p>
@@ -2313,61 +2274,50 @@
         <w:pStyle w:val="Heading2"/>
         <w:numPr>
           <w:ilvl w:val="1"/>
-          <w:numId w:val="1"/>
+          <w:numId w:val="2"/>
         </w:numPr>
         <w:tabs>
-          <w:tab w:pos="680" w:val="left" w:leader="none"/>
+          <w:tab w:val="left" w:pos="680"/>
         </w:tabs>
-        <w:spacing w:line="240" w:lineRule="auto" w:before="94" w:after="0"/>
-        <w:ind w:left="680" w:right="0" w:hanging="538"/>
-        <w:jc w:val="left"/>
       </w:pPr>
-      <w:bookmarkStart w:name="Pillar 4: Evaluation and Benchmarking" w:id="6"/>
-      <w:bookmarkEnd w:id="6"/>
-      <w:r>
-        <w:rPr>
-          <w:b w:val="0"/>
-        </w:rPr>
-      </w:r>
-      <w:r>
-        <w:rPr/>
+      <w:bookmarkStart w:id="5" w:name="Pillar_4:_Evaluation_and_Benchmarking"/>
+      <w:bookmarkEnd w:id="5"/>
+      <w:r>
+        <w:lastRenderedPageBreak/>
         <w:t>Pillar</w:t>
       </w:r>
       <w:r>
         <w:rPr>
           <w:spacing w:val="-8"/>
         </w:rPr>
-        <w:t> </w:t>
-      </w:r>
-      <w:r>
-        <w:rPr/>
+        <w:t xml:space="preserve"> </w:t>
+      </w:r>
+      <w:r>
         <w:t>4:</w:t>
       </w:r>
       <w:r>
         <w:rPr>
           <w:spacing w:val="7"/>
         </w:rPr>
-        <w:t> </w:t>
-      </w:r>
-      <w:r>
-        <w:rPr/>
+        <w:t xml:space="preserve"> </w:t>
+      </w:r>
+      <w:r>
         <w:t>Evaluation</w:t>
       </w:r>
       <w:r>
         <w:rPr>
           <w:spacing w:val="-7"/>
         </w:rPr>
-        <w:t> </w:t>
-      </w:r>
-      <w:r>
-        <w:rPr/>
+        <w:t xml:space="preserve"> </w:t>
+      </w:r>
+      <w:r>
         <w:t>and</w:t>
       </w:r>
       <w:r>
         <w:rPr>
           <w:spacing w:val="-7"/>
         </w:rPr>
-        <w:t> </w:t>
+        <w:t xml:space="preserve"> </w:t>
       </w:r>
       <w:r>
         <w:rPr>
@@ -2387,11 +2337,12 @@
       <w:r>
         <w:rPr>
           <w:b/>
+          <w:noProof/>
         </w:rPr>
         <mc:AlternateContent>
           <mc:Choice Requires="wps">
             <w:drawing>
-              <wp:anchor distT="0" distB="0" distL="0" distR="0" allowOverlap="1" layoutInCell="1" locked="0" behindDoc="1" simplePos="0" relativeHeight="487589376">
+              <wp:anchor distT="0" distB="0" distL="0" distR="0" simplePos="0" relativeHeight="487589376" behindDoc="1" locked="0" layoutInCell="1" allowOverlap="1">
                 <wp:simplePos x="0" y="0"/>
                 <wp:positionH relativeFrom="page">
                   <wp:posOffset>1334516</wp:posOffset>
@@ -2404,13 +2355,14 @@
                 <wp:wrapTopAndBottom/>
                 <wp:docPr id="5" name="Textbox 5"/>
                 <wp:cNvGraphicFramePr>
-                  <a:graphicFrameLocks/>
+                  <a:graphicFrameLocks xmlns:a="http://schemas.openxmlformats.org/drawingml/2006/main"/>
                 </wp:cNvGraphicFramePr>
-                <a:graphic>
+                <a:graphic xmlns:a="http://schemas.openxmlformats.org/drawingml/2006/main">
                   <a:graphicData uri="http://schemas.microsoft.com/office/word/2010/wordprocessingShape">
                     <wps:wsp>
-                      <wps:cNvPr id="5" name="Textbox 5"/>
-                      <wps:cNvSpPr txBox="1"/>
+                      <wps:cNvSpPr txBox="1">
+                        <a:spLocks/>
+                      </wps:cNvSpPr>
                       <wps:spPr>
                         <a:xfrm>
                           <a:off x="0" y="0"/>
@@ -2583,7 +2535,8 @@
           </mc:Choice>
           <mc:Fallback>
             <w:pict>
-              <v:shape style="position:absolute;margin-left:105.080002pt;margin-top:19.742172pt;width:385.15pt;height:385.25pt;mso-position-horizontal-relative:page;mso-position-vertical-relative:paragraph;z-index:-15727104;mso-wrap-distance-left:0;mso-wrap-distance-right:0" type="#_x0000_t202" id="docshape5" filled="false" stroked="true" strokeweight=".398pt" strokecolor="#000000">
+              <v:shape id="Textbox 5" o:spid="_x0000_s1029" type="#_x0000_t202" style="position:absolute;margin-left:105.1pt;margin-top:19.75pt;width:385.15pt;height:385.25pt;z-index:-15727104;visibility:visible;mso-wrap-style:square;mso-wrap-distance-left:0;mso-wrap-distance-top:0;mso-wrap-distance-right:0;mso-wrap-distance-bottom:0;mso-position-horizontal:absolute;mso-position-horizontal-relative:page;mso-position-vertical:absolute;mso-position-vertical-relative:text;v-text-anchor:top" o:gfxdata="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" filled="f" strokeweight=".14039mm">
+                <v:path arrowok="t"/>
                 <v:textbox inset="0,0,0,0">
                   <w:txbxContent>
                     <w:p>
@@ -2730,8 +2683,7 @@
                     </w:p>
                   </w:txbxContent>
                 </v:textbox>
-                <v:stroke dashstyle="solid"/>
-                <w10:wrap type="topAndBottom"/>
+                <w10:wrap type="topAndBottom" anchorx="page"/>
               </v:shape>
             </w:pict>
           </mc:Fallback>
@@ -2741,31 +2693,30 @@
     <w:p>
       <w:pPr>
         <w:pStyle w:val="BodyText"/>
-        <w:spacing w:line="249" w:lineRule="auto" w:before="184"/>
+        <w:spacing w:before="184" w:line="249" w:lineRule="auto"/>
         <w:ind w:left="142" w:right="140"/>
       </w:pPr>
       <w:r>
-        <w:rPr/>
         <w:t>Figure 4:</w:t>
       </w:r>
       <w:r>
         <w:rPr>
           <w:spacing w:val="40"/>
         </w:rPr>
-        <w:t> </w:t>
-      </w:r>
-      <w:r>
-        <w:rPr/>
+        <w:t xml:space="preserve"> </w:t>
+      </w:r>
+      <w:r>
         <w:t>TrustLLM trustworthiness evaluation across eight dimensions for proprietary vs. open-source LLMs. GPT-4 leads in all dimensions (81–91%), with the gap narrowing for open-source models (Source: Paper 3).</w:t>
       </w:r>
     </w:p>
     <w:p>
       <w:pPr>
         <w:pStyle w:val="BodyText"/>
-        <w:spacing w:after="0" w:line="249" w:lineRule="auto"/>
+        <w:spacing w:line="249" w:lineRule="auto"/>
         <w:sectPr>
           <w:pgSz w:w="11910" w:h="16840"/>
-          <w:pgMar w:header="0" w:footer="804" w:top="1280" w:bottom="1000" w:left="1275" w:right="1275"/>
+          <w:pgMar w:top="1280" w:right="1275" w:bottom="1000" w:left="1275" w:header="0" w:footer="804" w:gutter="0"/>
+          <w:cols w:space="720"/>
         </w:sectPr>
       </w:pPr>
     </w:p>
@@ -2775,7 +2726,10 @@
         <w:ind w:left="822"/>
       </w:pPr>
       <w:r>
-        <w:rPr/>
+        <w:rPr>
+          <w:noProof/>
+        </w:rPr>
+        <w:lastRenderedPageBreak/>
         <mc:AlternateContent>
           <mc:Choice Requires="wps">
             <w:drawing>
@@ -2784,13 +2738,14 @@
                 <wp:effectExtent l="9525" t="0" r="0" b="3175"/>
                 <wp:docPr id="6" name="Textbox 6"/>
                 <wp:cNvGraphicFramePr>
-                  <a:graphicFrameLocks/>
+                  <a:graphicFrameLocks xmlns:a="http://schemas.openxmlformats.org/drawingml/2006/main"/>
                 </wp:cNvGraphicFramePr>
-                <a:graphic>
+                <a:graphic xmlns:a="http://schemas.openxmlformats.org/drawingml/2006/main">
                   <a:graphicData uri="http://schemas.microsoft.com/office/word/2010/wordprocessingShape">
                     <wps:wsp>
-                      <wps:cNvPr id="6" name="Textbox 6"/>
-                      <wps:cNvSpPr txBox="1"/>
+                      <wps:cNvSpPr txBox="1">
+                        <a:spLocks/>
+                      </wps:cNvSpPr>
                       <wps:spPr>
                         <a:xfrm>
                           <a:off x="0" y="0"/>
@@ -2915,8 +2870,8 @@
           </mc:Choice>
           <mc:Fallback>
             <w:pict>
-              <v:shape style="width:385.15pt;height:385.25pt;mso-position-horizontal-relative:char;mso-position-vertical-relative:line" type="#_x0000_t202" id="docshape6" filled="false" stroked="true" strokeweight=".398pt" strokecolor="#000000">
-                <w10:anchorlock/>
+              <v:shape id="Textbox 6" o:spid="_x0000_s1030" type="#_x0000_t202" style="width:385.15pt;height:385.25pt;visibility:visible;mso-wrap-style:square;mso-left-percent:-10001;mso-top-percent:-10001;mso-position-horizontal:absolute;mso-position-horizontal-relative:char;mso-position-vertical:absolute;mso-position-vertical-relative:line;mso-left-percent:-10001;mso-top-percent:-10001;v-text-anchor:top" o:gfxdata="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" filled="f" strokeweight=".14039mm">
+                <v:path arrowok="t"/>
                 <v:textbox inset="0,0,0,0">
                   <w:txbxContent>
                     <w:p>
@@ -3015,164 +2970,148 @@
                     </w:p>
                   </w:txbxContent>
                 </v:textbox>
-                <v:stroke dashstyle="solid"/>
+                <w10:anchorlock/>
               </v:shape>
             </w:pict>
           </mc:Fallback>
         </mc:AlternateContent>
       </w:r>
-      <w:r>
-        <w:rPr/>
-      </w:r>
     </w:p>
     <w:p>
       <w:pPr>
         <w:pStyle w:val="BodyText"/>
-        <w:spacing w:line="249" w:lineRule="auto" w:before="140"/>
+        <w:spacing w:before="140" w:line="249" w:lineRule="auto"/>
         <w:ind w:left="142"/>
       </w:pPr>
       <w:r>
-        <w:rPr/>
         <w:t>Figure</w:t>
       </w:r>
       <w:r>
         <w:rPr>
           <w:spacing w:val="23"/>
         </w:rPr>
-        <w:t> </w:t>
-      </w:r>
-      <w:r>
-        <w:rPr/>
+        <w:t xml:space="preserve"> </w:t>
+      </w:r>
+      <w:r>
         <w:t>5:</w:t>
       </w:r>
       <w:r>
         <w:rPr>
           <w:spacing w:val="40"/>
         </w:rPr>
-        <w:t> </w:t>
-      </w:r>
-      <w:r>
-        <w:rPr/>
+        <w:t xml:space="preserve"> </w:t>
+      </w:r>
+      <w:r>
         <w:t>Percentage</w:t>
       </w:r>
       <w:r>
         <w:rPr>
           <w:spacing w:val="23"/>
         </w:rPr>
-        <w:t> </w:t>
-      </w:r>
-      <w:r>
-        <w:rPr/>
+        <w:t xml:space="preserve"> </w:t>
+      </w:r>
+      <w:r>
         <w:t>improvement</w:t>
       </w:r>
       <w:r>
         <w:rPr>
           <w:spacing w:val="23"/>
         </w:rPr>
-        <w:t> </w:t>
-      </w:r>
-      <w:r>
-        <w:rPr/>
+        <w:t xml:space="preserve"> </w:t>
+      </w:r>
+      <w:r>
         <w:t>over</w:t>
       </w:r>
       <w:r>
         <w:rPr>
           <w:spacing w:val="23"/>
         </w:rPr>
-        <w:t> </w:t>
-      </w:r>
-      <w:r>
-        <w:rPr/>
+        <w:t xml:space="preserve"> </w:t>
+      </w:r>
+      <w:r>
         <w:t>strongest</w:t>
       </w:r>
       <w:r>
         <w:rPr>
           <w:spacing w:val="23"/>
         </w:rPr>
-        <w:t> </w:t>
-      </w:r>
-      <w:r>
-        <w:rPr/>
+        <w:t xml:space="preserve"> </w:t>
+      </w:r>
+      <w:r>
         <w:t>baseline</w:t>
       </w:r>
       <w:r>
         <w:rPr>
           <w:spacing w:val="23"/>
         </w:rPr>
-        <w:t> </w:t>
-      </w:r>
-      <w:r>
-        <w:rPr/>
+        <w:t xml:space="preserve"> </w:t>
+      </w:r>
+      <w:r>
         <w:t>for</w:t>
       </w:r>
       <w:r>
         <w:rPr>
           <w:spacing w:val="23"/>
         </w:rPr>
-        <w:t> </w:t>
-      </w:r>
-      <w:r>
-        <w:rPr/>
+        <w:t xml:space="preserve"> </w:t>
+      </w:r>
+      <w:r>
         <w:t>each</w:t>
       </w:r>
       <w:r>
         <w:rPr>
           <w:spacing w:val="23"/>
         </w:rPr>
-        <w:t> </w:t>
-      </w:r>
-      <w:r>
-        <w:rPr/>
+        <w:t xml:space="preserve"> </w:t>
+      </w:r>
+      <w:r>
         <w:t>reviewed</w:t>
       </w:r>
       <w:r>
         <w:rPr>
           <w:spacing w:val="23"/>
         </w:rPr>
-        <w:t> </w:t>
-      </w:r>
-      <w:r>
-        <w:rPr/>
+        <w:t xml:space="preserve"> </w:t>
+      </w:r>
+      <w:r>
         <w:t>method.</w:t>
       </w:r>
       <w:r>
         <w:rPr>
           <w:spacing w:val="80"/>
         </w:rPr>
-        <w:t> </w:t>
-      </w:r>
-      <w:r>
-        <w:rPr/>
+        <w:t xml:space="preserve"> </w:t>
+      </w:r>
+      <w:r>
         <w:t>Human</w:t>
       </w:r>
       <w:r>
         <w:rPr>
           <w:spacing w:val="23"/>
         </w:rPr>
-        <w:t> </w:t>
-      </w:r>
-      <w:r>
-        <w:rPr/>
+        <w:t xml:space="preserve"> </w:t>
+      </w:r>
+      <w:r>
         <w:t>Trust</w:t>
       </w:r>
       <w:r>
         <w:rPr>
           <w:spacing w:val="23"/>
         </w:rPr>
-        <w:t> </w:t>
-      </w:r>
-      <w:r>
-        <w:rPr/>
+        <w:t xml:space="preserve"> </w:t>
+      </w:r>
+      <w:r>
         <w:t>framing (+22%) and Behaviorally Calibrated RL (+18.6%) show the largest gains (Sources: Papers 2,4,5,10–17,19,20).</w:t>
       </w:r>
     </w:p>
     <w:p>
       <w:pPr>
         <w:pStyle w:val="BodyText"/>
-        <w:spacing w:after="0" w:line="249" w:lineRule="auto"/>
+        <w:spacing w:line="249" w:lineRule="auto"/>
         <w:sectPr>
           <w:pgSz w:w="11910" w:h="16840"/>
-          <w:pgMar w:header="0" w:footer="804" w:top="1400" w:bottom="1000" w:left="1275" w:right="1275"/>
+          <w:pgMar w:top="1400" w:right="1275" w:bottom="1000" w:left="1275" w:header="0" w:footer="804" w:gutter="0"/>
+          <w:cols w:space="720"/>
         </w:sectPr>
       </w:pPr>
     </w:p>
@@ -3181,91 +3120,77 @@
         <w:pStyle w:val="Heading2"/>
         <w:numPr>
           <w:ilvl w:val="1"/>
-          <w:numId w:val="1"/>
+          <w:numId w:val="2"/>
         </w:numPr>
         <w:tabs>
-          <w:tab w:pos="680" w:val="left" w:leader="none"/>
+          <w:tab w:val="left" w:pos="680"/>
         </w:tabs>
-        <w:spacing w:line="240" w:lineRule="auto" w:before="94" w:after="0"/>
-        <w:ind w:left="680" w:right="0" w:hanging="538"/>
-        <w:jc w:val="left"/>
       </w:pPr>
-      <w:bookmarkStart w:name="Pillar 5: Mitigation Through Calibration" w:id="7"/>
-      <w:bookmarkEnd w:id="7"/>
-      <w:r>
-        <w:rPr>
-          <w:b w:val="0"/>
-        </w:rPr>
-      </w:r>
-      <w:r>
-        <w:rPr/>
+      <w:bookmarkStart w:id="6" w:name="Pillar_5:_Mitigation_Through_Calibration"/>
+      <w:bookmarkEnd w:id="6"/>
+      <w:r>
+        <w:lastRenderedPageBreak/>
         <w:t>Pillar</w:t>
       </w:r>
       <w:r>
         <w:rPr>
           <w:spacing w:val="-10"/>
         </w:rPr>
-        <w:t> </w:t>
-      </w:r>
-      <w:r>
-        <w:rPr/>
+        <w:t xml:space="preserve"> </w:t>
+      </w:r>
+      <w:r>
         <w:t>5:</w:t>
       </w:r>
       <w:r>
         <w:rPr>
           <w:spacing w:val="2"/>
         </w:rPr>
-        <w:t> </w:t>
-      </w:r>
-      <w:r>
-        <w:rPr/>
+        <w:t xml:space="preserve"> </w:t>
+      </w:r>
+      <w:r>
         <w:t>Mitigation</w:t>
       </w:r>
       <w:r>
         <w:rPr>
           <w:spacing w:val="-10"/>
         </w:rPr>
-        <w:t> </w:t>
-      </w:r>
-      <w:r>
-        <w:rPr/>
+        <w:t xml:space="preserve"> </w:t>
+      </w:r>
+      <w:r>
         <w:t>Through</w:t>
       </w:r>
       <w:r>
         <w:rPr>
           <w:spacing w:val="-9"/>
         </w:rPr>
-        <w:t> </w:t>
-      </w:r>
-      <w:r>
-        <w:rPr/>
+        <w:t xml:space="preserve"> </w:t>
+      </w:r>
+      <w:r>
         <w:t>Calibration</w:t>
       </w:r>
       <w:r>
         <w:rPr>
           <w:spacing w:val="-10"/>
         </w:rPr>
-        <w:t> </w:t>
-      </w:r>
-      <w:r>
-        <w:rPr/>
+        <w:t xml:space="preserve"> </w:t>
+      </w:r>
+      <w:r>
         <w:t>and</w:t>
       </w:r>
       <w:r>
         <w:rPr>
           <w:spacing w:val="-10"/>
         </w:rPr>
-        <w:t> </w:t>
-      </w:r>
-      <w:r>
-        <w:rPr/>
+        <w:t xml:space="preserve"> </w:t>
+      </w:r>
+      <w:r>
         <w:t>Retrieval</w:t>
       </w:r>
       <w:r>
         <w:rPr>
           <w:spacing w:val="-10"/>
         </w:rPr>
-        <w:t> </w:t>
+        <w:t xml:space="preserve"> </w:t>
       </w:r>
       <w:r>
         <w:rPr>
@@ -3285,11 +3210,12 @@
       <w:r>
         <w:rPr>
           <w:b/>
+          <w:noProof/>
         </w:rPr>
         <mc:AlternateContent>
           <mc:Choice Requires="wps">
             <w:drawing>
-              <wp:anchor distT="0" distB="0" distL="0" distR="0" allowOverlap="1" layoutInCell="1" locked="0" behindDoc="1" simplePos="0" relativeHeight="487590400">
+              <wp:anchor distT="0" distB="0" distL="0" distR="0" simplePos="0" relativeHeight="487590400" behindDoc="1" locked="0" layoutInCell="1" allowOverlap="1">
                 <wp:simplePos x="0" y="0"/>
                 <wp:positionH relativeFrom="page">
                   <wp:posOffset>1334516</wp:posOffset>
@@ -3302,13 +3228,14 @@
                 <wp:wrapTopAndBottom/>
                 <wp:docPr id="7" name="Textbox 7"/>
                 <wp:cNvGraphicFramePr>
-                  <a:graphicFrameLocks/>
+                  <a:graphicFrameLocks xmlns:a="http://schemas.openxmlformats.org/drawingml/2006/main"/>
                 </wp:cNvGraphicFramePr>
-                <a:graphic>
+                <a:graphic xmlns:a="http://schemas.openxmlformats.org/drawingml/2006/main">
                   <a:graphicData uri="http://schemas.microsoft.com/office/word/2010/wordprocessingShape">
                     <wps:wsp>
-                      <wps:cNvPr id="7" name="Textbox 7"/>
-                      <wps:cNvSpPr txBox="1"/>
+                      <wps:cNvSpPr txBox="1">
+                        <a:spLocks/>
+                      </wps:cNvSpPr>
                       <wps:spPr>
                         <a:xfrm>
                           <a:off x="0" y="0"/>
@@ -3481,7 +3408,8 @@
           </mc:Choice>
           <mc:Fallback>
             <w:pict>
-              <v:shape style="position:absolute;margin-left:105.080002pt;margin-top:19.742172pt;width:385.15pt;height:385.25pt;mso-position-horizontal-relative:page;mso-position-vertical-relative:paragraph;z-index:-15726080;mso-wrap-distance-left:0;mso-wrap-distance-right:0" type="#_x0000_t202" id="docshape7" filled="false" stroked="true" strokeweight=".398pt" strokecolor="#000000">
+              <v:shape id="Textbox 7" o:spid="_x0000_s1031" type="#_x0000_t202" style="position:absolute;margin-left:105.1pt;margin-top:19.75pt;width:385.15pt;height:385.25pt;z-index:-15726080;visibility:visible;mso-wrap-style:square;mso-wrap-distance-left:0;mso-wrap-distance-top:0;mso-wrap-distance-right:0;mso-wrap-distance-bottom:0;mso-position-horizontal:absolute;mso-position-horizontal-relative:page;mso-position-vertical:absolute;mso-position-vertical-relative:text;v-text-anchor:top" o:gfxdata="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" filled="f" strokeweight=".14039mm">
+                <v:path arrowok="t"/>
                 <v:textbox inset="0,0,0,0">
                   <w:txbxContent>
                     <w:p>
@@ -3628,8 +3556,7 @@
                     </w:p>
                   </w:txbxContent>
                 </v:textbox>
-                <v:stroke dashstyle="solid"/>
-                <w10:wrap type="topAndBottom"/>
+                <w10:wrap type="topAndBottom" anchorx="page"/>
               </v:shape>
             </w:pict>
           </mc:Fallback>
@@ -3639,141 +3566,129 @@
     <w:p>
       <w:pPr>
         <w:pStyle w:val="BodyText"/>
-        <w:spacing w:line="249" w:lineRule="auto" w:before="184"/>
+        <w:spacing w:before="184" w:line="249" w:lineRule="auto"/>
         <w:ind w:left="142"/>
       </w:pPr>
       <w:r>
-        <w:rPr/>
         <w:t>Figure</w:t>
       </w:r>
       <w:r>
         <w:rPr>
           <w:spacing w:val="-3"/>
         </w:rPr>
-        <w:t> </w:t>
-      </w:r>
-      <w:r>
-        <w:rPr/>
+        <w:t xml:space="preserve"> </w:t>
+      </w:r>
+      <w:r>
         <w:t>6: ExpandR</w:t>
       </w:r>
       <w:r>
         <w:rPr>
           <w:spacing w:val="-3"/>
         </w:rPr>
-        <w:t> </w:t>
-      </w:r>
-      <w:r>
-        <w:rPr/>
+        <w:t xml:space="preserve"> </w:t>
+      </w:r>
+      <w:r>
         <w:t>retrieval</w:t>
       </w:r>
       <w:r>
         <w:rPr>
           <w:spacing w:val="-3"/>
         </w:rPr>
-        <w:t> </w:t>
-      </w:r>
-      <w:r>
-        <w:rPr/>
+        <w:t xml:space="preserve"> </w:t>
+      </w:r>
+      <w:r>
         <w:t>performance</w:t>
       </w:r>
       <w:r>
         <w:rPr>
           <w:spacing w:val="-3"/>
         </w:rPr>
-        <w:t> </w:t>
-      </w:r>
-      <w:r>
-        <w:rPr/>
+        <w:t xml:space="preserve"> </w:t>
+      </w:r>
+      <w:r>
         <w:t>(NDCG@10)</w:t>
       </w:r>
       <w:r>
         <w:rPr>
           <w:spacing w:val="-3"/>
         </w:rPr>
-        <w:t> </w:t>
-      </w:r>
-      <w:r>
-        <w:rPr/>
+        <w:t xml:space="preserve"> </w:t>
+      </w:r>
+      <w:r>
         <w:t>across</w:t>
       </w:r>
       <w:r>
         <w:rPr>
           <w:spacing w:val="-3"/>
         </w:rPr>
-        <w:t> </w:t>
-      </w:r>
-      <w:r>
-        <w:rPr/>
+        <w:t xml:space="preserve"> </w:t>
+      </w:r>
+      <w:r>
         <w:t>four</w:t>
       </w:r>
       <w:r>
         <w:rPr>
           <w:spacing w:val="-3"/>
         </w:rPr>
-        <w:t> </w:t>
-      </w:r>
-      <w:r>
-        <w:rPr/>
+        <w:t xml:space="preserve"> </w:t>
+      </w:r>
+      <w:r>
         <w:t>benchmarks.</w:t>
       </w:r>
       <w:r>
         <w:rPr>
           <w:spacing w:val="14"/>
         </w:rPr>
-        <w:t> </w:t>
-      </w:r>
-      <w:r>
-        <w:rPr/>
+        <w:t xml:space="preserve"> </w:t>
+      </w:r>
+      <w:r>
         <w:t>Joint</w:t>
       </w:r>
       <w:r>
         <w:rPr>
           <w:spacing w:val="-3"/>
         </w:rPr>
-        <w:t> </w:t>
-      </w:r>
-      <w:r>
-        <w:rPr/>
+        <w:t xml:space="preserve"> </w:t>
+      </w:r>
+      <w:r>
         <w:t>LLM</w:t>
       </w:r>
       <w:r>
         <w:rPr>
           <w:spacing w:val="-3"/>
         </w:rPr>
-        <w:t> </w:t>
-      </w:r>
-      <w:r>
-        <w:rPr/>
+        <w:t xml:space="preserve"> </w:t>
+      </w:r>
+      <w:r>
         <w:t>+</w:t>
       </w:r>
       <w:r>
         <w:rPr>
           <w:spacing w:val="-3"/>
         </w:rPr>
-        <w:t> </w:t>
-      </w:r>
-      <w:r>
-        <w:rPr/>
+        <w:t xml:space="preserve"> </w:t>
+      </w:r>
+      <w:r>
         <w:t>retriever</w:t>
       </w:r>
       <w:r>
         <w:rPr>
           <w:spacing w:val="-3"/>
         </w:rPr>
-        <w:t> </w:t>
-      </w:r>
-      <w:r>
-        <w:rPr/>
+        <w:t xml:space="preserve"> </w:t>
+      </w:r>
+      <w:r>
         <w:t>optimisa- tion consistently outperforms all baselines (Source: Paper 20).</w:t>
       </w:r>
     </w:p>
     <w:p>
       <w:pPr>
         <w:pStyle w:val="BodyText"/>
-        <w:spacing w:after="0" w:line="249" w:lineRule="auto"/>
+        <w:spacing w:line="249" w:lineRule="auto"/>
         <w:sectPr>
           <w:pgSz w:w="11910" w:h="16840"/>
-          <w:pgMar w:header="0" w:footer="804" w:top="1280" w:bottom="1000" w:left="1275" w:right="1275"/>
+          <w:pgMar w:top="1280" w:right="1275" w:bottom="1000" w:left="1275" w:header="0" w:footer="804" w:gutter="0"/>
+          <w:cols w:space="720"/>
         </w:sectPr>
       </w:pPr>
     </w:p>
@@ -3783,7 +3698,10 @@
         <w:ind w:left="822"/>
       </w:pPr>
       <w:r>
-        <w:rPr/>
+        <w:rPr>
+          <w:noProof/>
+        </w:rPr>
+        <w:lastRenderedPageBreak/>
         <mc:AlternateContent>
           <mc:Choice Requires="wps">
             <w:drawing>
@@ -3792,13 +3710,14 @@
                 <wp:effectExtent l="9525" t="0" r="0" b="3175"/>
                 <wp:docPr id="8" name="Textbox 8"/>
                 <wp:cNvGraphicFramePr>
-                  <a:graphicFrameLocks/>
+                  <a:graphicFrameLocks xmlns:a="http://schemas.openxmlformats.org/drawingml/2006/main"/>
                 </wp:cNvGraphicFramePr>
-                <a:graphic>
+                <a:graphic xmlns:a="http://schemas.openxmlformats.org/drawingml/2006/main">
                   <a:graphicData uri="http://schemas.microsoft.com/office/word/2010/wordprocessingShape">
                     <wps:wsp>
-                      <wps:cNvPr id="8" name="Textbox 8"/>
-                      <wps:cNvSpPr txBox="1"/>
+                      <wps:cNvSpPr txBox="1">
+                        <a:spLocks/>
+                      </wps:cNvSpPr>
                       <wps:spPr>
                         <a:xfrm>
                           <a:off x="0" y="0"/>
@@ -3923,8 +3842,8 @@
           </mc:Choice>
           <mc:Fallback>
             <w:pict>
-              <v:shape style="width:385.15pt;height:385.25pt;mso-position-horizontal-relative:char;mso-position-vertical-relative:line" type="#_x0000_t202" id="docshape8" filled="false" stroked="true" strokeweight=".398pt" strokecolor="#000000">
-                <w10:anchorlock/>
+              <v:shape id="Textbox 8" o:spid="_x0000_s1032" type="#_x0000_t202" style="width:385.15pt;height:385.25pt;visibility:visible;mso-wrap-style:square;mso-left-percent:-10001;mso-top-percent:-10001;mso-position-horizontal:absolute;mso-position-horizontal-relative:char;mso-position-vertical:absolute;mso-position-vertical-relative:line;mso-left-percent:-10001;mso-top-percent:-10001;v-text-anchor:top" o:gfxdata="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" filled="f" strokeweight=".14039mm">
+                <v:path arrowok="t"/>
                 <v:textbox inset="0,0,0,0">
                   <w:txbxContent>
                     <w:p>
@@ -4023,186 +3942,168 @@
                     </w:p>
                   </w:txbxContent>
                 </v:textbox>
-                <v:stroke dashstyle="solid"/>
+                <w10:anchorlock/>
               </v:shape>
             </w:pict>
           </mc:Fallback>
         </mc:AlternateContent>
       </w:r>
-      <w:r>
-        <w:rPr/>
-      </w:r>
     </w:p>
     <w:p>
       <w:pPr>
         <w:pStyle w:val="BodyText"/>
-        <w:spacing w:line="249" w:lineRule="auto" w:before="140"/>
+        <w:spacing w:before="140" w:line="249" w:lineRule="auto"/>
         <w:ind w:left="142" w:right="140"/>
         <w:jc w:val="both"/>
       </w:pPr>
       <w:r>
-        <w:rPr/>
         <w:t>Figure 7:</w:t>
       </w:r>
       <w:r>
         <w:rPr>
           <w:spacing w:val="40"/>
         </w:rPr>
-        <w:t> </w:t>
-      </w:r>
-      <w:r>
-        <w:rPr/>
+        <w:t xml:space="preserve"> </w:t>
+      </w:r>
+      <w:r>
         <w:t>BehCal-RL calibration quality (ECE vs. Accuracy).</w:t>
       </w:r>
       <w:r>
         <w:rPr>
           <w:spacing w:val="40"/>
         </w:rPr>
-        <w:t> </w:t>
-      </w:r>
-      <w:r>
-        <w:rPr/>
+        <w:t xml:space="preserve"> </w:t>
+      </w:r>
+      <w:r>
         <w:t>BehCal-RL applied to a 4B parameter model achieves</w:t>
       </w:r>
       <w:r>
         <w:rPr>
           <w:spacing w:val="-7"/>
         </w:rPr>
-        <w:t> </w:t>
-      </w:r>
-      <w:r>
-        <w:rPr/>
+        <w:t xml:space="preserve"> </w:t>
+      </w:r>
+      <w:r>
         <w:t>lower</w:t>
       </w:r>
       <w:r>
         <w:rPr>
           <w:spacing w:val="-7"/>
         </w:rPr>
-        <w:t> </w:t>
-      </w:r>
-      <w:r>
-        <w:rPr/>
+        <w:t xml:space="preserve"> </w:t>
+      </w:r>
+      <w:r>
         <w:t>ECE</w:t>
       </w:r>
       <w:r>
         <w:rPr>
           <w:spacing w:val="-7"/>
         </w:rPr>
-        <w:t> </w:t>
-      </w:r>
-      <w:r>
-        <w:rPr/>
+        <w:t xml:space="preserve"> </w:t>
+      </w:r>
+      <w:r>
         <w:t>(better</w:t>
       </w:r>
       <w:r>
         <w:rPr>
           <w:spacing w:val="-7"/>
         </w:rPr>
-        <w:t> </w:t>
-      </w:r>
-      <w:r>
-        <w:rPr/>
+        <w:t xml:space="preserve"> </w:t>
+      </w:r>
+      <w:r>
         <w:t>calibration)</w:t>
       </w:r>
       <w:r>
         <w:rPr>
           <w:spacing w:val="-7"/>
         </w:rPr>
-        <w:t> </w:t>
-      </w:r>
-      <w:r>
-        <w:rPr/>
+        <w:t xml:space="preserve"> </w:t>
+      </w:r>
+      <w:r>
         <w:t>than</w:t>
       </w:r>
       <w:r>
         <w:rPr>
           <w:spacing w:val="-7"/>
         </w:rPr>
-        <w:t> </w:t>
-      </w:r>
-      <w:r>
-        <w:rPr/>
+        <w:t xml:space="preserve"> </w:t>
+      </w:r>
+      <w:r>
         <w:t>GPT-4o,</w:t>
       </w:r>
       <w:r>
         <w:rPr>
           <w:spacing w:val="-7"/>
         </w:rPr>
-        <w:t> </w:t>
-      </w:r>
-      <w:r>
-        <w:rPr/>
+        <w:t xml:space="preserve"> </w:t>
+      </w:r>
+      <w:r>
         <w:t>demonstrating</w:t>
       </w:r>
       <w:r>
         <w:rPr>
           <w:spacing w:val="-7"/>
         </w:rPr>
-        <w:t> </w:t>
-      </w:r>
-      <w:r>
-        <w:rPr/>
+        <w:t xml:space="preserve"> </w:t>
+      </w:r>
+      <w:r>
         <w:t>calibration</w:t>
       </w:r>
       <w:r>
         <w:rPr>
           <w:spacing w:val="-7"/>
         </w:rPr>
-        <w:t> </w:t>
-      </w:r>
-      <w:r>
-        <w:rPr/>
+        <w:t xml:space="preserve"> </w:t>
+      </w:r>
+      <w:r>
         <w:t>as</w:t>
       </w:r>
       <w:r>
         <w:rPr>
           <w:spacing w:val="-7"/>
         </w:rPr>
-        <w:t> </w:t>
-      </w:r>
-      <w:r>
-        <w:rPr/>
+        <w:t xml:space="preserve"> </w:t>
+      </w:r>
+      <w:r>
         <w:t>a</w:t>
       </w:r>
       <w:r>
         <w:rPr>
           <w:spacing w:val="-7"/>
         </w:rPr>
-        <w:t> </w:t>
-      </w:r>
-      <w:r>
-        <w:rPr/>
+        <w:t xml:space="preserve"> </w:t>
+      </w:r>
+      <w:r>
         <w:t>learnable</w:t>
       </w:r>
       <w:r>
         <w:rPr>
           <w:spacing w:val="-7"/>
         </w:rPr>
-        <w:t> </w:t>
-      </w:r>
-      <w:r>
-        <w:rPr/>
+        <w:t xml:space="preserve"> </w:t>
+      </w:r>
+      <w:r>
         <w:t>meta-skill</w:t>
       </w:r>
       <w:r>
         <w:rPr>
           <w:spacing w:val="-7"/>
         </w:rPr>
-        <w:t> </w:t>
-      </w:r>
-      <w:r>
-        <w:rPr/>
+        <w:t xml:space="preserve"> </w:t>
+      </w:r>
+      <w:r>
         <w:t>(Source: Paper 15).</w:t>
       </w:r>
     </w:p>
     <w:p>
       <w:pPr>
         <w:pStyle w:val="BodyText"/>
-        <w:spacing w:after="0" w:line="249" w:lineRule="auto"/>
+        <w:spacing w:line="249" w:lineRule="auto"/>
         <w:jc w:val="both"/>
         <w:sectPr>
           <w:pgSz w:w="11910" w:h="16840"/>
-          <w:pgMar w:header="0" w:footer="804" w:top="1400" w:bottom="1000" w:left="1275" w:right="1275"/>
+          <w:pgMar w:top="1400" w:right="1275" w:bottom="1000" w:left="1275" w:header="0" w:footer="804" w:gutter="0"/>
+          <w:cols w:space="720"/>
         </w:sectPr>
       </w:pPr>
     </w:p>
@@ -4211,71 +4112,59 @@
         <w:pStyle w:val="Heading2"/>
         <w:numPr>
           <w:ilvl w:val="1"/>
-          <w:numId w:val="1"/>
+          <w:numId w:val="2"/>
         </w:numPr>
         <w:tabs>
-          <w:tab w:pos="680" w:val="left" w:leader="none"/>
+          <w:tab w:val="left" w:pos="680"/>
         </w:tabs>
-        <w:spacing w:line="240" w:lineRule="auto" w:before="94" w:after="0"/>
-        <w:ind w:left="680" w:right="0" w:hanging="538"/>
-        <w:jc w:val="left"/>
       </w:pPr>
-      <w:bookmarkStart w:name="Pillar 6: Explainability and Human Trust" w:id="8"/>
-      <w:bookmarkEnd w:id="8"/>
-      <w:r>
-        <w:rPr>
-          <w:b w:val="0"/>
-        </w:rPr>
-      </w:r>
-      <w:r>
-        <w:rPr/>
+      <w:bookmarkStart w:id="7" w:name="Pillar_6:_Explainability_and_Human_Trust"/>
+      <w:bookmarkEnd w:id="7"/>
+      <w:r>
+        <w:lastRenderedPageBreak/>
         <w:t>Pillar</w:t>
       </w:r>
       <w:r>
         <w:rPr>
           <w:spacing w:val="-8"/>
         </w:rPr>
-        <w:t> </w:t>
-      </w:r>
-      <w:r>
-        <w:rPr/>
+        <w:t xml:space="preserve"> </w:t>
+      </w:r>
+      <w:r>
         <w:t>6:</w:t>
       </w:r>
       <w:r>
         <w:rPr>
           <w:spacing w:val="6"/>
         </w:rPr>
-        <w:t> </w:t>
-      </w:r>
-      <w:r>
-        <w:rPr/>
+        <w:t xml:space="preserve"> </w:t>
+      </w:r>
+      <w:r>
         <w:t>Explainability</w:t>
       </w:r>
       <w:r>
         <w:rPr>
           <w:spacing w:val="-7"/>
         </w:rPr>
-        <w:t> </w:t>
-      </w:r>
-      <w:r>
-        <w:rPr/>
+        <w:t xml:space="preserve"> </w:t>
+      </w:r>
+      <w:r>
         <w:t>and</w:t>
       </w:r>
       <w:r>
         <w:rPr>
           <w:spacing w:val="-8"/>
         </w:rPr>
-        <w:t> </w:t>
-      </w:r>
-      <w:r>
-        <w:rPr/>
+        <w:t xml:space="preserve"> </w:t>
+      </w:r>
+      <w:r>
         <w:t>Human</w:t>
       </w:r>
       <w:r>
         <w:rPr>
           <w:spacing w:val="-7"/>
         </w:rPr>
-        <w:t> </w:t>
+        <w:t xml:space="preserve"> </w:t>
       </w:r>
       <w:r>
         <w:rPr>
@@ -4295,11 +4184,12 @@
       <w:r>
         <w:rPr>
           <w:b/>
+          <w:noProof/>
         </w:rPr>
         <mc:AlternateContent>
           <mc:Choice Requires="wps">
             <w:drawing>
-              <wp:anchor distT="0" distB="0" distL="0" distR="0" allowOverlap="1" layoutInCell="1" locked="0" behindDoc="1" simplePos="0" relativeHeight="487591424">
+              <wp:anchor distT="0" distB="0" distL="0" distR="0" simplePos="0" relativeHeight="487591424" behindDoc="1" locked="0" layoutInCell="1" allowOverlap="1">
                 <wp:simplePos x="0" y="0"/>
                 <wp:positionH relativeFrom="page">
                   <wp:posOffset>1334516</wp:posOffset>
@@ -4312,13 +4202,14 @@
                 <wp:wrapTopAndBottom/>
                 <wp:docPr id="9" name="Textbox 9"/>
                 <wp:cNvGraphicFramePr>
-                  <a:graphicFrameLocks/>
+                  <a:graphicFrameLocks xmlns:a="http://schemas.openxmlformats.org/drawingml/2006/main"/>
                 </wp:cNvGraphicFramePr>
-                <a:graphic>
+                <a:graphic xmlns:a="http://schemas.openxmlformats.org/drawingml/2006/main">
                   <a:graphicData uri="http://schemas.microsoft.com/office/word/2010/wordprocessingShape">
                     <wps:wsp>
-                      <wps:cNvPr id="9" name="Textbox 9"/>
-                      <wps:cNvSpPr txBox="1"/>
+                      <wps:cNvSpPr txBox="1">
+                        <a:spLocks/>
+                      </wps:cNvSpPr>
                       <wps:spPr>
                         <a:xfrm>
                           <a:off x="0" y="0"/>
@@ -4491,7 +4382,8 @@
           </mc:Choice>
           <mc:Fallback>
             <w:pict>
-              <v:shape style="position:absolute;margin-left:105.080002pt;margin-top:19.742172pt;width:385.15pt;height:385.25pt;mso-position-horizontal-relative:page;mso-position-vertical-relative:paragraph;z-index:-15725056;mso-wrap-distance-left:0;mso-wrap-distance-right:0" type="#_x0000_t202" id="docshape9" filled="false" stroked="true" strokeweight=".398pt" strokecolor="#000000">
+              <v:shape id="Textbox 9" o:spid="_x0000_s1033" type="#_x0000_t202" style="position:absolute;margin-left:105.1pt;margin-top:19.75pt;width:385.15pt;height:385.25pt;z-index:-15725056;visibility:visible;mso-wrap-style:square;mso-wrap-distance-left:0;mso-wrap-distance-top:0;mso-wrap-distance-right:0;mso-wrap-distance-bottom:0;mso-position-horizontal:absolute;mso-position-horizontal-relative:page;mso-position-vertical:absolute;mso-position-vertical-relative:text;v-text-anchor:top" o:gfxdata="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" filled="f" strokeweight=".14039mm">
+                <v:path arrowok="t"/>
                 <v:textbox inset="0,0,0,0">
                   <w:txbxContent>
                     <w:p>
@@ -4638,8 +4530,7 @@
                     </w:p>
                   </w:txbxContent>
                 </v:textbox>
-                <v:stroke dashstyle="solid"/>
-                <w10:wrap type="topAndBottom"/>
+                <w10:wrap type="topAndBottom" anchorx="page"/>
               </v:shape>
             </w:pict>
           </mc:Fallback>
@@ -4649,45 +4540,37 @@
     <w:p>
       <w:pPr>
         <w:pStyle w:val="BodyText"/>
-        <w:spacing w:line="249" w:lineRule="auto" w:before="184"/>
+        <w:spacing w:before="184" w:line="249" w:lineRule="auto"/>
         <w:ind w:left="142"/>
       </w:pPr>
       <w:r>
-        <w:rPr/>
         <w:t>Figure 8:</w:t>
       </w:r>
       <w:r>
         <w:rPr>
           <w:spacing w:val="40"/>
         </w:rPr>
-        <w:t> </w:t>
-      </w:r>
-      <w:r>
-        <w:rPr/>
+        <w:t xml:space="preserve"> </w:t>
+      </w:r>
+      <w:r>
         <w:t>Impact of explanation framing on user trust.</w:t>
       </w:r>
       <w:r>
         <w:rPr>
           <w:spacing w:val="40"/>
         </w:rPr>
-        <w:t> </w:t>
-      </w:r>
-      <w:r>
-        <w:rPr/>
-        <w:t>Explanations boost trust by +22% only in </w:t>
-      </w:r>
-      <w:r>
-        <w:rPr/>
-        <w:t>comparative</w:t>
+        <w:t xml:space="preserve"> </w:t>
+      </w:r>
+      <w:r>
+        <w:t>Explanations boost trust by +22% only in comparative</w:t>
       </w:r>
       <w:r>
         <w:rPr>
           <w:spacing w:val="80"/>
         </w:rPr>
-        <w:t> </w:t>
-      </w:r>
-      <w:r>
-        <w:rPr/>
+        <w:t xml:space="preserve"> </w:t>
+      </w:r>
+      <w:r>
         <w:t>evaluation settings; in isolated evaluation, the effect nearly disappears (Source: Paper 19).</w:t>
       </w:r>
     </w:p>
@@ -4702,31 +4585,24 @@
         <w:pStyle w:val="Heading1"/>
         <w:numPr>
           <w:ilvl w:val="0"/>
-          <w:numId w:val="1"/>
+          <w:numId w:val="2"/>
         </w:numPr>
         <w:tabs>
-          <w:tab w:pos="572" w:val="left" w:leader="none"/>
+          <w:tab w:val="left" w:pos="572"/>
         </w:tabs>
-        <w:spacing w:line="240" w:lineRule="auto" w:before="0" w:after="0"/>
-        <w:ind w:left="572" w:right="0" w:hanging="430"/>
-        <w:jc w:val="left"/>
+        <w:spacing w:before="0"/>
+        <w:ind w:hanging="430"/>
       </w:pPr>
-      <w:bookmarkStart w:name="Comparative Analysis" w:id="9"/>
-      <w:bookmarkEnd w:id="9"/>
-      <w:r>
-        <w:rPr>
-          <w:b w:val="0"/>
-        </w:rPr>
-      </w:r>
-      <w:r>
-        <w:rPr/>
+      <w:bookmarkStart w:id="8" w:name="Comparative_Analysis"/>
+      <w:bookmarkEnd w:id="8"/>
+      <w:r>
         <w:t>Comparative</w:t>
       </w:r>
       <w:r>
         <w:rPr>
           <w:spacing w:val="26"/>
         </w:rPr>
-        <w:t> </w:t>
+        <w:t xml:space="preserve"> </w:t>
       </w:r>
       <w:r>
         <w:rPr>
@@ -4751,64 +4627,61 @@
         <w:jc w:val="center"/>
       </w:pPr>
       <w:r>
-        <w:rPr/>
         <w:t>Table</w:t>
       </w:r>
       <w:r>
         <w:rPr>
           <w:spacing w:val="-11"/>
         </w:rPr>
-        <w:t> </w:t>
-      </w:r>
-      <w:r>
-        <w:rPr/>
+        <w:t xml:space="preserve"> </w:t>
+      </w:r>
+      <w:r>
         <w:t>1: Comparative</w:t>
       </w:r>
       <w:r>
         <w:rPr>
           <w:spacing w:val="-10"/>
         </w:rPr>
-        <w:t> </w:t>
-      </w:r>
-      <w:r>
-        <w:rPr/>
+        <w:t xml:space="preserve"> </w:t>
+      </w:r>
+      <w:r>
         <w:t>analysis</w:t>
       </w:r>
       <w:r>
         <w:rPr>
           <w:spacing w:val="-10"/>
         </w:rPr>
-        <w:t> </w:t>
-      </w:r>
-      <w:r>
-        <w:rPr/>
+        <w:t xml:space="preserve"> </w:t>
+      </w:r>
+      <w:r>
         <w:t>of</w:t>
       </w:r>
       <w:r>
         <w:rPr>
           <w:spacing w:val="-11"/>
         </w:rPr>
-        <w:t> </w:t>
-      </w:r>
-      <w:r>
-        <w:rPr/>
-        <w:t>hallucination</w:t>
+        <w:t xml:space="preserve"> </w:t>
+      </w:r>
+      <w:r>
+        <w:t>hallucin</w:t>
+      </w:r>
+      <w:r>
+        <w:t>ation</w:t>
       </w:r>
       <w:r>
         <w:rPr>
           <w:spacing w:val="-10"/>
         </w:rPr>
-        <w:t> </w:t>
-      </w:r>
-      <w:r>
-        <w:rPr/>
+        <w:t xml:space="preserve"> </w:t>
+      </w:r>
+      <w:r>
         <w:t>detection</w:t>
       </w:r>
       <w:r>
         <w:rPr>
           <w:spacing w:val="-10"/>
         </w:rPr>
-        <w:t> </w:t>
+        <w:t xml:space="preserve"> </w:t>
       </w:r>
       <w:r>
         <w:rPr>
@@ -4826,24 +4699,13 @@
     <w:tbl>
       <w:tblPr>
         <w:tblW w:w="0" w:type="auto"/>
-        <w:jc w:val="left"/>
         <w:tblInd w:w="149" w:type="dxa"/>
-        <w:tblBorders>
-          <w:top w:val="none" w:sz="0" w:space="0" w:color="auto"/>
-          <w:left w:val="none" w:sz="0" w:space="0" w:color="auto"/>
-          <w:bottom w:val="none" w:sz="0" w:space="0" w:color="auto"/>
-          <w:right w:val="none" w:sz="0" w:space="0" w:color="auto"/>
-          <w:insideH w:val="none" w:sz="0" w:space="0" w:color="auto"/>
-          <w:insideV w:val="none" w:sz="0" w:space="0" w:color="auto"/>
-        </w:tblBorders>
         <w:tblLayout w:type="fixed"/>
         <w:tblCellMar>
-          <w:top w:w="0" w:type="dxa"/>
           <w:left w:w="0" w:type="dxa"/>
-          <w:bottom w:w="0" w:type="dxa"/>
           <w:right w:w="0" w:type="dxa"/>
         </w:tblCellMar>
-        <w:tblLook w:val="01E0"/>
+        <w:tblLook w:val="01E0" w:firstRow="1" w:lastRow="1" w:firstColumn="1" w:lastColumn="1" w:noHBand="0" w:noVBand="0"/>
       </w:tblPr>
       <w:tblGrid>
         <w:gridCol w:w="1891"/>
@@ -4856,7 +4718,7 @@
       </w:tblGrid>
       <w:tr>
         <w:trPr>
-          <w:trHeight w:val="307" w:hRule="atLeast"/>
+          <w:trHeight w:val="307"/>
         </w:trPr>
         <w:tc>
           <w:tcPr>
@@ -4869,7 +4731,7 @@
           <w:p>
             <w:pPr>
               <w:pStyle w:val="TableParagraph"/>
-              <w:spacing w:line="240" w:lineRule="auto" w:before="39"/>
+              <w:spacing w:before="39" w:line="240" w:lineRule="auto"/>
               <w:rPr>
                 <w:b/>
                 <w:sz w:val="18"/>
@@ -4896,7 +4758,7 @@
           <w:p>
             <w:pPr>
               <w:pStyle w:val="TableParagraph"/>
-              <w:spacing w:line="240" w:lineRule="auto" w:before="39"/>
+              <w:spacing w:before="39" w:line="240" w:lineRule="auto"/>
               <w:rPr>
                 <w:b/>
                 <w:sz w:val="18"/>
@@ -4915,7 +4777,7 @@
                 <w:spacing w:val="-6"/>
                 <w:sz w:val="18"/>
               </w:rPr>
-              <w:t> </w:t>
+              <w:t xml:space="preserve"> </w:t>
             </w:r>
             <w:r>
               <w:rPr>
@@ -4938,7 +4800,7 @@
           <w:p>
             <w:pPr>
               <w:pStyle w:val="TableParagraph"/>
-              <w:spacing w:line="240" w:lineRule="auto" w:before="39"/>
+              <w:spacing w:before="39" w:line="240" w:lineRule="auto"/>
               <w:rPr>
                 <w:b/>
                 <w:sz w:val="18"/>
@@ -4957,7 +4819,7 @@
                 <w:spacing w:val="-6"/>
                 <w:sz w:val="18"/>
               </w:rPr>
-              <w:t> </w:t>
+              <w:t xml:space="preserve"> </w:t>
             </w:r>
             <w:r>
               <w:rPr>
@@ -4980,7 +4842,7 @@
           <w:p>
             <w:pPr>
               <w:pStyle w:val="TableParagraph"/>
-              <w:spacing w:line="240" w:lineRule="auto" w:before="39"/>
+              <w:spacing w:before="39" w:line="240" w:lineRule="auto"/>
               <w:ind w:left="0" w:right="1"/>
               <w:jc w:val="center"/>
               <w:rPr>
@@ -5001,7 +4863,7 @@
                 <w:spacing w:val="-6"/>
                 <w:sz w:val="18"/>
               </w:rPr>
-              <w:t> </w:t>
+              <w:t xml:space="preserve"> </w:t>
             </w:r>
             <w:r>
               <w:rPr>
@@ -5024,7 +4886,7 @@
           <w:p>
             <w:pPr>
               <w:pStyle w:val="TableParagraph"/>
-              <w:spacing w:line="240" w:lineRule="auto" w:before="39"/>
+              <w:spacing w:before="39" w:line="240" w:lineRule="auto"/>
               <w:ind w:left="0"/>
               <w:jc w:val="center"/>
               <w:rPr>
@@ -5053,7 +4915,7 @@
           <w:p>
             <w:pPr>
               <w:pStyle w:val="TableParagraph"/>
-              <w:spacing w:line="240" w:lineRule="auto" w:before="39"/>
+              <w:spacing w:before="39" w:line="240" w:lineRule="auto"/>
               <w:ind w:left="1" w:right="2"/>
               <w:jc w:val="center"/>
               <w:rPr>
@@ -5082,7 +4944,7 @@
           <w:p>
             <w:pPr>
               <w:pStyle w:val="TableParagraph"/>
-              <w:spacing w:line="240" w:lineRule="auto" w:before="39"/>
+              <w:spacing w:before="39" w:line="240" w:lineRule="auto"/>
               <w:ind w:left="117"/>
               <w:rPr>
                 <w:b/>
@@ -5102,7 +4964,7 @@
       </w:tr>
       <w:tr>
         <w:trPr>
-          <w:trHeight w:val="261" w:hRule="atLeast"/>
+          <w:trHeight w:val="261"/>
         </w:trPr>
         <w:tc>
           <w:tcPr>
@@ -5114,7 +4976,7 @@
           <w:p>
             <w:pPr>
               <w:pStyle w:val="TableParagraph"/>
-              <w:spacing w:line="200" w:lineRule="exact" w:before="41"/>
+              <w:spacing w:before="41" w:line="200" w:lineRule="exact"/>
               <w:rPr>
                 <w:sz w:val="18"/>
               </w:rPr>
@@ -5130,7 +4992,7 @@
                 <w:spacing w:val="-6"/>
                 <w:sz w:val="18"/>
               </w:rPr>
-              <w:t> </w:t>
+              <w:t xml:space="preserve"> </w:t>
             </w:r>
             <w:r>
               <w:rPr>
@@ -5151,7 +5013,7 @@
           <w:p>
             <w:pPr>
               <w:pStyle w:val="TableParagraph"/>
-              <w:spacing w:line="200" w:lineRule="exact" w:before="41"/>
+              <w:spacing w:before="41" w:line="200" w:lineRule="exact"/>
               <w:rPr>
                 <w:sz w:val="18"/>
               </w:rPr>
@@ -5167,7 +5029,7 @@
                 <w:spacing w:val="-7"/>
                 <w:sz w:val="18"/>
               </w:rPr>
-              <w:t> </w:t>
+              <w:t xml:space="preserve"> </w:t>
             </w:r>
             <w:r>
               <w:rPr>
@@ -5188,7 +5050,7 @@
           <w:p>
             <w:pPr>
               <w:pStyle w:val="TableParagraph"/>
-              <w:spacing w:line="200" w:lineRule="exact" w:before="41"/>
+              <w:spacing w:before="41" w:line="200" w:lineRule="exact"/>
               <w:rPr>
                 <w:sz w:val="18"/>
               </w:rPr>
@@ -5219,7 +5081,7 @@
           <w:p>
             <w:pPr>
               <w:pStyle w:val="TableParagraph"/>
-              <w:spacing w:line="200" w:lineRule="exact" w:before="41"/>
+              <w:spacing w:before="41" w:line="200" w:lineRule="exact"/>
               <w:ind w:left="0" w:right="1"/>
               <w:jc w:val="center"/>
               <w:rPr>
@@ -5245,7 +5107,7 @@
           <w:p>
             <w:pPr>
               <w:pStyle w:val="TableParagraph"/>
-              <w:spacing w:line="200" w:lineRule="exact" w:before="41"/>
+              <w:spacing w:before="41" w:line="200" w:lineRule="exact"/>
               <w:ind w:left="0"/>
               <w:jc w:val="center"/>
               <w:rPr>
@@ -5271,7 +5133,7 @@
           <w:p>
             <w:pPr>
               <w:pStyle w:val="TableParagraph"/>
-              <w:spacing w:line="200" w:lineRule="exact" w:before="41"/>
+              <w:spacing w:before="41" w:line="200" w:lineRule="exact"/>
               <w:ind w:left="0" w:right="2"/>
               <w:jc w:val="center"/>
               <w:rPr>
@@ -5297,7 +5159,7 @@
           <w:p>
             <w:pPr>
               <w:pStyle w:val="TableParagraph"/>
-              <w:spacing w:line="200" w:lineRule="exact" w:before="41"/>
+              <w:spacing w:before="41" w:line="200" w:lineRule="exact"/>
               <w:ind w:left="122"/>
               <w:rPr>
                 <w:sz w:val="18"/>
@@ -5315,7 +5177,7 @@
       </w:tr>
       <w:tr>
         <w:trPr>
-          <w:trHeight w:val="219" w:hRule="atLeast"/>
+          <w:trHeight w:val="219"/>
         </w:trPr>
         <w:tc>
           <w:tcPr>
@@ -5339,7 +5201,7 @@
                 <w:spacing w:val="-7"/>
                 <w:sz w:val="18"/>
               </w:rPr>
-              <w:t> </w:t>
+              <w:t xml:space="preserve"> </w:t>
             </w:r>
             <w:r>
               <w:rPr>
@@ -5372,7 +5234,7 @@
                 <w:spacing w:val="-7"/>
                 <w:sz w:val="18"/>
               </w:rPr>
-              <w:t> </w:t>
+              <w:t xml:space="preserve"> </w:t>
             </w:r>
             <w:r>
               <w:rPr>
@@ -5500,7 +5362,7 @@
       </w:tr>
       <w:tr>
         <w:trPr>
-          <w:trHeight w:val="219" w:hRule="atLeast"/>
+          <w:trHeight w:val="219"/>
         </w:trPr>
         <w:tc>
           <w:tcPr>
@@ -5524,7 +5386,7 @@
                 <w:spacing w:val="-7"/>
                 <w:sz w:val="18"/>
               </w:rPr>
-              <w:t> </w:t>
+              <w:t xml:space="preserve"> </w:t>
             </w:r>
             <w:r>
               <w:rPr>
@@ -5557,7 +5419,7 @@
                 <w:spacing w:val="-7"/>
                 <w:sz w:val="18"/>
               </w:rPr>
-              <w:t> </w:t>
+              <w:t xml:space="preserve"> </w:t>
             </w:r>
             <w:r>
               <w:rPr>
@@ -5685,7 +5547,7 @@
       </w:tr>
       <w:tr>
         <w:trPr>
-          <w:trHeight w:val="219" w:hRule="atLeast"/>
+          <w:trHeight w:val="219"/>
         </w:trPr>
         <w:tc>
           <w:tcPr>
@@ -5709,7 +5571,7 @@
                 <w:spacing w:val="-5"/>
                 <w:sz w:val="18"/>
               </w:rPr>
-              <w:t> </w:t>
+              <w:t xml:space="preserve"> </w:t>
             </w:r>
             <w:r>
               <w:rPr>
@@ -5742,7 +5604,7 @@
                 <w:spacing w:val="-7"/>
                 <w:sz w:val="18"/>
               </w:rPr>
-              <w:t> </w:t>
+              <w:t xml:space="preserve"> </w:t>
             </w:r>
             <w:r>
               <w:rPr>
@@ -5870,7 +5732,7 @@
       </w:tr>
       <w:tr>
         <w:trPr>
-          <w:trHeight w:val="219" w:hRule="atLeast"/>
+          <w:trHeight w:val="219"/>
         </w:trPr>
         <w:tc>
           <w:tcPr>
@@ -5895,7 +5757,7 @@
                 <w:spacing w:val="7"/>
                 <w:sz w:val="18"/>
               </w:rPr>
-              <w:t> </w:t>
+              <w:t xml:space="preserve"> </w:t>
             </w:r>
             <w:r>
               <w:rPr>
@@ -5928,7 +5790,7 @@
                 <w:spacing w:val="-5"/>
                 <w:sz w:val="18"/>
               </w:rPr>
-              <w:t> </w:t>
+              <w:t xml:space="preserve"> </w:t>
             </w:r>
             <w:r>
               <w:rPr>
@@ -6056,7 +5918,7 @@
       </w:tr>
       <w:tr>
         <w:trPr>
-          <w:trHeight w:val="219" w:hRule="atLeast"/>
+          <w:trHeight w:val="219"/>
         </w:trPr>
         <w:tc>
           <w:tcPr>
@@ -6081,7 +5943,7 @@
                 <w:spacing w:val="9"/>
                 <w:sz w:val="18"/>
               </w:rPr>
-              <w:t> </w:t>
+              <w:t xml:space="preserve"> </w:t>
             </w:r>
             <w:r>
               <w:rPr>
@@ -6114,7 +5976,7 @@
                 <w:spacing w:val="-5"/>
                 <w:sz w:val="18"/>
               </w:rPr>
-              <w:t> </w:t>
+              <w:t xml:space="preserve"> </w:t>
             </w:r>
             <w:r>
               <w:rPr>
@@ -6242,7 +6104,7 @@
       </w:tr>
       <w:tr>
         <w:trPr>
-          <w:trHeight w:val="219" w:hRule="atLeast"/>
+          <w:trHeight w:val="219"/>
         </w:trPr>
         <w:tc>
           <w:tcPr>
@@ -6266,7 +6128,7 @@
                 <w:spacing w:val="-8"/>
                 <w:sz w:val="18"/>
               </w:rPr>
-              <w:t> </w:t>
+              <w:t xml:space="preserve"> </w:t>
             </w:r>
             <w:r>
               <w:rPr>
@@ -6279,7 +6141,7 @@
                 <w:spacing w:val="-7"/>
                 <w:sz w:val="18"/>
               </w:rPr>
-              <w:t> </w:t>
+              <w:t xml:space="preserve"> </w:t>
             </w:r>
             <w:r>
               <w:rPr>
@@ -6312,7 +6174,7 @@
                 <w:spacing w:val="-5"/>
                 <w:sz w:val="18"/>
               </w:rPr>
-              <w:t> </w:t>
+              <w:t xml:space="preserve"> </w:t>
             </w:r>
             <w:r>
               <w:rPr>
@@ -6440,7 +6302,7 @@
       </w:tr>
       <w:tr>
         <w:trPr>
-          <w:trHeight w:val="219" w:hRule="atLeast"/>
+          <w:trHeight w:val="219"/>
         </w:trPr>
         <w:tc>
           <w:tcPr>
@@ -6464,7 +6326,7 @@
                 <w:spacing w:val="-5"/>
                 <w:sz w:val="18"/>
               </w:rPr>
-              <w:t> </w:t>
+              <w:t xml:space="preserve"> </w:t>
             </w:r>
             <w:r>
               <w:rPr>
@@ -6498,7 +6360,7 @@
                 <w:spacing w:val="-3"/>
                 <w:sz w:val="18"/>
               </w:rPr>
-              <w:t> </w:t>
+              <w:t xml:space="preserve"> </w:t>
             </w:r>
             <w:r>
               <w:rPr>
@@ -6626,7 +6488,7 @@
       </w:tr>
       <w:tr>
         <w:trPr>
-          <w:trHeight w:val="219" w:hRule="atLeast"/>
+          <w:trHeight w:val="219"/>
         </w:trPr>
         <w:tc>
           <w:tcPr>
@@ -6650,7 +6512,7 @@
                 <w:spacing w:val="-5"/>
                 <w:sz w:val="18"/>
               </w:rPr>
-              <w:t> </w:t>
+              <w:t xml:space="preserve"> </w:t>
             </w:r>
             <w:r>
               <w:rPr>
@@ -6663,7 +6525,7 @@
                 <w:spacing w:val="-5"/>
                 <w:sz w:val="18"/>
               </w:rPr>
-              <w:t> </w:t>
+              <w:t xml:space="preserve"> </w:t>
             </w:r>
             <w:r>
               <w:rPr>
@@ -6676,7 +6538,7 @@
                 <w:spacing w:val="-5"/>
                 <w:sz w:val="18"/>
               </w:rPr>
-              <w:t> [9]</w:t>
+              <w:t xml:space="preserve"> [9]</w:t>
             </w:r>
           </w:p>
         </w:tc>
@@ -6817,7 +6679,7 @@
       </w:tr>
       <w:tr>
         <w:trPr>
-          <w:trHeight w:val="219" w:hRule="atLeast"/>
+          <w:trHeight w:val="219"/>
         </w:trPr>
         <w:tc>
           <w:tcPr>
@@ -6842,7 +6704,7 @@
                 <w:spacing w:val="-9"/>
                 <w:sz w:val="18"/>
               </w:rPr>
-              <w:t> </w:t>
+              <w:t xml:space="preserve"> </w:t>
             </w:r>
             <w:r>
               <w:rPr>
@@ -6990,7 +6852,7 @@
       </w:tr>
       <w:tr>
         <w:trPr>
-          <w:trHeight w:val="265" w:hRule="atLeast"/>
+          <w:trHeight w:val="265"/>
         </w:trPr>
         <w:tc>
           <w:tcPr>
@@ -7018,7 +6880,7 @@
                 <w:spacing w:val="-10"/>
                 <w:sz w:val="18"/>
               </w:rPr>
-              <w:t> </w:t>
+              <w:t xml:space="preserve"> </w:t>
             </w:r>
             <w:r>
               <w:rPr>
@@ -7185,13 +7047,14 @@
     <w:p>
       <w:pPr>
         <w:pStyle w:val="TableParagraph"/>
-        <w:spacing w:after="0" w:line="206" w:lineRule="exact"/>
+        <w:spacing w:line="206" w:lineRule="exact"/>
         <w:rPr>
           <w:sz w:val="18"/>
         </w:rPr>
         <w:sectPr>
           <w:pgSz w:w="11910" w:h="16840"/>
-          <w:pgMar w:header="0" w:footer="804" w:top="1280" w:bottom="1000" w:left="1275" w:right="1275"/>
+          <w:pgMar w:top="1280" w:right="1275" w:bottom="1000" w:left="1275" w:header="0" w:footer="804" w:gutter="0"/>
+          <w:cols w:space="720"/>
         </w:sectPr>
       </w:pPr>
     </w:p>
@@ -7201,7 +7064,10 @@
         <w:ind w:left="822"/>
       </w:pPr>
       <w:r>
-        <w:rPr/>
+        <w:rPr>
+          <w:noProof/>
+        </w:rPr>
+        <w:lastRenderedPageBreak/>
         <mc:AlternateContent>
           <mc:Choice Requires="wps">
             <w:drawing>
@@ -7210,13 +7076,14 @@
                 <wp:effectExtent l="9525" t="0" r="0" b="3175"/>
                 <wp:docPr id="10" name="Textbox 10"/>
                 <wp:cNvGraphicFramePr>
-                  <a:graphicFrameLocks/>
+                  <a:graphicFrameLocks xmlns:a="http://schemas.openxmlformats.org/drawingml/2006/main"/>
                 </wp:cNvGraphicFramePr>
-                <a:graphic>
+                <a:graphic xmlns:a="http://schemas.openxmlformats.org/drawingml/2006/main">
                   <a:graphicData uri="http://schemas.microsoft.com/office/word/2010/wordprocessingShape">
                     <wps:wsp>
-                      <wps:cNvPr id="10" name="Textbox 10"/>
-                      <wps:cNvSpPr txBox="1"/>
+                      <wps:cNvSpPr txBox="1">
+                        <a:spLocks/>
+                      </wps:cNvSpPr>
                       <wps:spPr>
                         <a:xfrm>
                           <a:off x="0" y="0"/>
@@ -7341,8 +7208,8 @@
           </mc:Choice>
           <mc:Fallback>
             <w:pict>
-              <v:shape style="width:385.15pt;height:385.25pt;mso-position-horizontal-relative:char;mso-position-vertical-relative:line" type="#_x0000_t202" id="docshape10" filled="false" stroked="true" strokeweight=".398pt" strokecolor="#000000">
-                <w10:anchorlock/>
+              <v:shape id="Textbox 10" o:spid="_x0000_s1034" type="#_x0000_t202" style="width:385.15pt;height:385.25pt;visibility:visible;mso-wrap-style:square;mso-left-percent:-10001;mso-top-percent:-10001;mso-position-horizontal:absolute;mso-position-horizontal-relative:char;mso-position-vertical:absolute;mso-position-vertical-relative:line;mso-left-percent:-10001;mso-top-percent:-10001;v-text-anchor:top" o:gfxdata="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" filled="f" strokeweight=".14039mm">
+                <v:path arrowok="t"/>
                 <v:textbox inset="0,0,0,0">
                   <w:txbxContent>
                     <w:p>
@@ -7441,146 +7308,130 @@
                     </w:p>
                   </w:txbxContent>
                 </v:textbox>
-                <v:stroke dashstyle="solid"/>
+                <w10:anchorlock/>
               </v:shape>
             </w:pict>
           </mc:Fallback>
         </mc:AlternateContent>
       </w:r>
-      <w:r>
-        <w:rPr/>
-      </w:r>
     </w:p>
     <w:p>
       <w:pPr>
         <w:pStyle w:val="BodyText"/>
-        <w:spacing w:line="249" w:lineRule="auto" w:before="140"/>
+        <w:spacing w:before="140" w:line="249" w:lineRule="auto"/>
         <w:ind w:left="142" w:right="140"/>
         <w:jc w:val="both"/>
       </w:pPr>
       <w:r>
-        <w:rPr/>
         <w:t>Figure 9:</w:t>
       </w:r>
       <w:r>
         <w:rPr>
           <w:spacing w:val="40"/>
         </w:rPr>
-        <w:t> </w:t>
-      </w:r>
-      <w:r>
-        <w:rPr/>
+        <w:t xml:space="preserve"> </w:t>
+      </w:r>
+      <w:r>
         <w:t>AUROC vs. F1 Score for all detection methods.</w:t>
       </w:r>
       <w:r>
         <w:rPr>
           <w:spacing w:val="40"/>
         </w:rPr>
-        <w:t> </w:t>
-      </w:r>
-      <w:r>
-        <w:rPr/>
+        <w:t xml:space="preserve"> </w:t>
+      </w:r>
+      <w:r>
         <w:t>Marker shape indicates signal type and marker size indicates</w:t>
       </w:r>
       <w:r>
         <w:rPr>
           <w:spacing w:val="-3"/>
         </w:rPr>
-        <w:t> </w:t>
-      </w:r>
-      <w:r>
-        <w:rPr/>
+        <w:t xml:space="preserve"> </w:t>
+      </w:r>
+      <w:r>
         <w:t>log(speedup). SEP</w:t>
       </w:r>
       <w:r>
         <w:rPr>
           <w:spacing w:val="-3"/>
         </w:rPr>
-        <w:t> </w:t>
-      </w:r>
-      <w:r>
-        <w:rPr/>
+        <w:t xml:space="preserve"> </w:t>
+      </w:r>
+      <w:r>
         <w:t>and</w:t>
       </w:r>
       <w:r>
         <w:rPr>
           <w:spacing w:val="-3"/>
         </w:rPr>
-        <w:t> </w:t>
-      </w:r>
-      <w:r>
-        <w:rPr/>
+        <w:t xml:space="preserve"> </w:t>
+      </w:r>
+      <w:r>
         <w:t>LLM-Check</w:t>
       </w:r>
       <w:r>
         <w:rPr>
           <w:spacing w:val="-3"/>
         </w:rPr>
-        <w:t> </w:t>
-      </w:r>
-      <w:r>
-        <w:rPr/>
+        <w:t xml:space="preserve"> </w:t>
+      </w:r>
+      <w:r>
         <w:t>achieve</w:t>
       </w:r>
       <w:r>
         <w:rPr>
           <w:spacing w:val="-3"/>
         </w:rPr>
-        <w:t> </w:t>
-      </w:r>
-      <w:r>
-        <w:rPr/>
+        <w:t xml:space="preserve"> </w:t>
+      </w:r>
+      <w:r>
         <w:t>the</w:t>
       </w:r>
       <w:r>
         <w:rPr>
           <w:spacing w:val="-3"/>
         </w:rPr>
-        <w:t> </w:t>
-      </w:r>
-      <w:r>
-        <w:rPr/>
+        <w:t xml:space="preserve"> </w:t>
+      </w:r>
+      <w:r>
         <w:t>best</w:t>
       </w:r>
       <w:r>
         <w:rPr>
           <w:spacing w:val="-3"/>
         </w:rPr>
-        <w:t> </w:t>
-      </w:r>
-      <w:r>
-        <w:rPr/>
+        <w:t xml:space="preserve"> </w:t>
+      </w:r>
+      <w:r>
         <w:t>overall</w:t>
       </w:r>
       <w:r>
         <w:rPr>
           <w:spacing w:val="-3"/>
         </w:rPr>
-        <w:t> </w:t>
-      </w:r>
-      <w:r>
-        <w:rPr/>
+        <w:t xml:space="preserve"> </w:t>
+      </w:r>
+      <w:r>
         <w:t>performance</w:t>
       </w:r>
       <w:r>
         <w:rPr>
           <w:spacing w:val="-3"/>
         </w:rPr>
-        <w:t> </w:t>
-      </w:r>
-      <w:r>
-        <w:rPr/>
+        <w:t xml:space="preserve"> </w:t>
+      </w:r>
+      <w:r>
         <w:t>(Source: Papers</w:t>
       </w:r>
       <w:r>
         <w:rPr>
           <w:spacing w:val="-3"/>
         </w:rPr>
-        <w:t> </w:t>
-      </w:r>
-      <w:r>
-        <w:rPr/>
-        <w:t>1,2,4,5,9,11– </w:t>
+        <w:t xml:space="preserve"> </w:t>
+      </w:r>
+      <w:r>
+        <w:t xml:space="preserve">1,2,4,5,9,11– </w:t>
       </w:r>
       <w:r>
         <w:rPr>
@@ -7592,11 +7443,12 @@
     <w:p>
       <w:pPr>
         <w:pStyle w:val="BodyText"/>
-        <w:spacing w:after="0" w:line="249" w:lineRule="auto"/>
+        <w:spacing w:line="249" w:lineRule="auto"/>
         <w:jc w:val="both"/>
         <w:sectPr>
           <w:pgSz w:w="11910" w:h="16840"/>
-          <w:pgMar w:header="0" w:footer="804" w:top="1400" w:bottom="1000" w:left="1275" w:right="1275"/>
+          <w:pgMar w:top="1400" w:right="1275" w:bottom="1000" w:left="1275" w:header="0" w:footer="804" w:gutter="0"/>
+          <w:cols w:space="720"/>
         </w:sectPr>
       </w:pPr>
     </w:p>
@@ -7606,7 +7458,10 @@
         <w:ind w:left="822"/>
       </w:pPr>
       <w:r>
-        <w:rPr/>
+        <w:rPr>
+          <w:noProof/>
+        </w:rPr>
+        <w:lastRenderedPageBreak/>
         <mc:AlternateContent>
           <mc:Choice Requires="wps">
             <w:drawing>
@@ -7615,13 +7470,14 @@
                 <wp:effectExtent l="9525" t="0" r="0" b="3175"/>
                 <wp:docPr id="11" name="Textbox 11"/>
                 <wp:cNvGraphicFramePr>
-                  <a:graphicFrameLocks/>
+                  <a:graphicFrameLocks xmlns:a="http://schemas.openxmlformats.org/drawingml/2006/main"/>
                 </wp:cNvGraphicFramePr>
-                <a:graphic>
+                <a:graphic xmlns:a="http://schemas.openxmlformats.org/drawingml/2006/main">
                   <a:graphicData uri="http://schemas.microsoft.com/office/word/2010/wordprocessingShape">
                     <wps:wsp>
-                      <wps:cNvPr id="11" name="Textbox 11"/>
-                      <wps:cNvSpPr txBox="1"/>
+                      <wps:cNvSpPr txBox="1">
+                        <a:spLocks/>
+                      </wps:cNvSpPr>
                       <wps:spPr>
                         <a:xfrm>
                           <a:off x="0" y="0"/>
@@ -7746,8 +7602,8 @@
           </mc:Choice>
           <mc:Fallback>
             <w:pict>
-              <v:shape style="width:385.15pt;height:385.25pt;mso-position-horizontal-relative:char;mso-position-vertical-relative:line" type="#_x0000_t202" id="docshape11" filled="false" stroked="true" strokeweight=".398pt" strokecolor="#000000">
-                <w10:anchorlock/>
+              <v:shape id="Textbox 11" o:spid="_x0000_s1035" type="#_x0000_t202" style="width:385.15pt;height:385.25pt;visibility:visible;mso-wrap-style:square;mso-left-percent:-10001;mso-top-percent:-10001;mso-position-horizontal:absolute;mso-position-horizontal-relative:char;mso-position-vertical:absolute;mso-position-vertical-relative:line;mso-left-percent:-10001;mso-top-percent:-10001;v-text-anchor:top" o:gfxdata="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" filled="f" strokeweight=".14039mm">
+                <v:path arrowok="t"/>
                 <v:textbox inset="0,0,0,0">
                   <w:txbxContent>
                     <w:p>
@@ -7846,164 +7702,146 @@
                     </w:p>
                   </w:txbxContent>
                 </v:textbox>
-                <v:stroke dashstyle="solid"/>
+                <w10:anchorlock/>
               </v:shape>
             </w:pict>
           </mc:Fallback>
         </mc:AlternateContent>
       </w:r>
-      <w:r>
-        <w:rPr/>
-      </w:r>
     </w:p>
     <w:p>
       <w:pPr>
         <w:pStyle w:val="BodyText"/>
-        <w:spacing w:line="235" w:lineRule="auto" w:before="129"/>
+        <w:spacing w:before="129" w:line="235" w:lineRule="auto"/>
         <w:ind w:left="142"/>
       </w:pPr>
       <w:r>
-        <w:rPr/>
         <w:t>Figure</w:t>
       </w:r>
       <w:r>
         <w:rPr>
           <w:spacing w:val="-13"/>
         </w:rPr>
-        <w:t> </w:t>
-      </w:r>
-      <w:r>
-        <w:rPr/>
+        <w:t xml:space="preserve"> </w:t>
+      </w:r>
+      <w:r>
         <w:t>10:</w:t>
       </w:r>
       <w:r>
         <w:rPr>
           <w:spacing w:val="-8"/>
         </w:rPr>
-        <w:t> </w:t>
-      </w:r>
-      <w:r>
-        <w:rPr/>
+        <w:t xml:space="preserve"> </w:t>
+      </w:r>
+      <w:r>
         <w:t>Efficiency</w:t>
       </w:r>
       <w:r>
         <w:rPr>
           <w:spacing w:val="-12"/>
         </w:rPr>
-        <w:t> </w:t>
-      </w:r>
-      <w:r>
-        <w:rPr/>
+        <w:t xml:space="preserve"> </w:t>
+      </w:r>
+      <w:r>
         <w:t>trade-off:</w:t>
       </w:r>
       <w:r>
         <w:rPr>
           <w:spacing w:val="-1"/>
         </w:rPr>
-        <w:t> </w:t>
-      </w:r>
-      <w:r>
-        <w:rPr/>
+        <w:t xml:space="preserve"> </w:t>
+      </w:r>
+      <w:r>
         <w:t>Speedup</w:t>
       </w:r>
       <w:r>
         <w:rPr>
           <w:spacing w:val="-13"/>
         </w:rPr>
-        <w:t> </w:t>
-      </w:r>
-      <w:r>
-        <w:rPr/>
+        <w:t xml:space="preserve"> </w:t>
+      </w:r>
+      <w:r>
         <w:t>factor</w:t>
       </w:r>
       <w:r>
         <w:rPr>
           <w:spacing w:val="-12"/>
         </w:rPr>
-        <w:t> </w:t>
-      </w:r>
-      <w:r>
-        <w:rPr/>
+        <w:t xml:space="preserve"> </w:t>
+      </w:r>
+      <w:r>
         <w:t>(log</w:t>
       </w:r>
       <w:r>
         <w:rPr>
           <w:spacing w:val="-13"/>
         </w:rPr>
-        <w:t> </w:t>
-      </w:r>
-      <w:r>
-        <w:rPr/>
+        <w:t xml:space="preserve"> </w:t>
+      </w:r>
+      <w:r>
         <w:t>scale)</w:t>
       </w:r>
       <w:r>
         <w:rPr>
           <w:spacing w:val="-12"/>
         </w:rPr>
-        <w:t> </w:t>
-      </w:r>
-      <w:r>
-        <w:rPr/>
+        <w:t xml:space="preserve"> </w:t>
+      </w:r>
+      <w:r>
         <w:t>vs.</w:t>
       </w:r>
       <w:r>
         <w:rPr>
           <w:spacing w:val="-13"/>
         </w:rPr>
-        <w:t> </w:t>
-      </w:r>
-      <w:r>
-        <w:rPr/>
+        <w:t xml:space="preserve"> </w:t>
+      </w:r>
+      <w:r>
         <w:t>AUROC.</w:t>
       </w:r>
       <w:r>
         <w:rPr>
           <w:spacing w:val="-12"/>
         </w:rPr>
-        <w:t> </w:t>
-      </w:r>
-      <w:r>
-        <w:rPr/>
+        <w:t xml:space="preserve"> </w:t>
+      </w:r>
+      <w:r>
         <w:t>LLM-Check</w:t>
       </w:r>
       <w:r>
         <w:rPr>
           <w:spacing w:val="-13"/>
         </w:rPr>
-        <w:t> </w:t>
-      </w:r>
-      <w:r>
-        <w:rPr/>
+        <w:t xml:space="preserve"> </w:t>
+      </w:r>
+      <w:r>
         <w:t>achieves</w:t>
       </w:r>
       <w:r>
         <w:rPr>
           <w:spacing w:val="-12"/>
         </w:rPr>
-        <w:t> </w:t>
-      </w:r>
-      <w:r>
-        <w:rPr/>
+        <w:t xml:space="preserve"> </w:t>
+      </w:r>
+      <w:r>
         <w:t>up</w:t>
       </w:r>
       <w:r>
         <w:rPr>
           <w:spacing w:val="-13"/>
         </w:rPr>
-        <w:t> </w:t>
-      </w:r>
-      <w:r>
-        <w:rPr/>
+        <w:t xml:space="preserve"> </w:t>
+      </w:r>
+      <w:r>
         <w:t>to</w:t>
       </w:r>
       <w:r>
         <w:rPr>
           <w:spacing w:val="-12"/>
         </w:rPr>
-        <w:t> </w:t>
-      </w:r>
-      <w:r>
-        <w:rPr/>
+        <w:t xml:space="preserve"> </w:t>
+      </w:r>
+      <w:r>
         <w:t>450</w:t>
       </w:r>
       <w:r>
@@ -8019,10 +7857,9 @@
           <w:i/>
           <w:spacing w:val="-25"/>
         </w:rPr>
-        <w:t> </w:t>
-      </w:r>
-      <w:r>
-        <w:rPr/>
+        <w:t xml:space="preserve"> </w:t>
+      </w:r>
+      <w:r>
         <w:t>speedup while maintaining competitive AUROC, and SEP achieves the highest AUROC at 8</w:t>
       </w:r>
       <w:r>
@@ -8038,20 +7875,20 @@
           <w:i/>
           <w:spacing w:val="-15"/>
         </w:rPr>
-        <w:t> </w:t>
-      </w:r>
-      <w:r>
-        <w:rPr/>
+        <w:t xml:space="preserve"> </w:t>
+      </w:r>
+      <w:r>
         <w:t>speedup.</w:t>
       </w:r>
     </w:p>
     <w:p>
       <w:pPr>
         <w:pStyle w:val="BodyText"/>
-        <w:spacing w:after="0" w:line="235" w:lineRule="auto"/>
+        <w:spacing w:line="235" w:lineRule="auto"/>
         <w:sectPr>
           <w:pgSz w:w="11910" w:h="16840"/>
-          <w:pgMar w:header="0" w:footer="804" w:top="1400" w:bottom="1000" w:left="1275" w:right="1275"/>
+          <w:pgMar w:top="1400" w:right="1275" w:bottom="1000" w:left="1275" w:header="0" w:footer="804" w:gutter="0"/>
+          <w:cols w:space="720"/>
         </w:sectPr>
       </w:pPr>
     </w:p>
@@ -8060,41 +7897,33 @@
         <w:pStyle w:val="Heading1"/>
         <w:numPr>
           <w:ilvl w:val="0"/>
-          <w:numId w:val="1"/>
+          <w:numId w:val="2"/>
         </w:numPr>
         <w:tabs>
-          <w:tab w:pos="572" w:val="left" w:leader="none"/>
+          <w:tab w:val="left" w:pos="572"/>
         </w:tabs>
-        <w:spacing w:line="240" w:lineRule="auto" w:before="97" w:after="0"/>
-        <w:ind w:left="572" w:right="0" w:hanging="430"/>
-        <w:jc w:val="left"/>
+        <w:ind w:hanging="430"/>
       </w:pPr>
-      <w:bookmarkStart w:name="Identified Research Gaps" w:id="10"/>
-      <w:bookmarkEnd w:id="10"/>
-      <w:r>
-        <w:rPr>
-          <w:b w:val="0"/>
-        </w:rPr>
-      </w:r>
-      <w:r>
-        <w:rPr/>
+      <w:bookmarkStart w:id="9" w:name="Identified_Research_Gaps"/>
+      <w:bookmarkEnd w:id="9"/>
+      <w:r>
+        <w:lastRenderedPageBreak/>
         <w:t>Identified</w:t>
       </w:r>
       <w:r>
         <w:rPr>
           <w:spacing w:val="14"/>
         </w:rPr>
-        <w:t> </w:t>
-      </w:r>
-      <w:r>
-        <w:rPr/>
+        <w:t xml:space="preserve"> </w:t>
+      </w:r>
+      <w:r>
         <w:t>Research</w:t>
       </w:r>
       <w:r>
         <w:rPr>
           <w:spacing w:val="15"/>
         </w:rPr>
-        <w:t> </w:t>
+        <w:t xml:space="preserve"> </w:t>
       </w:r>
       <w:r>
         <w:rPr>
@@ -8118,24 +7947,20 @@
         <w:pStyle w:val="ListParagraph"/>
         <w:numPr>
           <w:ilvl w:val="0"/>
-          <w:numId w:val="1"/>
+          <w:numId w:val="2"/>
         </w:numPr>
         <w:tabs>
-          <w:tab w:pos="572" w:val="left" w:leader="none"/>
+          <w:tab w:val="left" w:pos="572"/>
         </w:tabs>
-        <w:spacing w:line="240" w:lineRule="auto" w:before="1" w:after="0"/>
-        <w:ind w:left="572" w:right="0" w:hanging="430"/>
-        <w:jc w:val="left"/>
+        <w:spacing w:before="1"/>
+        <w:ind w:right="0" w:hanging="430"/>
         <w:rPr>
           <w:b/>
           <w:sz w:val="28"/>
         </w:rPr>
       </w:pPr>
-      <w:bookmarkStart w:name="TRUEGUARD: A Proposed Conceptual Framewo" w:id="11"/>
-      <w:bookmarkEnd w:id="11"/>
-      <w:r>
-        <w:rPr/>
-      </w:r>
+      <w:bookmarkStart w:id="10" w:name="TRUEGUARD:_A_Proposed_Conceptual_Framewo"/>
+      <w:bookmarkEnd w:id="10"/>
       <w:r>
         <w:rPr>
           <w:b/>
@@ -8149,7 +7974,7 @@
           <w:spacing w:val="15"/>
           <w:sz w:val="28"/>
         </w:rPr>
-        <w:t> </w:t>
+        <w:t xml:space="preserve"> </w:t>
       </w:r>
       <w:r>
         <w:rPr>
@@ -8164,7 +7989,7 @@
           <w:spacing w:val="16"/>
           <w:sz w:val="28"/>
         </w:rPr>
-        <w:t> </w:t>
+        <w:t xml:space="preserve"> </w:t>
       </w:r>
       <w:r>
         <w:rPr>
@@ -8179,7 +8004,7 @@
           <w:spacing w:val="16"/>
           <w:sz w:val="28"/>
         </w:rPr>
-        <w:t> </w:t>
+        <w:t xml:space="preserve"> </w:t>
       </w:r>
       <w:r>
         <w:rPr>
@@ -8194,7 +8019,7 @@
           <w:spacing w:val="15"/>
           <w:sz w:val="28"/>
         </w:rPr>
-        <w:t> </w:t>
+        <w:t xml:space="preserve"> </w:t>
       </w:r>
       <w:r>
         <w:rPr>
@@ -8216,11 +8041,12 @@
       <w:r>
         <w:rPr>
           <w:b/>
+          <w:noProof/>
         </w:rPr>
         <mc:AlternateContent>
           <mc:Choice Requires="wps">
             <w:drawing>
-              <wp:anchor distT="0" distB="0" distL="0" distR="0" allowOverlap="1" layoutInCell="1" locked="0" behindDoc="1" simplePos="0" relativeHeight="487592960">
+              <wp:anchor distT="0" distB="0" distL="0" distR="0" simplePos="0" relativeHeight="487592960" behindDoc="1" locked="0" layoutInCell="1" allowOverlap="1">
                 <wp:simplePos x="0" y="0"/>
                 <wp:positionH relativeFrom="page">
                   <wp:posOffset>1046543</wp:posOffset>
@@ -8233,13 +8059,14 @@
                 <wp:wrapTopAndBottom/>
                 <wp:docPr id="12" name="Textbox 12"/>
                 <wp:cNvGraphicFramePr>
-                  <a:graphicFrameLocks/>
+                  <a:graphicFrameLocks xmlns:a="http://schemas.openxmlformats.org/drawingml/2006/main"/>
                 </wp:cNvGraphicFramePr>
-                <a:graphic>
+                <a:graphic xmlns:a="http://schemas.openxmlformats.org/drawingml/2006/main">
                   <a:graphicData uri="http://schemas.microsoft.com/office/word/2010/wordprocessingShape">
                     <wps:wsp>
-                      <wps:cNvPr id="12" name="Textbox 12"/>
-                      <wps:cNvSpPr txBox="1"/>
+                      <wps:cNvSpPr txBox="1">
+                        <a:spLocks/>
+                      </wps:cNvSpPr>
                       <wps:spPr>
                         <a:xfrm>
                           <a:off x="0" y="0"/>
@@ -8428,7 +8255,8 @@
           </mc:Choice>
           <mc:Fallback>
             <w:pict>
-              <v:shape style="position:absolute;margin-left:82.404999pt;margin-top:23.100101pt;width:430.5pt;height:430.6pt;mso-position-horizontal-relative:page;mso-position-vertical-relative:paragraph;z-index:-15723520;mso-wrap-distance-left:0;mso-wrap-distance-right:0" type="#_x0000_t202" id="docshape12" filled="false" stroked="true" strokeweight=".398pt" strokecolor="#000000">
+              <v:shape id="Textbox 12" o:spid="_x0000_s1036" type="#_x0000_t202" style="position:absolute;margin-left:82.4pt;margin-top:23.1pt;width:430.5pt;height:430.6pt;z-index:-15723520;visibility:visible;mso-wrap-style:square;mso-wrap-distance-left:0;mso-wrap-distance-top:0;mso-wrap-distance-right:0;mso-wrap-distance-bottom:0;mso-position-horizontal:absolute;mso-position-horizontal-relative:page;mso-position-vertical:absolute;mso-position-vertical-relative:text;v-text-anchor:top" o:gfxdata="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" filled="f" strokeweight=".14039mm">
+                <v:path arrowok="t"/>
                 <v:textbox inset="0,0,0,0">
                   <w:txbxContent>
                     <w:p>
@@ -8591,8 +8419,7 @@
                     </w:p>
                   </w:txbxContent>
                 </v:textbox>
-                <v:stroke dashstyle="solid"/>
-                <w10:wrap type="topAndBottom"/>
+                <w10:wrap type="topAndBottom" anchorx="page"/>
               </v:shape>
             </w:pict>
           </mc:Fallback>
@@ -8602,127 +8429,114 @@
     <w:p>
       <w:pPr>
         <w:pStyle w:val="BodyText"/>
-        <w:spacing w:line="249" w:lineRule="auto" w:before="184"/>
+        <w:spacing w:before="184" w:line="249" w:lineRule="auto"/>
         <w:ind w:left="142" w:right="140"/>
         <w:jc w:val="both"/>
       </w:pPr>
       <w:r>
-        <w:rPr/>
-        <w:t>Figure 11: Cross-paper numerical comparison: (top-left) AUROC on HaluEval benchmark, (top-right) SEP </w:t>
-      </w:r>
-      <w:r>
-        <w:rPr/>
-        <w:t>vs. Semantic</w:t>
+        <w:t>Figure 11: Cross-paper numerical comparison: (top-left) AUROC on HaluEval benchmark, (top-right) SEP vs. Semantic</w:t>
       </w:r>
       <w:r>
         <w:rPr>
           <w:spacing w:val="-2"/>
         </w:rPr>
-        <w:t> </w:t>
-      </w:r>
-      <w:r>
-        <w:rPr/>
+        <w:t xml:space="preserve"> </w:t>
+      </w:r>
+      <w:r>
         <w:t>Entropy</w:t>
       </w:r>
       <w:r>
         <w:rPr>
           <w:spacing w:val="-2"/>
         </w:rPr>
-        <w:t> </w:t>
-      </w:r>
-      <w:r>
-        <w:rPr/>
+        <w:t xml:space="preserve"> </w:t>
+      </w:r>
+      <w:r>
         <w:t>per</w:t>
       </w:r>
       <w:r>
         <w:rPr>
           <w:spacing w:val="-2"/>
         </w:rPr>
-        <w:t> </w:t>
-      </w:r>
-      <w:r>
-        <w:rPr/>
+        <w:t xml:space="preserve"> </w:t>
+      </w:r>
+      <w:r>
         <w:t>model,</w:t>
       </w:r>
       <w:r>
         <w:rPr>
           <w:spacing w:val="-1"/>
         </w:rPr>
-        <w:t> </w:t>
-      </w:r>
-      <w:r>
-        <w:rPr/>
+        <w:t xml:space="preserve"> </w:t>
+      </w:r>
+      <w:r>
         <w:t>(bottom-left)</w:t>
       </w:r>
       <w:r>
         <w:rPr>
           <w:spacing w:val="-2"/>
         </w:rPr>
-        <w:t> </w:t>
-      </w:r>
-      <w:r>
-        <w:rPr/>
+        <w:t xml:space="preserve"> </w:t>
+      </w:r>
+      <w:r>
         <w:t>intrinsic</w:t>
       </w:r>
       <w:r>
         <w:rPr>
           <w:spacing w:val="-2"/>
         </w:rPr>
-        <w:t> </w:t>
-      </w:r>
-      <w:r>
-        <w:rPr/>
+        <w:t xml:space="preserve"> </w:t>
+      </w:r>
+      <w:r>
         <w:t>vs.</w:t>
       </w:r>
       <w:r>
         <w:rPr>
           <w:spacing w:val="-2"/>
         </w:rPr>
-        <w:t> </w:t>
-      </w:r>
-      <w:r>
-        <w:rPr/>
+        <w:t xml:space="preserve"> </w:t>
+      </w:r>
+      <w:r>
         <w:t>extrinsic</w:t>
       </w:r>
       <w:r>
         <w:rPr>
           <w:spacing w:val="-2"/>
         </w:rPr>
-        <w:t> </w:t>
-      </w:r>
-      <w:r>
-        <w:rPr/>
+        <w:t xml:space="preserve"> </w:t>
+      </w:r>
+      <w:r>
         <w:t>hallucination</w:t>
       </w:r>
       <w:r>
         <w:rPr>
           <w:spacing w:val="-2"/>
         </w:rPr>
-        <w:t> </w:t>
-      </w:r>
-      <w:r>
-        <w:rPr/>
+        <w:t xml:space="preserve"> </w:t>
+      </w:r>
+      <w:r>
         <w:t>detection,</w:t>
       </w:r>
       <w:r>
         <w:rPr>
           <w:spacing w:val="-1"/>
         </w:rPr>
-        <w:t> </w:t>
-      </w:r>
-      <w:r>
-        <w:rPr/>
+        <w:t xml:space="preserve"> </w:t>
+      </w:r>
+      <w:r>
         <w:t>(bottom-right)</w:t>
       </w:r>
       <w:r>
         <w:rPr>
           <w:spacing w:val="-2"/>
         </w:rPr>
-        <w:t> </w:t>
-      </w:r>
-      <w:r>
-        <w:rPr/>
-        <w:t>improve- ment over baseline for all reviewed methods.</w:t>
+        <w:t xml:space="preserve"> </w:t>
+      </w:r>
+      <w:r>
+        <w:t xml:space="preserve">improve- ment over baseline for all reviewed </w:t>
+      </w:r>
+      <w:r>
+        <w:t>methods.</w:t>
       </w:r>
     </w:p>
     <w:p>
@@ -8736,47 +8550,67 @@
         <w:pStyle w:val="Heading1"/>
         <w:numPr>
           <w:ilvl w:val="0"/>
-          <w:numId w:val="1"/>
+          <w:numId w:val="2"/>
         </w:numPr>
         <w:tabs>
-          <w:tab w:pos="572" w:val="left" w:leader="none"/>
+          <w:tab w:val="left" w:pos="572"/>
         </w:tabs>
-        <w:spacing w:line="240" w:lineRule="auto" w:before="0" w:after="0"/>
-        <w:ind w:left="572" w:right="0" w:hanging="430"/>
-        <w:jc w:val="left"/>
+        <w:spacing w:before="0"/>
+        <w:ind w:hanging="430"/>
       </w:pPr>
-      <w:bookmarkStart w:name="Future Research Directions" w:id="12"/>
+      <w:bookmarkStart w:id="11" w:name="Future_Research_Directions"/>
+      <w:bookmarkEnd w:id="11"/>
+      <w:r>
+        <w:t>Future</w:t>
+      </w:r>
+      <w:r>
+        <w:rPr>
+          <w:spacing w:val="14"/>
+        </w:rPr>
+        <w:t xml:space="preserve"> </w:t>
+      </w:r>
+      <w:r>
+        <w:t>Research</w:t>
+      </w:r>
+      <w:r>
+        <w:rPr>
+          <w:spacing w:val="14"/>
+        </w:rPr>
+        <w:t xml:space="preserve"> </w:t>
+      </w:r>
+      <w:r>
+        <w:rPr>
+          <w:spacing w:val="-2"/>
+        </w:rPr>
+        <w:t>Directions</w:t>
+      </w:r>
+    </w:p>
+    <w:p>
+      <w:pPr>
+        <w:pStyle w:val="ListParagraph"/>
+        <w:numPr>
+          <w:ilvl w:val="0"/>
+          <w:numId w:val="2"/>
+        </w:numPr>
+        <w:tabs>
+          <w:tab w:val="left" w:pos="572"/>
+        </w:tabs>
+        <w:spacing w:before="4" w:line="650" w:lineRule="atLeast"/>
+        <w:ind w:left="142" w:right="7409" w:firstLine="0"/>
+        <w:rPr>
+          <w:b/>
+          <w:sz w:val="28"/>
+        </w:rPr>
+      </w:pPr>
+      <w:bookmarkStart w:id="12" w:name="Conclusion"/>
       <w:bookmarkEnd w:id="12"/>
       <w:r>
         <w:rPr>
-          <w:b w:val="0"/>
-        </w:rPr>
-      </w:r>
-      <w:r>
-        <w:rPr/>
-        <w:t>Future</w:t>
-      </w:r>
-      <w:r>
-        <w:rPr>
-          <w:spacing w:val="14"/>
-        </w:rPr>
-        <w:t> </w:t>
-      </w:r>
-      <w:r>
-        <w:rPr/>
-        <w:t>Research</w:t>
-      </w:r>
-      <w:r>
-        <w:rPr>
-          <w:spacing w:val="14"/>
-        </w:rPr>
-        <w:t> </w:t>
-      </w:r>
-      <w:r>
-        <w:rPr>
+          <w:b/>
           <w:spacing w:val="-2"/>
-        </w:rPr>
-        <w:t>Directions</w:t>
+          <w:sz w:val="28"/>
+        </w:rPr>
+        <w:t>Conclusion References</w:t>
       </w:r>
     </w:p>
     <w:p>
@@ -8787,306 +8621,273 @@
           <w:numId w:val="1"/>
         </w:numPr>
         <w:tabs>
-          <w:tab w:pos="572" w:val="left" w:leader="none"/>
+          <w:tab w:val="left" w:pos="573"/>
         </w:tabs>
-        <w:spacing w:line="650" w:lineRule="atLeast" w:before="4" w:after="0"/>
-        <w:ind w:left="142" w:right="7409" w:firstLine="0"/>
-        <w:jc w:val="left"/>
-        <w:rPr>
-          <w:b/>
-          <w:sz w:val="28"/>
+        <w:spacing w:before="263" w:line="312" w:lineRule="auto"/>
+        <w:jc w:val="both"/>
+        <w:rPr>
+          <w:sz w:val="20"/>
         </w:rPr>
       </w:pPr>
-      <w:bookmarkStart w:name="Conclusion" w:id="13"/>
-      <w:bookmarkEnd w:id="13"/>
-      <w:r>
-        <w:rPr/>
-      </w:r>
-      <w:r>
-        <w:rPr>
-          <w:b/>
+      <w:r>
+        <w:rPr>
+          <w:sz w:val="20"/>
+        </w:rPr>
+        <w:t>W.</w:t>
+      </w:r>
+      <w:r>
+        <w:rPr>
+          <w:spacing w:val="-7"/>
+          <w:sz w:val="20"/>
+        </w:rPr>
+        <w:t xml:space="preserve"> </w:t>
+      </w:r>
+      <w:r>
+        <w:rPr>
+          <w:sz w:val="20"/>
+        </w:rPr>
+        <w:t>Su,</w:t>
+      </w:r>
+      <w:r>
+        <w:rPr>
+          <w:spacing w:val="-6"/>
+          <w:sz w:val="20"/>
+        </w:rPr>
+        <w:t xml:space="preserve"> </w:t>
+      </w:r>
+      <w:r>
+        <w:rPr>
+          <w:sz w:val="20"/>
+        </w:rPr>
+        <w:t>C.</w:t>
+      </w:r>
+      <w:r>
+        <w:rPr>
+          <w:spacing w:val="-7"/>
+          <w:sz w:val="20"/>
+        </w:rPr>
+        <w:t xml:space="preserve"> </w:t>
+      </w:r>
+      <w:r>
+        <w:rPr>
+          <w:sz w:val="20"/>
+        </w:rPr>
+        <w:t>Wang,</w:t>
+      </w:r>
+      <w:r>
+        <w:rPr>
+          <w:spacing w:val="-6"/>
+          <w:sz w:val="20"/>
+        </w:rPr>
+        <w:t xml:space="preserve"> </w:t>
+      </w:r>
+      <w:r>
+        <w:rPr>
+          <w:sz w:val="20"/>
+        </w:rPr>
+        <w:t>Q.</w:t>
+      </w:r>
+      <w:r>
+        <w:rPr>
+          <w:spacing w:val="-7"/>
+          <w:sz w:val="20"/>
+        </w:rPr>
+        <w:t xml:space="preserve"> </w:t>
+      </w:r>
+      <w:r>
+        <w:rPr>
+          <w:sz w:val="20"/>
+        </w:rPr>
+        <w:t>Ai,</w:t>
+      </w:r>
+      <w:r>
+        <w:rPr>
+          <w:spacing w:val="-6"/>
+          <w:sz w:val="20"/>
+        </w:rPr>
+        <w:t xml:space="preserve"> </w:t>
+      </w:r>
+      <w:r>
+        <w:rPr>
+          <w:sz w:val="20"/>
+        </w:rPr>
+        <w:t>Y.</w:t>
+      </w:r>
+      <w:r>
+        <w:rPr>
+          <w:spacing w:val="-7"/>
+          <w:sz w:val="20"/>
+        </w:rPr>
+        <w:t xml:space="preserve"> </w:t>
+      </w:r>
+      <w:r>
+        <w:rPr>
+          <w:sz w:val="20"/>
+        </w:rPr>
+        <w:t>Hu,</w:t>
+      </w:r>
+      <w:r>
+        <w:rPr>
+          <w:spacing w:val="-6"/>
+          <w:sz w:val="20"/>
+        </w:rPr>
+        <w:t xml:space="preserve"> </w:t>
+      </w:r>
+      <w:r>
+        <w:rPr>
+          <w:sz w:val="20"/>
+        </w:rPr>
+        <w:t>Z.</w:t>
+      </w:r>
+      <w:r>
+        <w:rPr>
+          <w:spacing w:val="-7"/>
+          <w:sz w:val="20"/>
+        </w:rPr>
+        <w:t xml:space="preserve"> </w:t>
+      </w:r>
+      <w:r>
+        <w:rPr>
+          <w:sz w:val="20"/>
+        </w:rPr>
+        <w:t>Wu,</w:t>
+      </w:r>
+      <w:r>
+        <w:rPr>
+          <w:spacing w:val="-6"/>
+          <w:sz w:val="20"/>
+        </w:rPr>
+        <w:t xml:space="preserve"> </w:t>
+      </w:r>
+      <w:r>
+        <w:rPr>
+          <w:sz w:val="20"/>
+        </w:rPr>
+        <w:t>Y.</w:t>
+      </w:r>
+      <w:r>
+        <w:rPr>
+          <w:spacing w:val="-7"/>
+          <w:sz w:val="20"/>
+        </w:rPr>
+        <w:t xml:space="preserve"> </w:t>
+      </w:r>
+      <w:r>
+        <w:rPr>
+          <w:sz w:val="20"/>
+        </w:rPr>
+        <w:t>Zhou,</w:t>
+      </w:r>
+      <w:r>
+        <w:rPr>
+          <w:spacing w:val="-6"/>
+          <w:sz w:val="20"/>
+        </w:rPr>
+        <w:t xml:space="preserve"> </w:t>
+      </w:r>
+      <w:r>
+        <w:rPr>
+          <w:sz w:val="20"/>
+        </w:rPr>
+        <w:t>and</w:t>
+      </w:r>
+      <w:r>
+        <w:rPr>
+          <w:spacing w:val="-7"/>
+          <w:sz w:val="20"/>
+        </w:rPr>
+        <w:t xml:space="preserve"> </w:t>
+      </w:r>
+      <w:r>
+        <w:rPr>
+          <w:sz w:val="20"/>
+        </w:rPr>
+        <w:t>Y.</w:t>
+      </w:r>
+      <w:r>
+        <w:rPr>
+          <w:spacing w:val="-7"/>
+          <w:sz w:val="20"/>
+        </w:rPr>
+        <w:t xml:space="preserve"> </w:t>
+      </w:r>
+      <w:r>
+        <w:rPr>
+          <w:sz w:val="20"/>
+        </w:rPr>
+        <w:t>Liu,</w:t>
+      </w:r>
+      <w:r>
+        <w:rPr>
+          <w:spacing w:val="-6"/>
+          <w:sz w:val="20"/>
+        </w:rPr>
+        <w:t xml:space="preserve"> </w:t>
+      </w:r>
+      <w:r>
+        <w:rPr>
+          <w:sz w:val="20"/>
+        </w:rPr>
+        <w:t>“Unsupervised</w:t>
+      </w:r>
+      <w:r>
+        <w:rPr>
+          <w:spacing w:val="-7"/>
+          <w:sz w:val="20"/>
+        </w:rPr>
+        <w:t xml:space="preserve"> </w:t>
+      </w:r>
+      <w:r>
+        <w:rPr>
+          <w:sz w:val="20"/>
+        </w:rPr>
+        <w:t>real-time</w:t>
+      </w:r>
+      <w:r>
+        <w:rPr>
+          <w:spacing w:val="-7"/>
+          <w:sz w:val="20"/>
+        </w:rPr>
+        <w:t xml:space="preserve"> </w:t>
+      </w:r>
+      <w:r>
+        <w:rPr>
+          <w:sz w:val="20"/>
+        </w:rPr>
+        <w:t>hallucination</w:t>
+      </w:r>
+      <w:r>
+        <w:rPr>
+          <w:spacing w:val="-7"/>
+          <w:sz w:val="20"/>
+        </w:rPr>
+        <w:t xml:space="preserve"> </w:t>
+      </w:r>
+      <w:r>
+        <w:rPr>
+          <w:sz w:val="20"/>
+        </w:rPr>
+        <w:t xml:space="preserve">detection based on the internal states of large language models,” Dept. Comput. Sci. Technol., Tsinghua University, </w:t>
+      </w:r>
+      <w:r>
+        <w:rPr>
           <w:spacing w:val="-2"/>
-          <w:sz w:val="28"/>
-        </w:rPr>
-        <w:t>Conclusion References</w:t>
+          <w:sz w:val="20"/>
+        </w:rPr>
+        <w:t>2024.</w:t>
       </w:r>
     </w:p>
     <w:p>
       <w:pPr>
         <w:pStyle w:val="ListParagraph"/>
-        <w:numPr>
-          <w:ilvl w:val="0"/>
-          <w:numId w:val="2"/>
-        </w:numPr>
-        <w:tabs>
-          <w:tab w:pos="573" w:val="left" w:leader="none"/>
-        </w:tabs>
-        <w:spacing w:line="312" w:lineRule="auto" w:before="263" w:after="0"/>
-        <w:ind w:left="573" w:right="140" w:hanging="332"/>
-        <w:jc w:val="both"/>
-        <w:rPr>
-          <w:sz w:val="20"/>
-        </w:rPr>
-      </w:pPr>
-      <w:r>
-        <w:rPr>
-          <w:sz w:val="20"/>
-        </w:rPr>
-        <w:t>W.</w:t>
-      </w:r>
-      <w:r>
-        <w:rPr>
-          <w:spacing w:val="-7"/>
-          <w:sz w:val="20"/>
-        </w:rPr>
-        <w:t> </w:t>
-      </w:r>
-      <w:r>
-        <w:rPr>
-          <w:sz w:val="20"/>
-        </w:rPr>
-        <w:t>Su,</w:t>
-      </w:r>
-      <w:r>
-        <w:rPr>
-          <w:spacing w:val="-6"/>
-          <w:sz w:val="20"/>
-        </w:rPr>
-        <w:t> </w:t>
-      </w:r>
-      <w:r>
-        <w:rPr>
-          <w:sz w:val="20"/>
-        </w:rPr>
-        <w:t>C.</w:t>
-      </w:r>
-      <w:r>
-        <w:rPr>
-          <w:spacing w:val="-7"/>
-          <w:sz w:val="20"/>
-        </w:rPr>
-        <w:t> </w:t>
-      </w:r>
-      <w:r>
-        <w:rPr>
-          <w:sz w:val="20"/>
-        </w:rPr>
-        <w:t>Wang,</w:t>
-      </w:r>
-      <w:r>
-        <w:rPr>
-          <w:spacing w:val="-6"/>
-          <w:sz w:val="20"/>
-        </w:rPr>
-        <w:t> </w:t>
-      </w:r>
-      <w:r>
-        <w:rPr>
-          <w:sz w:val="20"/>
-        </w:rPr>
-        <w:t>Q.</w:t>
-      </w:r>
-      <w:r>
-        <w:rPr>
-          <w:spacing w:val="-7"/>
-          <w:sz w:val="20"/>
-        </w:rPr>
-        <w:t> </w:t>
-      </w:r>
-      <w:r>
-        <w:rPr>
-          <w:sz w:val="20"/>
-        </w:rPr>
-        <w:t>Ai,</w:t>
-      </w:r>
-      <w:r>
-        <w:rPr>
-          <w:spacing w:val="-6"/>
-          <w:sz w:val="20"/>
-        </w:rPr>
-        <w:t> </w:t>
-      </w:r>
-      <w:r>
-        <w:rPr>
-          <w:sz w:val="20"/>
-        </w:rPr>
-        <w:t>Y.</w:t>
-      </w:r>
-      <w:r>
-        <w:rPr>
-          <w:spacing w:val="-7"/>
-          <w:sz w:val="20"/>
-        </w:rPr>
-        <w:t> </w:t>
-      </w:r>
-      <w:r>
-        <w:rPr>
-          <w:sz w:val="20"/>
-        </w:rPr>
-        <w:t>Hu,</w:t>
-      </w:r>
-      <w:r>
-        <w:rPr>
-          <w:spacing w:val="-6"/>
-          <w:sz w:val="20"/>
-        </w:rPr>
-        <w:t> </w:t>
-      </w:r>
-      <w:r>
-        <w:rPr>
-          <w:sz w:val="20"/>
-        </w:rPr>
-        <w:t>Z.</w:t>
-      </w:r>
-      <w:r>
-        <w:rPr>
-          <w:spacing w:val="-7"/>
-          <w:sz w:val="20"/>
-        </w:rPr>
-        <w:t> </w:t>
-      </w:r>
-      <w:r>
-        <w:rPr>
-          <w:sz w:val="20"/>
-        </w:rPr>
-        <w:t>Wu,</w:t>
-      </w:r>
-      <w:r>
-        <w:rPr>
-          <w:spacing w:val="-6"/>
-          <w:sz w:val="20"/>
-        </w:rPr>
-        <w:t> </w:t>
-      </w:r>
-      <w:r>
-        <w:rPr>
-          <w:sz w:val="20"/>
-        </w:rPr>
-        <w:t>Y.</w:t>
-      </w:r>
-      <w:r>
-        <w:rPr>
-          <w:spacing w:val="-7"/>
-          <w:sz w:val="20"/>
-        </w:rPr>
-        <w:t> </w:t>
-      </w:r>
-      <w:r>
-        <w:rPr>
-          <w:sz w:val="20"/>
-        </w:rPr>
-        <w:t>Zhou,</w:t>
-      </w:r>
-      <w:r>
-        <w:rPr>
-          <w:spacing w:val="-6"/>
-          <w:sz w:val="20"/>
-        </w:rPr>
-        <w:t> </w:t>
-      </w:r>
-      <w:r>
-        <w:rPr>
-          <w:sz w:val="20"/>
-        </w:rPr>
-        <w:t>and</w:t>
-      </w:r>
-      <w:r>
-        <w:rPr>
-          <w:spacing w:val="-7"/>
-          <w:sz w:val="20"/>
-        </w:rPr>
-        <w:t> </w:t>
-      </w:r>
-      <w:r>
-        <w:rPr>
-          <w:sz w:val="20"/>
-        </w:rPr>
-        <w:t>Y.</w:t>
-      </w:r>
-      <w:r>
-        <w:rPr>
-          <w:spacing w:val="-7"/>
-          <w:sz w:val="20"/>
-        </w:rPr>
-        <w:t> </w:t>
-      </w:r>
-      <w:r>
-        <w:rPr>
-          <w:sz w:val="20"/>
-        </w:rPr>
-        <w:t>Liu,</w:t>
-      </w:r>
-      <w:r>
-        <w:rPr>
-          <w:spacing w:val="-6"/>
-          <w:sz w:val="20"/>
-        </w:rPr>
-        <w:t> </w:t>
-      </w:r>
-      <w:r>
-        <w:rPr>
-          <w:sz w:val="20"/>
-        </w:rPr>
-        <w:t>“Unsupervised</w:t>
-      </w:r>
-      <w:r>
-        <w:rPr>
-          <w:spacing w:val="-7"/>
-          <w:sz w:val="20"/>
-        </w:rPr>
-        <w:t> </w:t>
-      </w:r>
-      <w:r>
-        <w:rPr>
-          <w:sz w:val="20"/>
-        </w:rPr>
-        <w:t>real-time</w:t>
-      </w:r>
-      <w:r>
-        <w:rPr>
-          <w:spacing w:val="-7"/>
-          <w:sz w:val="20"/>
-        </w:rPr>
-        <w:t> </w:t>
-      </w:r>
-      <w:r>
-        <w:rPr>
-          <w:sz w:val="20"/>
-        </w:rPr>
-        <w:t>hallucination</w:t>
-      </w:r>
-      <w:r>
-        <w:rPr>
-          <w:spacing w:val="-7"/>
-          <w:sz w:val="20"/>
-        </w:rPr>
-        <w:t> </w:t>
-      </w:r>
-      <w:r>
-        <w:rPr>
-          <w:sz w:val="20"/>
-        </w:rPr>
-        <w:t>detection based on the internal states of large language models,” Dept. Comput. Sci. Technol., Tsinghua University, </w:t>
-      </w:r>
-      <w:r>
-        <w:rPr>
-          <w:spacing w:val="-2"/>
-          <w:sz w:val="20"/>
-        </w:rPr>
-        <w:t>2024.</w:t>
-      </w:r>
-    </w:p>
-    <w:p>
-      <w:pPr>
-        <w:pStyle w:val="ListParagraph"/>
-        <w:spacing w:after="0" w:line="312" w:lineRule="auto"/>
-        <w:jc w:val="both"/>
+        <w:spacing w:line="312" w:lineRule="auto"/>
         <w:rPr>
           <w:sz w:val="20"/>
         </w:rPr>
         <w:sectPr>
           <w:pgSz w:w="11910" w:h="16840"/>
-          <w:pgMar w:header="0" w:footer="804" w:top="1240" w:bottom="1000" w:left="1275" w:right="1275"/>
+          <w:pgMar w:top="1240" w:right="1275" w:bottom="1000" w:left="1275" w:header="0" w:footer="804" w:gutter="0"/>
+          <w:cols w:space="720"/>
         </w:sectPr>
       </w:pPr>
     </w:p>
@@ -9095,13 +8896,12 @@
         <w:pStyle w:val="ListParagraph"/>
         <w:numPr>
           <w:ilvl w:val="0"/>
-          <w:numId w:val="2"/>
+          <w:numId w:val="1"/>
         </w:numPr>
         <w:tabs>
-          <w:tab w:pos="573" w:val="left" w:leader="none"/>
+          <w:tab w:val="left" w:pos="573"/>
         </w:tabs>
-        <w:spacing w:line="312" w:lineRule="auto" w:before="72" w:after="0"/>
-        <w:ind w:left="573" w:right="140" w:hanging="332"/>
+        <w:spacing w:before="72" w:line="312" w:lineRule="auto"/>
         <w:jc w:val="both"/>
         <w:rPr>
           <w:sz w:val="20"/>
@@ -9111,6 +8911,7 @@
         <w:rPr>
           <w:sz w:val="20"/>
         </w:rPr>
+        <w:lastRenderedPageBreak/>
         <w:t>F.</w:t>
       </w:r>
       <w:r>
@@ -9118,7 +8919,7 @@
           <w:spacing w:val="-11"/>
           <w:sz w:val="20"/>
         </w:rPr>
-        <w:t> </w:t>
+        <w:t xml:space="preserve"> </w:t>
       </w:r>
       <w:r>
         <w:rPr>
@@ -9131,7 +8932,7 @@
           <w:spacing w:val="-11"/>
           <w:sz w:val="20"/>
         </w:rPr>
-        <w:t> </w:t>
+        <w:t xml:space="preserve"> </w:t>
       </w:r>
       <w:r>
         <w:rPr>
@@ -9144,7 +8945,7 @@
           <w:spacing w:val="-11"/>
           <w:sz w:val="20"/>
         </w:rPr>
-        <w:t> </w:t>
+        <w:t xml:space="preserve"> </w:t>
       </w:r>
       <w:r>
         <w:rPr>
@@ -9157,7 +8958,7 @@
           <w:spacing w:val="-11"/>
           <w:sz w:val="20"/>
         </w:rPr>
-        <w:t> </w:t>
+        <w:t xml:space="preserve"> </w:t>
       </w:r>
       <w:r>
         <w:rPr>
@@ -9170,7 +8971,7 @@
           <w:spacing w:val="-11"/>
           <w:sz w:val="20"/>
         </w:rPr>
-        <w:t> </w:t>
+        <w:t xml:space="preserve"> </w:t>
       </w:r>
       <w:r>
         <w:rPr>
@@ -9183,7 +8984,7 @@
           <w:spacing w:val="-11"/>
           <w:sz w:val="20"/>
         </w:rPr>
-        <w:t> </w:t>
+        <w:t xml:space="preserve"> </w:t>
       </w:r>
       <w:r>
         <w:rPr>
@@ -9196,7 +8997,7 @@
           <w:spacing w:val="-11"/>
           <w:sz w:val="20"/>
         </w:rPr>
-        <w:t> </w:t>
+        <w:t xml:space="preserve"> </w:t>
       </w:r>
       <w:r>
         <w:rPr>
@@ -9209,7 +9010,7 @@
           <w:spacing w:val="-11"/>
           <w:sz w:val="20"/>
         </w:rPr>
-        <w:t> </w:t>
+        <w:t xml:space="preserve"> </w:t>
       </w:r>
       <w:r>
         <w:rPr>
@@ -9222,7 +9023,7 @@
           <w:spacing w:val="-11"/>
           <w:sz w:val="20"/>
         </w:rPr>
-        <w:t> </w:t>
+        <w:t xml:space="preserve"> </w:t>
       </w:r>
       <w:r>
         <w:rPr>
@@ -9235,7 +9036,7 @@
           <w:spacing w:val="-11"/>
           <w:sz w:val="20"/>
         </w:rPr>
-        <w:t> </w:t>
+        <w:t xml:space="preserve"> </w:t>
       </w:r>
       <w:r>
         <w:rPr>
@@ -9248,7 +9049,7 @@
           <w:spacing w:val="-11"/>
           <w:sz w:val="20"/>
         </w:rPr>
-        <w:t> </w:t>
+        <w:t xml:space="preserve"> </w:t>
       </w:r>
       <w:r>
         <w:rPr>
@@ -9261,7 +9062,7 @@
           <w:spacing w:val="-11"/>
           <w:sz w:val="20"/>
         </w:rPr>
-        <w:t> </w:t>
+        <w:t xml:space="preserve"> </w:t>
       </w:r>
       <w:r>
         <w:rPr>
@@ -9274,7 +9075,7 @@
           <w:spacing w:val="-11"/>
           <w:sz w:val="20"/>
         </w:rPr>
-        <w:t> </w:t>
+        <w:t xml:space="preserve"> </w:t>
       </w:r>
       <w:r>
         <w:rPr>
@@ -9287,7 +9088,7 @@
           <w:spacing w:val="-11"/>
           <w:sz w:val="20"/>
         </w:rPr>
-        <w:t> </w:t>
+        <w:t xml:space="preserve"> </w:t>
       </w:r>
       <w:r>
         <w:rPr>
@@ -9300,7 +9101,7 @@
           <w:spacing w:val="-11"/>
           <w:sz w:val="20"/>
         </w:rPr>
-        <w:t> </w:t>
+        <w:t xml:space="preserve"> </w:t>
       </w:r>
       <w:r>
         <w:rPr>
@@ -9313,7 +9114,7 @@
           <w:spacing w:val="-11"/>
           <w:sz w:val="20"/>
         </w:rPr>
-        <w:t> </w:t>
+        <w:t xml:space="preserve"> </w:t>
       </w:r>
       <w:r>
         <w:rPr>
@@ -9326,7 +9127,7 @@
           <w:spacing w:val="-11"/>
           <w:sz w:val="20"/>
         </w:rPr>
-        <w:t> </w:t>
+        <w:t xml:space="preserve"> </w:t>
       </w:r>
       <w:r>
         <w:rPr>
@@ -9339,7 +9140,7 @@
           <w:spacing w:val="-11"/>
           <w:sz w:val="20"/>
         </w:rPr>
-        <w:t> </w:t>
+        <w:t xml:space="preserve"> </w:t>
       </w:r>
       <w:r>
         <w:rPr>
@@ -9353,13 +9154,12 @@
         <w:pStyle w:val="ListParagraph"/>
         <w:numPr>
           <w:ilvl w:val="0"/>
-          <w:numId w:val="2"/>
+          <w:numId w:val="1"/>
         </w:numPr>
         <w:tabs>
-          <w:tab w:pos="573" w:val="left" w:leader="none"/>
+          <w:tab w:val="left" w:pos="573"/>
         </w:tabs>
-        <w:spacing w:line="312" w:lineRule="auto" w:before="133" w:after="0"/>
-        <w:ind w:left="573" w:right="140" w:hanging="332"/>
+        <w:spacing w:line="312" w:lineRule="auto"/>
         <w:jc w:val="both"/>
         <w:rPr>
           <w:sz w:val="20"/>
@@ -9376,7 +9176,7 @@
           <w:spacing w:val="-9"/>
           <w:sz w:val="20"/>
         </w:rPr>
-        <w:t> </w:t>
+        <w:t xml:space="preserve"> </w:t>
       </w:r>
       <w:r>
         <w:rPr>
@@ -9389,7 +9189,7 @@
           <w:spacing w:val="-9"/>
           <w:sz w:val="20"/>
         </w:rPr>
-        <w:t> </w:t>
+        <w:t xml:space="preserve"> </w:t>
       </w:r>
       <w:r>
         <w:rPr>
@@ -9402,7 +9202,7 @@
           <w:spacing w:val="-9"/>
           <w:sz w:val="20"/>
         </w:rPr>
-        <w:t> </w:t>
+        <w:t xml:space="preserve"> </w:t>
       </w:r>
       <w:r>
         <w:rPr>
@@ -9415,7 +9215,7 @@
           <w:spacing w:val="-9"/>
           <w:sz w:val="20"/>
         </w:rPr>
-        <w:t> </w:t>
+        <w:t xml:space="preserve"> </w:t>
       </w:r>
       <w:r>
         <w:rPr>
@@ -9428,7 +9228,7 @@
           <w:spacing w:val="-9"/>
           <w:sz w:val="20"/>
         </w:rPr>
-        <w:t> </w:t>
+        <w:t xml:space="preserve"> </w:t>
       </w:r>
       <w:r>
         <w:rPr>
@@ -9441,7 +9241,7 @@
           <w:spacing w:val="-9"/>
           <w:sz w:val="20"/>
         </w:rPr>
-        <w:t> </w:t>
+        <w:t xml:space="preserve"> </w:t>
       </w:r>
       <w:r>
         <w:rPr>
@@ -9454,7 +9254,7 @@
           <w:spacing w:val="-9"/>
           <w:sz w:val="20"/>
         </w:rPr>
-        <w:t> </w:t>
+        <w:t xml:space="preserve"> </w:t>
       </w:r>
       <w:r>
         <w:rPr>
@@ -9467,7 +9267,7 @@
           <w:spacing w:val="-9"/>
           <w:sz w:val="20"/>
         </w:rPr>
-        <w:t> </w:t>
+        <w:t xml:space="preserve"> </w:t>
       </w:r>
       <w:r>
         <w:rPr>
@@ -9480,7 +9280,7 @@
           <w:spacing w:val="-9"/>
           <w:sz w:val="20"/>
         </w:rPr>
-        <w:t> </w:t>
+        <w:t xml:space="preserve"> </w:t>
       </w:r>
       <w:r>
         <w:rPr>
@@ -9493,7 +9293,7 @@
           <w:spacing w:val="-9"/>
           <w:sz w:val="20"/>
         </w:rPr>
-        <w:t> </w:t>
+        <w:t xml:space="preserve"> </w:t>
       </w:r>
       <w:r>
         <w:rPr>
@@ -9506,7 +9306,7 @@
           <w:spacing w:val="-9"/>
           <w:sz w:val="20"/>
         </w:rPr>
-        <w:t> </w:t>
+        <w:t xml:space="preserve"> </w:t>
       </w:r>
       <w:r>
         <w:rPr>
@@ -9519,7 +9319,7 @@
           <w:spacing w:val="-9"/>
           <w:sz w:val="20"/>
         </w:rPr>
-        <w:t> </w:t>
+        <w:t xml:space="preserve"> </w:t>
       </w:r>
       <w:r>
         <w:rPr>
@@ -9532,7 +9332,7 @@
           <w:spacing w:val="-9"/>
           <w:sz w:val="20"/>
         </w:rPr>
-        <w:t> </w:t>
+        <w:t xml:space="preserve"> </w:t>
       </w:r>
       <w:r>
         <w:rPr>
@@ -9545,7 +9345,7 @@
           <w:spacing w:val="-9"/>
           <w:sz w:val="20"/>
         </w:rPr>
-        <w:t> </w:t>
+        <w:t xml:space="preserve"> </w:t>
       </w:r>
       <w:r>
         <w:rPr>
@@ -9558,7 +9358,7 @@
           <w:spacing w:val="-9"/>
           <w:sz w:val="20"/>
         </w:rPr>
-        <w:t> </w:t>
+        <w:t xml:space="preserve"> </w:t>
       </w:r>
       <w:r>
         <w:rPr>
@@ -9571,7 +9371,7 @@
           <w:spacing w:val="-9"/>
           <w:sz w:val="20"/>
         </w:rPr>
-        <w:t> </w:t>
+        <w:t xml:space="preserve"> </w:t>
       </w:r>
       <w:r>
         <w:rPr>
@@ -9584,7 +9384,7 @@
           <w:spacing w:val="-9"/>
           <w:sz w:val="20"/>
         </w:rPr>
-        <w:t> </w:t>
+        <w:t xml:space="preserve"> </w:t>
       </w:r>
       <w:r>
         <w:rPr>
@@ -9598,13 +9398,12 @@
         <w:pStyle w:val="ListParagraph"/>
         <w:numPr>
           <w:ilvl w:val="0"/>
-          <w:numId w:val="2"/>
+          <w:numId w:val="1"/>
         </w:numPr>
         <w:tabs>
-          <w:tab w:pos="573" w:val="left" w:leader="none"/>
+          <w:tab w:val="left" w:pos="573"/>
         </w:tabs>
-        <w:spacing w:line="312" w:lineRule="auto" w:before="133" w:after="0"/>
-        <w:ind w:left="573" w:right="140" w:hanging="332"/>
+        <w:spacing w:line="312" w:lineRule="auto"/>
         <w:jc w:val="both"/>
         <w:rPr>
           <w:sz w:val="20"/>
@@ -9622,13 +9421,12 @@
         <w:pStyle w:val="ListParagraph"/>
         <w:numPr>
           <w:ilvl w:val="0"/>
-          <w:numId w:val="2"/>
+          <w:numId w:val="1"/>
         </w:numPr>
         <w:tabs>
-          <w:tab w:pos="573" w:val="left" w:leader="none"/>
+          <w:tab w:val="left" w:pos="573"/>
         </w:tabs>
-        <w:spacing w:line="312" w:lineRule="auto" w:before="134" w:after="0"/>
-        <w:ind w:left="573" w:right="140" w:hanging="332"/>
+        <w:spacing w:before="134" w:line="312" w:lineRule="auto"/>
         <w:jc w:val="both"/>
         <w:rPr>
           <w:sz w:val="20"/>
@@ -9645,7 +9443,7 @@
           <w:spacing w:val="-6"/>
           <w:sz w:val="20"/>
         </w:rPr>
-        <w:t> </w:t>
+        <w:t xml:space="preserve"> </w:t>
       </w:r>
       <w:r>
         <w:rPr>
@@ -9658,7 +9456,7 @@
           <w:spacing w:val="-6"/>
           <w:sz w:val="20"/>
         </w:rPr>
-        <w:t> </w:t>
+        <w:t xml:space="preserve"> </w:t>
       </w:r>
       <w:r>
         <w:rPr>
@@ -9671,7 +9469,7 @@
           <w:spacing w:val="-6"/>
           <w:sz w:val="20"/>
         </w:rPr>
-        <w:t> </w:t>
+        <w:t xml:space="preserve"> </w:t>
       </w:r>
       <w:r>
         <w:rPr>
@@ -9684,7 +9482,7 @@
           <w:spacing w:val="-6"/>
           <w:sz w:val="20"/>
         </w:rPr>
-        <w:t> </w:t>
+        <w:t xml:space="preserve"> </w:t>
       </w:r>
       <w:r>
         <w:rPr>
@@ -9697,7 +9495,7 @@
           <w:spacing w:val="-6"/>
           <w:sz w:val="20"/>
         </w:rPr>
-        <w:t> </w:t>
+        <w:t xml:space="preserve"> </w:t>
       </w:r>
       <w:r>
         <w:rPr>
@@ -9710,7 +9508,7 @@
           <w:spacing w:val="-6"/>
           <w:sz w:val="20"/>
         </w:rPr>
-        <w:t> </w:t>
+        <w:t xml:space="preserve"> </w:t>
       </w:r>
       <w:r>
         <w:rPr>
@@ -9723,7 +9521,7 @@
           <w:spacing w:val="-6"/>
           <w:sz w:val="20"/>
         </w:rPr>
-        <w:t> </w:t>
+        <w:t xml:space="preserve"> </w:t>
       </w:r>
       <w:r>
         <w:rPr>
@@ -9736,7 +9534,7 @@
           <w:spacing w:val="-6"/>
           <w:sz w:val="20"/>
         </w:rPr>
-        <w:t> </w:t>
+        <w:t xml:space="preserve"> </w:t>
       </w:r>
       <w:r>
         <w:rPr>
@@ -9749,7 +9547,7 @@
           <w:spacing w:val="-6"/>
           <w:sz w:val="20"/>
         </w:rPr>
-        <w:t> </w:t>
+        <w:t xml:space="preserve"> </w:t>
       </w:r>
       <w:r>
         <w:rPr>
@@ -9762,7 +9560,7 @@
           <w:spacing w:val="-6"/>
           <w:sz w:val="20"/>
         </w:rPr>
-        <w:t> </w:t>
+        <w:t xml:space="preserve"> </w:t>
       </w:r>
       <w:r>
         <w:rPr>
@@ -9775,7 +9573,7 @@
           <w:spacing w:val="-6"/>
           <w:sz w:val="20"/>
         </w:rPr>
-        <w:t> </w:t>
+        <w:t xml:space="preserve"> </w:t>
       </w:r>
       <w:r>
         <w:rPr>
@@ -9788,7 +9586,7 @@
           <w:spacing w:val="-6"/>
           <w:sz w:val="20"/>
         </w:rPr>
-        <w:t> </w:t>
+        <w:t xml:space="preserve"> </w:t>
       </w:r>
       <w:r>
         <w:rPr>
@@ -9801,7 +9599,7 @@
           <w:spacing w:val="-6"/>
           <w:sz w:val="20"/>
         </w:rPr>
-        <w:t> </w:t>
+        <w:t xml:space="preserve"> </w:t>
       </w:r>
       <w:r>
         <w:rPr>
@@ -9814,20 +9612,26 @@
           <w:spacing w:val="-6"/>
           <w:sz w:val="20"/>
         </w:rPr>
-        <w:t> </w:t>
-      </w:r>
-      <w:r>
-        <w:rPr>
-          <w:sz w:val="20"/>
-        </w:rPr>
-        <w:t>and</w:t>
+        <w:t xml:space="preserve"> </w:t>
+      </w:r>
+      <w:r>
+        <w:rPr>
+          <w:sz w:val="20"/>
+        </w:rPr>
+        <w:t>an</w:t>
+      </w:r>
+      <w:r>
+        <w:rPr>
+          <w:sz w:val="20"/>
+        </w:rPr>
+        <w:t>d</w:t>
       </w:r>
       <w:r>
         <w:rPr>
           <w:spacing w:val="-6"/>
           <w:sz w:val="20"/>
         </w:rPr>
-        <w:t> </w:t>
+        <w:t xml:space="preserve"> </w:t>
       </w:r>
       <w:r>
         <w:rPr>
@@ -9840,7 +9644,7 @@
           <w:spacing w:val="-6"/>
           <w:sz w:val="20"/>
         </w:rPr>
-        <w:t> </w:t>
+        <w:t xml:space="preserve"> </w:t>
       </w:r>
       <w:r>
         <w:rPr>
@@ -9853,7 +9657,7 @@
           <w:spacing w:val="-6"/>
           <w:sz w:val="20"/>
         </w:rPr>
-        <w:t> </w:t>
+        <w:t xml:space="preserve"> </w:t>
       </w:r>
       <w:r>
         <w:rPr>
@@ -9866,7 +9670,7 @@
           <w:spacing w:val="-6"/>
           <w:sz w:val="20"/>
         </w:rPr>
-        <w:t> </w:t>
+        <w:t xml:space="preserve"> </w:t>
       </w:r>
       <w:r>
         <w:rPr>
@@ -9879,7 +9683,7 @@
           <w:spacing w:val="-6"/>
           <w:sz w:val="20"/>
         </w:rPr>
-        <w:t> </w:t>
+        <w:t xml:space="preserve"> </w:t>
       </w:r>
       <w:r>
         <w:rPr>
@@ -9892,7 +9696,7 @@
           <w:spacing w:val="-6"/>
           <w:sz w:val="20"/>
         </w:rPr>
-        <w:t> </w:t>
+        <w:t xml:space="preserve"> </w:t>
       </w:r>
       <w:r>
         <w:rPr>
@@ -9906,13 +9710,12 @@
         <w:pStyle w:val="ListParagraph"/>
         <w:numPr>
           <w:ilvl w:val="0"/>
-          <w:numId w:val="2"/>
+          <w:numId w:val="1"/>
         </w:numPr>
         <w:tabs>
-          <w:tab w:pos="573" w:val="left" w:leader="none"/>
+          <w:tab w:val="left" w:pos="573"/>
         </w:tabs>
-        <w:spacing w:line="312" w:lineRule="auto" w:before="133" w:after="0"/>
-        <w:ind w:left="573" w:right="140" w:hanging="332"/>
+        <w:spacing w:line="312" w:lineRule="auto"/>
         <w:jc w:val="both"/>
         <w:rPr>
           <w:sz w:val="20"/>
@@ -9923,14 +9726,14 @@
           <w:spacing w:val="-2"/>
           <w:sz w:val="20"/>
         </w:rPr>
-        <w:t>Anonymous, “Entropy spike detection and self-confidence calibration for hallucination mitigation,” </w:t>
+        <w:t>Anonymous, “Entropy spike detection and self-confidence calibration for hallucination mitigation,” Extended</w:t>
       </w:r>
       <w:r>
         <w:rPr>
           <w:spacing w:val="-2"/>
           <w:sz w:val="20"/>
         </w:rPr>
-        <w:t>Extended </w:t>
+        <w:t xml:space="preserve"> </w:t>
       </w:r>
       <w:r>
         <w:rPr>
@@ -9944,13 +9747,12 @@
         <w:pStyle w:val="ListParagraph"/>
         <w:numPr>
           <w:ilvl w:val="0"/>
-          <w:numId w:val="2"/>
+          <w:numId w:val="1"/>
         </w:numPr>
         <w:tabs>
-          <w:tab w:pos="573" w:val="left" w:leader="none"/>
+          <w:tab w:val="left" w:pos="573"/>
         </w:tabs>
-        <w:spacing w:line="312" w:lineRule="auto" w:before="133" w:after="0"/>
-        <w:ind w:left="573" w:right="140" w:hanging="332"/>
+        <w:spacing w:line="312" w:lineRule="auto"/>
         <w:jc w:val="both"/>
         <w:rPr>
           <w:sz w:val="20"/>
@@ -9967,19 +9769,13 @@
           <w:spacing w:val="26"/>
           <w:sz w:val="20"/>
         </w:rPr>
-        <w:t> </w:t>
-      </w:r>
-      <w:r>
-        <w:rPr>
-          <w:sz w:val="20"/>
-        </w:rPr>
-        <w:t>Foundations, methodology, and future directions,” </w:t>
-      </w:r>
-      <w:r>
-        <w:rPr>
-          <w:sz w:val="20"/>
-        </w:rPr>
-        <w:t>Univ. Southern California, Oct. 2025.</w:t>
+        <w:t xml:space="preserve"> </w:t>
+      </w:r>
+      <w:r>
+        <w:rPr>
+          <w:sz w:val="20"/>
+        </w:rPr>
+        <w:t>Foundations, methodology, and future directions,” Univ. Southern California, Oct. 2025.</w:t>
       </w:r>
     </w:p>
     <w:p>
@@ -9987,13 +9783,12 @@
         <w:pStyle w:val="ListParagraph"/>
         <w:numPr>
           <w:ilvl w:val="0"/>
-          <w:numId w:val="2"/>
+          <w:numId w:val="1"/>
         </w:numPr>
         <w:tabs>
-          <w:tab w:pos="573" w:val="left" w:leader="none"/>
+          <w:tab w:val="left" w:pos="573"/>
         </w:tabs>
-        <w:spacing w:line="312" w:lineRule="auto" w:before="134" w:after="0"/>
-        <w:ind w:left="573" w:right="140" w:hanging="332"/>
+        <w:spacing w:before="134" w:line="312" w:lineRule="auto"/>
         <w:jc w:val="both"/>
         <w:rPr>
           <w:sz w:val="20"/>
@@ -10010,7 +9805,7 @@
           <w:spacing w:val="28"/>
           <w:sz w:val="20"/>
         </w:rPr>
-        <w:t> </w:t>
+        <w:t xml:space="preserve"> </w:t>
       </w:r>
       <w:r>
         <w:rPr>
@@ -10024,13 +9819,12 @@
         <w:pStyle w:val="ListParagraph"/>
         <w:numPr>
           <w:ilvl w:val="0"/>
-          <w:numId w:val="2"/>
+          <w:numId w:val="1"/>
         </w:numPr>
         <w:tabs>
-          <w:tab w:pos="573" w:val="left" w:leader="none"/>
+          <w:tab w:val="left" w:pos="573"/>
         </w:tabs>
-        <w:spacing w:line="312" w:lineRule="auto" w:before="133" w:after="0"/>
-        <w:ind w:left="573" w:right="140" w:hanging="332"/>
+        <w:spacing w:line="312" w:lineRule="auto"/>
         <w:jc w:val="both"/>
         <w:rPr>
           <w:sz w:val="20"/>
@@ -10040,7 +9834,13 @@
         <w:rPr>
           <w:sz w:val="20"/>
         </w:rPr>
-        <w:t>E. Hajji, A. Bouguerra, and F. Arnez, “The map of misbelief: Tracing intrinsic and extrinsic hallucinations through attention patterns,” Université Paris-Saclay, CEA-List, 2024.</w:t>
+        <w:t>E. Hajji, A. Bouguerra, and F. Arnez, “The map of misbelief: Tracing intrinsi</w:t>
+      </w:r>
+      <w:r>
+        <w:rPr>
+          <w:sz w:val="20"/>
+        </w:rPr>
+        <w:t>c and extrinsic hallucinations through attention patterns,” Université Paris-Saclay, CEA-List, 2024.</w:t>
       </w:r>
     </w:p>
     <w:p>
@@ -10048,14 +9848,14 @@
         <w:pStyle w:val="ListParagraph"/>
         <w:numPr>
           <w:ilvl w:val="0"/>
-          <w:numId w:val="2"/>
+          <w:numId w:val="1"/>
         </w:numPr>
         <w:tabs>
-          <w:tab w:pos="571" w:val="left" w:leader="none"/>
-          <w:tab w:pos="573" w:val="left" w:leader="none"/>
+          <w:tab w:val="left" w:pos="571"/>
+          <w:tab w:val="left" w:pos="573"/>
         </w:tabs>
-        <w:spacing w:line="312" w:lineRule="auto" w:before="133" w:after="0"/>
-        <w:ind w:left="573" w:right="140" w:hanging="432"/>
+        <w:spacing w:line="312" w:lineRule="auto"/>
+        <w:ind w:hanging="432"/>
         <w:jc w:val="both"/>
         <w:rPr>
           <w:sz w:val="20"/>
@@ -10072,7 +9872,7 @@
           <w:spacing w:val="-2"/>
           <w:sz w:val="20"/>
         </w:rPr>
-        <w:t> </w:t>
+        <w:t xml:space="preserve"> </w:t>
       </w:r>
       <w:r>
         <w:rPr>
@@ -10085,7 +9885,7 @@
           <w:spacing w:val="-1"/>
           <w:sz w:val="20"/>
         </w:rPr>
-        <w:t> </w:t>
+        <w:t xml:space="preserve"> </w:t>
       </w:r>
       <w:r>
         <w:rPr>
@@ -10098,7 +9898,7 @@
           <w:spacing w:val="-2"/>
           <w:sz w:val="20"/>
         </w:rPr>
-        <w:t> </w:t>
+        <w:t xml:space="preserve"> </w:t>
       </w:r>
       <w:r>
         <w:rPr>
@@ -10111,7 +9911,7 @@
           <w:spacing w:val="-1"/>
           <w:sz w:val="20"/>
         </w:rPr>
-        <w:t> </w:t>
+        <w:t xml:space="preserve"> </w:t>
       </w:r>
       <w:r>
         <w:rPr>
@@ -10124,7 +9924,7 @@
           <w:spacing w:val="-2"/>
           <w:sz w:val="20"/>
         </w:rPr>
-        <w:t> </w:t>
+        <w:t xml:space="preserve"> </w:t>
       </w:r>
       <w:r>
         <w:rPr>
@@ -10137,7 +9937,7 @@
           <w:spacing w:val="-2"/>
           <w:sz w:val="20"/>
         </w:rPr>
-        <w:t> </w:t>
+        <w:t xml:space="preserve"> </w:t>
       </w:r>
       <w:r>
         <w:rPr>
@@ -10150,7 +9950,7 @@
           <w:spacing w:val="-1"/>
           <w:sz w:val="20"/>
         </w:rPr>
-        <w:t> </w:t>
+        <w:t xml:space="preserve"> </w:t>
       </w:r>
       <w:r>
         <w:rPr>
@@ -10163,7 +9963,7 @@
           <w:spacing w:val="-2"/>
           <w:sz w:val="20"/>
         </w:rPr>
-        <w:t> </w:t>
+        <w:t xml:space="preserve"> </w:t>
       </w:r>
       <w:r>
         <w:rPr>
@@ -10176,7 +9976,7 @@
           <w:spacing w:val="-2"/>
           <w:sz w:val="20"/>
         </w:rPr>
-        <w:t> </w:t>
+        <w:t xml:space="preserve"> </w:t>
       </w:r>
       <w:r>
         <w:rPr>
@@ -10189,7 +9989,7 @@
           <w:spacing w:val="-2"/>
           <w:sz w:val="20"/>
         </w:rPr>
-        <w:t> </w:t>
+        <w:t xml:space="preserve"> </w:t>
       </w:r>
       <w:r>
         <w:rPr>
@@ -10202,7 +10002,7 @@
           <w:spacing w:val="-2"/>
           <w:sz w:val="20"/>
         </w:rPr>
-        <w:t> </w:t>
+        <w:t xml:space="preserve"> </w:t>
       </w:r>
       <w:r>
         <w:rPr>
@@ -10215,7 +10015,7 @@
           <w:spacing w:val="-2"/>
           <w:sz w:val="20"/>
         </w:rPr>
-        <w:t> </w:t>
+        <w:t xml:space="preserve"> </w:t>
       </w:r>
       <w:r>
         <w:rPr>
@@ -10228,7 +10028,7 @@
           <w:spacing w:val="-2"/>
           <w:sz w:val="20"/>
         </w:rPr>
-        <w:t> </w:t>
+        <w:t xml:space="preserve"> </w:t>
       </w:r>
       <w:r>
         <w:rPr>
@@ -10241,7 +10041,7 @@
           <w:spacing w:val="-2"/>
           <w:sz w:val="20"/>
         </w:rPr>
-        <w:t> </w:t>
+        <w:t xml:space="preserve"> </w:t>
       </w:r>
       <w:r>
         <w:rPr>
@@ -10254,7 +10054,7 @@
           <w:spacing w:val="-2"/>
           <w:sz w:val="20"/>
         </w:rPr>
-        <w:t> </w:t>
+        <w:t xml:space="preserve"> </w:t>
       </w:r>
       <w:r>
         <w:rPr>
@@ -10267,7 +10067,7 @@
           <w:spacing w:val="-2"/>
           <w:sz w:val="20"/>
         </w:rPr>
-        <w:t> </w:t>
+        <w:t xml:space="preserve"> </w:t>
       </w:r>
       <w:r>
         <w:rPr>
@@ -10280,13 +10080,13 @@
           <w:spacing w:val="-2"/>
           <w:sz w:val="20"/>
         </w:rPr>
-        <w:t> </w:t>
-      </w:r>
-      <w:r>
-        <w:rPr>
-          <w:sz w:val="20"/>
-        </w:rPr>
-        <w:t>evalua- tion,” in </w:t>
+        <w:t xml:space="preserve"> </w:t>
+      </w:r>
+      <w:r>
+        <w:rPr>
+          <w:sz w:val="20"/>
+        </w:rPr>
+        <w:t xml:space="preserve">evalua- tion,” in </w:t>
       </w:r>
       <w:r>
         <w:rPr>
@@ -10307,14 +10107,14 @@
         <w:pStyle w:val="ListParagraph"/>
         <w:numPr>
           <w:ilvl w:val="0"/>
-          <w:numId w:val="2"/>
+          <w:numId w:val="1"/>
         </w:numPr>
         <w:tabs>
-          <w:tab w:pos="571" w:val="left" w:leader="none"/>
-          <w:tab w:pos="573" w:val="left" w:leader="none"/>
+          <w:tab w:val="left" w:pos="571"/>
+          <w:tab w:val="left" w:pos="573"/>
         </w:tabs>
-        <w:spacing w:line="312" w:lineRule="auto" w:before="134" w:after="0"/>
-        <w:ind w:left="573" w:right="140" w:hanging="432"/>
+        <w:spacing w:before="134" w:line="312" w:lineRule="auto"/>
+        <w:ind w:hanging="432"/>
         <w:jc w:val="both"/>
         <w:rPr>
           <w:sz w:val="20"/>
@@ -10332,14 +10132,14 @@
         <w:pStyle w:val="ListParagraph"/>
         <w:numPr>
           <w:ilvl w:val="0"/>
-          <w:numId w:val="2"/>
+          <w:numId w:val="1"/>
         </w:numPr>
         <w:tabs>
-          <w:tab w:pos="571" w:val="left" w:leader="none"/>
-          <w:tab w:pos="573" w:val="left" w:leader="none"/>
+          <w:tab w:val="left" w:pos="571"/>
+          <w:tab w:val="left" w:pos="573"/>
         </w:tabs>
-        <w:spacing w:line="312" w:lineRule="auto" w:before="133" w:after="0"/>
-        <w:ind w:left="573" w:right="140" w:hanging="432"/>
+        <w:spacing w:line="312" w:lineRule="auto"/>
+        <w:ind w:hanging="432"/>
         <w:jc w:val="both"/>
         <w:rPr>
           <w:sz w:val="20"/>
@@ -10356,7 +10156,7 @@
           <w:spacing w:val="-3"/>
           <w:sz w:val="20"/>
         </w:rPr>
-        <w:t> </w:t>
+        <w:t xml:space="preserve"> </w:t>
       </w:r>
       <w:r>
         <w:rPr>
@@ -10369,7 +10169,7 @@
           <w:spacing w:val="-1"/>
           <w:sz w:val="20"/>
         </w:rPr>
-        <w:t> </w:t>
+        <w:t xml:space="preserve"> </w:t>
       </w:r>
       <w:r>
         <w:rPr>
@@ -10382,7 +10182,7 @@
           <w:spacing w:val="-3"/>
           <w:sz w:val="20"/>
         </w:rPr>
-        <w:t> </w:t>
+        <w:t xml:space="preserve"> </w:t>
       </w:r>
       <w:r>
         <w:rPr>
@@ -10395,7 +10195,7 @@
           <w:spacing w:val="-1"/>
           <w:sz w:val="20"/>
         </w:rPr>
-        <w:t> </w:t>
+        <w:t xml:space="preserve"> </w:t>
       </w:r>
       <w:r>
         <w:rPr>
@@ -10408,7 +10208,7 @@
           <w:spacing w:val="-3"/>
           <w:sz w:val="20"/>
         </w:rPr>
-        <w:t> </w:t>
+        <w:t xml:space="preserve"> </w:t>
       </w:r>
       <w:r>
         <w:rPr>
@@ -10421,7 +10221,7 @@
           <w:spacing w:val="-3"/>
           <w:sz w:val="20"/>
         </w:rPr>
-        <w:t> </w:t>
+        <w:t xml:space="preserve"> </w:t>
       </w:r>
       <w:r>
         <w:rPr>
@@ -10434,7 +10234,7 @@
           <w:spacing w:val="-1"/>
           <w:sz w:val="20"/>
         </w:rPr>
-        <w:t> </w:t>
+        <w:t xml:space="preserve"> </w:t>
       </w:r>
       <w:r>
         <w:rPr>
@@ -10447,7 +10247,7 @@
           <w:spacing w:val="-3"/>
           <w:sz w:val="20"/>
         </w:rPr>
-        <w:t> </w:t>
+        <w:t xml:space="preserve"> </w:t>
       </w:r>
       <w:r>
         <w:rPr>
@@ -10460,7 +10260,7 @@
           <w:spacing w:val="-1"/>
           <w:sz w:val="20"/>
         </w:rPr>
-        <w:t> </w:t>
+        <w:t xml:space="preserve"> </w:t>
       </w:r>
       <w:r>
         <w:rPr>
@@ -10473,20 +10273,26 @@
           <w:spacing w:val="-3"/>
           <w:sz w:val="20"/>
         </w:rPr>
-        <w:t> </w:t>
-      </w:r>
-      <w:r>
-        <w:rPr>
-          <w:sz w:val="20"/>
-        </w:rPr>
-        <w:t>Kattakinda,</w:t>
+        <w:t xml:space="preserve"> </w:t>
+      </w:r>
+      <w:r>
+        <w:rPr>
+          <w:sz w:val="20"/>
+        </w:rPr>
+        <w:t>K</w:t>
+      </w:r>
+      <w:r>
+        <w:rPr>
+          <w:sz w:val="20"/>
+        </w:rPr>
+        <w:t>attakinda,</w:t>
       </w:r>
       <w:r>
         <w:rPr>
           <w:spacing w:val="-1"/>
           <w:sz w:val="20"/>
         </w:rPr>
-        <w:t> </w:t>
+        <w:t xml:space="preserve"> </w:t>
       </w:r>
       <w:r>
         <w:rPr>
@@ -10499,7 +10305,7 @@
           <w:spacing w:val="-3"/>
           <w:sz w:val="20"/>
         </w:rPr>
-        <w:t> </w:t>
+        <w:t xml:space="preserve"> </w:t>
       </w:r>
       <w:r>
         <w:rPr>
@@ -10512,7 +10318,7 @@
           <w:spacing w:val="-3"/>
           <w:sz w:val="20"/>
         </w:rPr>
-        <w:t> </w:t>
+        <w:t xml:space="preserve"> </w:t>
       </w:r>
       <w:r>
         <w:rPr>
@@ -10525,7 +10331,7 @@
           <w:spacing w:val="-1"/>
           <w:sz w:val="20"/>
         </w:rPr>
-        <w:t> </w:t>
+        <w:t xml:space="preserve"> </w:t>
       </w:r>
       <w:r>
         <w:rPr>
@@ -10539,14 +10345,14 @@
         <w:pStyle w:val="ListParagraph"/>
         <w:numPr>
           <w:ilvl w:val="0"/>
-          <w:numId w:val="2"/>
+          <w:numId w:val="1"/>
         </w:numPr>
         <w:tabs>
-          <w:tab w:pos="571" w:val="left" w:leader="none"/>
-          <w:tab w:pos="573" w:val="left" w:leader="none"/>
+          <w:tab w:val="left" w:pos="571"/>
+          <w:tab w:val="left" w:pos="573"/>
         </w:tabs>
-        <w:spacing w:line="312" w:lineRule="auto" w:before="133" w:after="0"/>
-        <w:ind w:left="573" w:right="140" w:hanging="432"/>
+        <w:spacing w:line="312" w:lineRule="auto"/>
+        <w:ind w:hanging="432"/>
         <w:jc w:val="both"/>
         <w:rPr>
           <w:sz w:val="20"/>
@@ -10563,7 +10369,7 @@
           <w:spacing w:val="-5"/>
           <w:sz w:val="20"/>
         </w:rPr>
-        <w:t> </w:t>
+        <w:t xml:space="preserve"> </w:t>
       </w:r>
       <w:r>
         <w:rPr>
@@ -10576,7 +10382,7 @@
           <w:spacing w:val="-4"/>
           <w:sz w:val="20"/>
         </w:rPr>
-        <w:t> </w:t>
+        <w:t xml:space="preserve"> </w:t>
       </w:r>
       <w:r>
         <w:rPr>
@@ -10589,7 +10395,7 @@
           <w:spacing w:val="-5"/>
           <w:sz w:val="20"/>
         </w:rPr>
-        <w:t> </w:t>
+        <w:t xml:space="preserve"> </w:t>
       </w:r>
       <w:r>
         <w:rPr>
@@ -10602,7 +10408,7 @@
           <w:spacing w:val="-4"/>
           <w:sz w:val="20"/>
         </w:rPr>
-        <w:t> </w:t>
+        <w:t xml:space="preserve"> </w:t>
       </w:r>
       <w:r>
         <w:rPr>
@@ -10615,7 +10421,7 @@
           <w:spacing w:val="-5"/>
           <w:sz w:val="20"/>
         </w:rPr>
-        <w:t> </w:t>
+        <w:t xml:space="preserve"> </w:t>
       </w:r>
       <w:r>
         <w:rPr>
@@ -10628,7 +10434,7 @@
           <w:spacing w:val="-4"/>
           <w:sz w:val="20"/>
         </w:rPr>
-        <w:t> </w:t>
+        <w:t xml:space="preserve"> </w:t>
       </w:r>
       <w:r>
         <w:rPr>
@@ -10641,7 +10447,7 @@
           <w:spacing w:val="-5"/>
           <w:sz w:val="20"/>
         </w:rPr>
-        <w:t> </w:t>
+        <w:t xml:space="preserve"> </w:t>
       </w:r>
       <w:r>
         <w:rPr>
@@ -10654,7 +10460,7 @@
           <w:spacing w:val="-4"/>
           <w:sz w:val="20"/>
         </w:rPr>
-        <w:t> </w:t>
+        <w:t xml:space="preserve"> </w:t>
       </w:r>
       <w:r>
         <w:rPr>
@@ -10667,7 +10473,7 @@
           <w:spacing w:val="-5"/>
           <w:sz w:val="20"/>
         </w:rPr>
-        <w:t> </w:t>
+        <w:t xml:space="preserve"> </w:t>
       </w:r>
       <w:r>
         <w:rPr>
@@ -10680,7 +10486,7 @@
           <w:spacing w:val="-5"/>
           <w:sz w:val="20"/>
         </w:rPr>
-        <w:t> </w:t>
+        <w:t xml:space="preserve"> </w:t>
       </w:r>
       <w:r>
         <w:rPr>
@@ -10693,7 +10499,7 @@
           <w:spacing w:val="-4"/>
           <w:sz w:val="20"/>
         </w:rPr>
-        <w:t> </w:t>
+        <w:t xml:space="preserve"> </w:t>
       </w:r>
       <w:r>
         <w:rPr>
@@ -10706,7 +10512,7 @@
           <w:spacing w:val="-5"/>
           <w:sz w:val="20"/>
         </w:rPr>
-        <w:t> </w:t>
+        <w:t xml:space="preserve"> </w:t>
       </w:r>
       <w:r>
         <w:rPr>
@@ -10719,7 +10525,7 @@
           <w:spacing w:val="-5"/>
           <w:sz w:val="20"/>
         </w:rPr>
-        <w:t> </w:t>
+        <w:t xml:space="preserve"> </w:t>
       </w:r>
       <w:r>
         <w:rPr>
@@ -10732,13 +10538,19 @@
           <w:spacing w:val="-5"/>
           <w:sz w:val="20"/>
         </w:rPr>
-        <w:t> </w:t>
-      </w:r>
-      <w:r>
-        <w:rPr>
-          <w:sz w:val="20"/>
-        </w:rPr>
-        <w:t>shifts towards hallucination detection in LLMs,” 2024.</w:t>
+        <w:t xml:space="preserve"> </w:t>
+      </w:r>
+      <w:r>
+        <w:rPr>
+          <w:sz w:val="20"/>
+        </w:rPr>
+        <w:t>shifts towards hallucination det</w:t>
+      </w:r>
+      <w:r>
+        <w:rPr>
+          <w:sz w:val="20"/>
+        </w:rPr>
+        <w:t>ection in LLMs,” 2024.</w:t>
       </w:r>
     </w:p>
     <w:p>
@@ -10746,14 +10558,14 @@
         <w:pStyle w:val="ListParagraph"/>
         <w:numPr>
           <w:ilvl w:val="0"/>
-          <w:numId w:val="2"/>
+          <w:numId w:val="1"/>
         </w:numPr>
         <w:tabs>
-          <w:tab w:pos="571" w:val="left" w:leader="none"/>
-          <w:tab w:pos="573" w:val="left" w:leader="none"/>
+          <w:tab w:val="left" w:pos="571"/>
+          <w:tab w:val="left" w:pos="573"/>
         </w:tabs>
-        <w:spacing w:line="312" w:lineRule="auto" w:before="134" w:after="0"/>
-        <w:ind w:left="573" w:right="140" w:hanging="432"/>
+        <w:spacing w:before="134" w:line="312" w:lineRule="auto"/>
+        <w:ind w:hanging="432"/>
         <w:jc w:val="both"/>
         <w:rPr>
           <w:sz w:val="20"/>
@@ -10771,14 +10583,14 @@
         <w:pStyle w:val="ListParagraph"/>
         <w:numPr>
           <w:ilvl w:val="0"/>
-          <w:numId w:val="2"/>
+          <w:numId w:val="1"/>
         </w:numPr>
         <w:tabs>
-          <w:tab w:pos="571" w:val="left" w:leader="none"/>
-          <w:tab w:pos="573" w:val="left" w:leader="none"/>
+          <w:tab w:val="left" w:pos="571"/>
+          <w:tab w:val="left" w:pos="573"/>
         </w:tabs>
-        <w:spacing w:line="312" w:lineRule="auto" w:before="133" w:after="0"/>
-        <w:ind w:left="573" w:right="140" w:hanging="432"/>
+        <w:spacing w:line="312" w:lineRule="auto"/>
+        <w:ind w:hanging="432"/>
         <w:jc w:val="both"/>
         <w:rPr>
           <w:sz w:val="20"/>
@@ -10788,7 +10600,13 @@
         <w:rPr>
           <w:sz w:val="20"/>
         </w:rPr>
-        <w:t>J. Wu, J. Liu, Z. Zeng, T. Zhan, T. Cai, and W. Huang, “Mitigating LLM hallucination via behaviorally calibrated reinforcement learning,” ByteDance Seed and Carnegie Mellon Univ., 2025.</w:t>
+        <w:t>J. Wu, J. Liu, Z. Zeng, T. Zhan, T. Cai, and W. Huang, “Mitigating LLM hal</w:t>
+      </w:r>
+      <w:r>
+        <w:rPr>
+          <w:sz w:val="20"/>
+        </w:rPr>
+        <w:t>lucination via behaviorally calibrated reinforcement learning,” ByteDance Seed and Carnegie Mellon Univ., 2025.</w:t>
       </w:r>
     </w:p>
     <w:p>
@@ -10796,14 +10614,14 @@
         <w:pStyle w:val="ListParagraph"/>
         <w:numPr>
           <w:ilvl w:val="0"/>
-          <w:numId w:val="2"/>
+          <w:numId w:val="1"/>
         </w:numPr>
         <w:tabs>
-          <w:tab w:pos="571" w:val="left" w:leader="none"/>
-          <w:tab w:pos="573" w:val="left" w:leader="none"/>
+          <w:tab w:val="left" w:pos="571"/>
+          <w:tab w:val="left" w:pos="573"/>
         </w:tabs>
-        <w:spacing w:line="312" w:lineRule="auto" w:before="133" w:after="0"/>
-        <w:ind w:left="573" w:right="140" w:hanging="432"/>
+        <w:spacing w:line="312" w:lineRule="auto"/>
+        <w:ind w:hanging="432"/>
         <w:jc w:val="both"/>
         <w:rPr>
           <w:sz w:val="20"/>
@@ -10820,7 +10638,7 @@
           <w:spacing w:val="-13"/>
           <w:sz w:val="20"/>
         </w:rPr>
-        <w:t> </w:t>
+        <w:t xml:space="preserve"> </w:t>
       </w:r>
       <w:r>
         <w:rPr>
@@ -10833,7 +10651,7 @@
           <w:spacing w:val="-12"/>
           <w:sz w:val="20"/>
         </w:rPr>
-        <w:t> </w:t>
+        <w:t xml:space="preserve"> </w:t>
       </w:r>
       <w:r>
         <w:rPr>
@@ -10846,7 +10664,7 @@
           <w:spacing w:val="-13"/>
           <w:sz w:val="20"/>
         </w:rPr>
-        <w:t> </w:t>
+        <w:t xml:space="preserve"> </w:t>
       </w:r>
       <w:r>
         <w:rPr>
@@ -10859,7 +10677,7 @@
           <w:spacing w:val="-12"/>
           <w:sz w:val="20"/>
         </w:rPr>
-        <w:t> </w:t>
+        <w:t xml:space="preserve"> </w:t>
       </w:r>
       <w:r>
         <w:rPr>
@@ -10872,7 +10690,7 @@
           <w:spacing w:val="-13"/>
           <w:sz w:val="20"/>
         </w:rPr>
-        <w:t> </w:t>
+        <w:t xml:space="preserve"> </w:t>
       </w:r>
       <w:r>
         <w:rPr>
@@ -10885,7 +10703,7 @@
           <w:spacing w:val="-12"/>
           <w:sz w:val="20"/>
         </w:rPr>
-        <w:t> </w:t>
+        <w:t xml:space="preserve"> </w:t>
       </w:r>
       <w:r>
         <w:rPr>
@@ -10898,7 +10716,7 @@
           <w:spacing w:val="-13"/>
           <w:sz w:val="20"/>
         </w:rPr>
-        <w:t> </w:t>
+        <w:t xml:space="preserve"> </w:t>
       </w:r>
       <w:r>
         <w:rPr>
@@ -10911,7 +10729,7 @@
           <w:spacing w:val="-12"/>
           <w:sz w:val="20"/>
         </w:rPr>
-        <w:t> </w:t>
+        <w:t xml:space="preserve"> </w:t>
       </w:r>
       <w:r>
         <w:rPr>
@@ -10924,7 +10742,7 @@
           <w:spacing w:val="-13"/>
           <w:sz w:val="20"/>
         </w:rPr>
-        <w:t> </w:t>
+        <w:t xml:space="preserve"> </w:t>
       </w:r>
       <w:r>
         <w:rPr>
@@ -10937,7 +10755,7 @@
           <w:spacing w:val="-12"/>
           <w:sz w:val="20"/>
         </w:rPr>
-        <w:t> </w:t>
+        <w:t xml:space="preserve"> </w:t>
       </w:r>
       <w:r>
         <w:rPr>
@@ -10950,7 +10768,7 @@
           <w:spacing w:val="-13"/>
           <w:sz w:val="20"/>
         </w:rPr>
-        <w:t> </w:t>
+        <w:t xml:space="preserve"> </w:t>
       </w:r>
       <w:r>
         <w:rPr>
@@ -10963,7 +10781,7 @@
           <w:spacing w:val="-12"/>
           <w:sz w:val="20"/>
         </w:rPr>
-        <w:t> </w:t>
+        <w:t xml:space="preserve"> </w:t>
       </w:r>
       <w:r>
         <w:rPr>
@@ -10976,7 +10794,7 @@
           <w:spacing w:val="-13"/>
           <w:sz w:val="20"/>
         </w:rPr>
-        <w:t> </w:t>
+        <w:t xml:space="preserve"> </w:t>
       </w:r>
       <w:r>
         <w:rPr>
@@ -10989,7 +10807,7 @@
           <w:spacing w:val="-12"/>
           <w:sz w:val="20"/>
         </w:rPr>
-        <w:t> </w:t>
+        <w:t xml:space="preserve"> </w:t>
       </w:r>
       <w:r>
         <w:rPr>
@@ -11002,7 +10820,7 @@
           <w:spacing w:val="-13"/>
           <w:sz w:val="20"/>
         </w:rPr>
-        <w:t> </w:t>
+        <w:t xml:space="preserve"> </w:t>
       </w:r>
       <w:r>
         <w:rPr>
@@ -11016,14 +10834,14 @@
         <w:pStyle w:val="ListParagraph"/>
         <w:numPr>
           <w:ilvl w:val="0"/>
-          <w:numId w:val="2"/>
+          <w:numId w:val="1"/>
         </w:numPr>
         <w:tabs>
-          <w:tab w:pos="571" w:val="left" w:leader="none"/>
-          <w:tab w:pos="573" w:val="left" w:leader="none"/>
+          <w:tab w:val="left" w:pos="571"/>
+          <w:tab w:val="left" w:pos="573"/>
         </w:tabs>
-        <w:spacing w:line="312" w:lineRule="auto" w:before="134" w:after="0"/>
-        <w:ind w:left="573" w:right="140" w:hanging="432"/>
+        <w:spacing w:before="134" w:line="312" w:lineRule="auto"/>
+        <w:ind w:hanging="432"/>
         <w:jc w:val="both"/>
         <w:rPr>
           <w:sz w:val="20"/>
@@ -11040,7 +10858,7 @@
           <w:spacing w:val="-6"/>
           <w:sz w:val="20"/>
         </w:rPr>
-        <w:t> </w:t>
+        <w:t xml:space="preserve"> </w:t>
       </w:r>
       <w:r>
         <w:rPr>
@@ -11053,7 +10871,7 @@
           <w:spacing w:val="-6"/>
           <w:sz w:val="20"/>
         </w:rPr>
-        <w:t> </w:t>
+        <w:t xml:space="preserve"> </w:t>
       </w:r>
       <w:r>
         <w:rPr>
@@ -11066,7 +10884,7 @@
           <w:spacing w:val="-6"/>
           <w:sz w:val="20"/>
         </w:rPr>
-        <w:t> </w:t>
+        <w:t xml:space="preserve"> </w:t>
       </w:r>
       <w:r>
         <w:rPr>
@@ -11079,7 +10897,7 @@
           <w:spacing w:val="-6"/>
           <w:sz w:val="20"/>
         </w:rPr>
-        <w:t> </w:t>
+        <w:t xml:space="preserve"> </w:t>
       </w:r>
       <w:r>
         <w:rPr>
@@ -11092,7 +10910,7 @@
           <w:spacing w:val="-6"/>
           <w:sz w:val="20"/>
         </w:rPr>
-        <w:t> </w:t>
+        <w:t xml:space="preserve"> </w:t>
       </w:r>
       <w:r>
         <w:rPr>
@@ -11105,7 +10923,7 @@
           <w:spacing w:val="-6"/>
           <w:sz w:val="20"/>
         </w:rPr>
-        <w:t> </w:t>
+        <w:t xml:space="preserve"> </w:t>
       </w:r>
       <w:r>
         <w:rPr>
@@ -11118,7 +10936,7 @@
           <w:spacing w:val="-6"/>
           <w:sz w:val="20"/>
         </w:rPr>
-        <w:t> </w:t>
+        <w:t xml:space="preserve"> </w:t>
       </w:r>
       <w:r>
         <w:rPr>
@@ -11131,7 +10949,7 @@
           <w:spacing w:val="-6"/>
           <w:sz w:val="20"/>
         </w:rPr>
-        <w:t> </w:t>
+        <w:t xml:space="preserve"> </w:t>
       </w:r>
       <w:r>
         <w:rPr>
@@ -11144,7 +10962,7 @@
           <w:spacing w:val="-6"/>
           <w:sz w:val="20"/>
         </w:rPr>
-        <w:t> </w:t>
+        <w:t xml:space="preserve"> </w:t>
       </w:r>
       <w:r>
         <w:rPr>
@@ -11157,7 +10975,7 @@
           <w:spacing w:val="-6"/>
           <w:sz w:val="20"/>
         </w:rPr>
-        <w:t> </w:t>
+        <w:t xml:space="preserve"> </w:t>
       </w:r>
       <w:r>
         <w:rPr>
@@ -11170,7 +10988,7 @@
           <w:spacing w:val="-6"/>
           <w:sz w:val="20"/>
         </w:rPr>
-        <w:t> </w:t>
+        <w:t xml:space="preserve"> </w:t>
       </w:r>
       <w:r>
         <w:rPr>
@@ -11183,7 +11001,7 @@
           <w:spacing w:val="-6"/>
           <w:sz w:val="20"/>
         </w:rPr>
-        <w:t> </w:t>
+        <w:t xml:space="preserve"> </w:t>
       </w:r>
       <w:r>
         <w:rPr>
@@ -11196,19 +11014,19 @@
           <w:spacing w:val="-6"/>
           <w:sz w:val="20"/>
         </w:rPr>
-        <w:t> </w:t>
-      </w:r>
-      <w:r>
-        <w:rPr>
-          <w:sz w:val="20"/>
-        </w:rPr>
-        <w:t>black-</w:t>
-      </w:r>
-      <w:r>
-        <w:rPr>
-          <w:sz w:val="20"/>
-        </w:rPr>
-        <w:t>box LLMs using token-level entropy production rate,” Artefact Research Center, CentraleSupélec, 2024.</w:t>
+        <w:t xml:space="preserve"> </w:t>
+      </w:r>
+      <w:r>
+        <w:rPr>
+          <w:sz w:val="20"/>
+        </w:rPr>
+        <w:t>black-box LLMs using token-level entropy production rate,” Artefact Research Cen</w:t>
+      </w:r>
+      <w:r>
+        <w:rPr>
+          <w:sz w:val="20"/>
+        </w:rPr>
+        <w:t>ter, CentraleSupélec, 2024.</w:t>
       </w:r>
     </w:p>
     <w:p>
@@ -11216,14 +11034,14 @@
         <w:pStyle w:val="ListParagraph"/>
         <w:numPr>
           <w:ilvl w:val="0"/>
-          <w:numId w:val="2"/>
+          <w:numId w:val="1"/>
         </w:numPr>
         <w:tabs>
-          <w:tab w:pos="571" w:val="left" w:leader="none"/>
-          <w:tab w:pos="573" w:val="left" w:leader="none"/>
+          <w:tab w:val="left" w:pos="571"/>
+          <w:tab w:val="left" w:pos="573"/>
         </w:tabs>
-        <w:spacing w:line="312" w:lineRule="auto" w:before="133" w:after="0"/>
-        <w:ind w:left="573" w:right="140" w:hanging="432"/>
+        <w:spacing w:line="312" w:lineRule="auto"/>
+        <w:ind w:hanging="432"/>
         <w:jc w:val="both"/>
         <w:rPr>
           <w:sz w:val="20"/>
@@ -11240,13 +11058,13 @@
           <w:spacing w:val="40"/>
           <w:sz w:val="20"/>
         </w:rPr>
-        <w:t> </w:t>
-      </w:r>
-      <w:r>
-        <w:rPr>
-          <w:sz w:val="20"/>
-        </w:rPr>
-        <w:t>A comprehensive survey,” KFUPM, </w:t>
+        <w:t xml:space="preserve"> </w:t>
+      </w:r>
+      <w:r>
+        <w:rPr>
+          <w:sz w:val="20"/>
+        </w:rPr>
+        <w:t xml:space="preserve">A comprehensive survey,” KFUPM, </w:t>
       </w:r>
       <w:r>
         <w:rPr>
@@ -11261,14 +11079,14 @@
         <w:pStyle w:val="ListParagraph"/>
         <w:numPr>
           <w:ilvl w:val="0"/>
-          <w:numId w:val="2"/>
+          <w:numId w:val="1"/>
         </w:numPr>
         <w:tabs>
-          <w:tab w:pos="571" w:val="left" w:leader="none"/>
-          <w:tab w:pos="573" w:val="left" w:leader="none"/>
+          <w:tab w:val="left" w:pos="571"/>
+          <w:tab w:val="left" w:pos="573"/>
         </w:tabs>
-        <w:spacing w:line="312" w:lineRule="auto" w:before="133" w:after="0"/>
-        <w:ind w:left="573" w:right="140" w:hanging="432"/>
+        <w:spacing w:line="312" w:lineRule="auto"/>
+        <w:ind w:hanging="432"/>
         <w:jc w:val="both"/>
         <w:rPr>
           <w:sz w:val="20"/>
@@ -11285,19 +11103,19 @@
           <w:spacing w:val="40"/>
           <w:sz w:val="20"/>
         </w:rPr>
-        <w:t> </w:t>
-      </w:r>
-      <w:r>
-        <w:rPr>
-          <w:sz w:val="20"/>
-        </w:rPr>
-        <w:t>Human trust in </w:t>
-      </w:r>
-      <w:r>
-        <w:rPr>
-          <w:sz w:val="20"/>
-        </w:rPr>
-        <w:t>language model responses,” MIT Lincoln Laboratory, 2024.</w:t>
+        <w:t xml:space="preserve"> </w:t>
+      </w:r>
+      <w:r>
+        <w:rPr>
+          <w:sz w:val="20"/>
+        </w:rPr>
+        <w:t>Human trust in language model responses,” MIT L</w:t>
+      </w:r>
+      <w:r>
+        <w:rPr>
+          <w:sz w:val="20"/>
+        </w:rPr>
+        <w:t>incoln Laboratory, 2024.</w:t>
       </w:r>
     </w:p>
     <w:p>
@@ -11305,14 +11123,14 @@
         <w:pStyle w:val="ListParagraph"/>
         <w:numPr>
           <w:ilvl w:val="0"/>
-          <w:numId w:val="2"/>
+          <w:numId w:val="1"/>
         </w:numPr>
         <w:tabs>
-          <w:tab w:pos="571" w:val="left" w:leader="none"/>
-          <w:tab w:pos="573" w:val="left" w:leader="none"/>
+          <w:tab w:val="left" w:pos="571"/>
+          <w:tab w:val="left" w:pos="573"/>
         </w:tabs>
-        <w:spacing w:line="312" w:lineRule="auto" w:before="134" w:after="0"/>
-        <w:ind w:left="573" w:right="140" w:hanging="432"/>
+        <w:spacing w:before="134" w:line="312" w:lineRule="auto"/>
+        <w:ind w:hanging="432"/>
         <w:jc w:val="both"/>
         <w:rPr>
           <w:sz w:val="20"/>
@@ -11322,7 +11140,7 @@
         <w:rPr>
           <w:sz w:val="20"/>
         </w:rPr>
-        <w:t>S. Yao, P. Huang, Z. Liu, Y. Gu, Y. Yan, S. Yu, and G. Yu, “ExpandR: Teaching dense retrievers beyond queries with LLM guidance,” in </w:t>
+        <w:t xml:space="preserve">S. Yao, P. Huang, Z. Liu, Y. Gu, Y. Yan, S. Yu, and G. Yu, “ExpandR: Teaching dense retrievers beyond queries with LLM guidance,” in </w:t>
       </w:r>
       <w:r>
         <w:rPr>
@@ -11340,25 +11158,47 @@
     </w:p>
     <w:sectPr>
       <w:pgSz w:w="11910" w:h="16840"/>
-      <w:pgMar w:header="0" w:footer="804" w:top="1340" w:bottom="1000" w:left="1275" w:right="1275"/>
+      <w:pgMar w:top="1340" w:right="1275" w:bottom="1000" w:left="1275" w:header="0" w:footer="804" w:gutter="0"/>
+      <w:cols w:space="720"/>
     </w:sectPr>
   </w:body>
 </w:document>
 </file>
 
+<file path=word/endnotes.xml><?xml version="1.0" encoding="utf-8"?>
+<w:endnotes xmlns:wpc="http://schemas.microsoft.com/office/word/2010/wordprocessingCanvas" xmlns:mc="http://schemas.openxmlformats.org/markup-compatibility/2006" xmlns:o="urn:schemas-microsoft-com:office:office" xmlns:r="http://schemas.openxmlformats.org/officeDocument/2006/relationships" xmlns:m="http://schemas.openxmlformats.org/officeDocument/2006/math" xmlns:v="urn:schemas-microsoft-com:vml" xmlns:wp14="http://schemas.microsoft.com/office/word/2010/wordprocessingDrawing" xmlns:wp="http://schemas.openxmlformats.org/drawingml/2006/wordprocessingDrawing" xmlns:w10="urn:schemas-microsoft-com:office:word" xmlns:w="http://schemas.openxmlformats.org/wordprocessingml/2006/main" xmlns:w14="http://schemas.microsoft.com/office/word/2010/wordml" xmlns:w15="http://schemas.microsoft.com/office/word/2012/wordml" xmlns:wpg="http://schemas.microsoft.com/office/word/2010/wordprocessingGroup" xmlns:wpi="http://schemas.microsoft.com/office/word/2010/wordprocessingInk" xmlns:wne="http://schemas.microsoft.com/office/word/2006/wordml" xmlns:wps="http://schemas.microsoft.com/office/word/2010/wordprocessingShape" mc:Ignorable="w14 w15 wp14">
+  <w:endnote w:type="separator" w:id="-1">
+    <w:p>
+      <w:r>
+        <w:separator/>
+      </w:r>
+    </w:p>
+  </w:endnote>
+  <w:endnote w:type="continuationSeparator" w:id="0">
+    <w:p>
+      <w:r>
+        <w:continuationSeparator/>
+      </w:r>
+    </w:p>
+  </w:endnote>
+</w:endnotes>
+</file>
+
 <file path=word/footer1.xml><?xml version="1.0" encoding="utf-8"?>
-<w:ftr xmlns:mc="http://schemas.openxmlformats.org/markup-compatibility/2006" xmlns:ve="http://schemas.openxmlformats.org/markup-compatibility/2006" xmlns:o="urn:schemas-microsoft-com:office:office" xmlns:r="http://schemas.openxmlformats.org/officeDocument/2006/relationships" xmlns:m="http://schemas.openxmlformats.org/officeDocument/2006/math" xmlns:v="urn:schemas-microsoft-com:vml" xmlns:wp="http://schemas.openxmlformats.org/drawingml/2006/wordprocessingDrawing" xmlns:w10="urn:schemas-microsoft-com:office:word" xmlns:w="http://schemas.openxmlformats.org/wordprocessingml/2006/main" xmlns:wne="http://schemas.microsoft.com/office/word/2006/wordml" xmlns:a="http://schemas.openxmlformats.org/drawingml/2006/main" xmlns:pic="http://schemas.openxmlformats.org/drawingml/2006/picture" xmlns:wpg="http://schemas.microsoft.com/office/word/2010/wordprocessingGroup" xmlns:wps="http://schemas.microsoft.com/office/word/2010/wordprocessingShape" xmlns:w14="http://schemas.microsoft.com/office/word/2010/wordml" mc:Ignorable="w14" xml:space="preserve">
+<w:ftr xmlns:wpc="http://schemas.microsoft.com/office/word/2010/wordprocessingCanvas" xmlns:mc="http://schemas.openxmlformats.org/markup-compatibility/2006" xmlns:o="urn:schemas-microsoft-com:office:office" xmlns:r="http://schemas.openxmlformats.org/officeDocument/2006/relationships" xmlns:m="http://schemas.openxmlformats.org/officeDocument/2006/math" xmlns:v="urn:schemas-microsoft-com:vml" xmlns:wp14="http://schemas.microsoft.com/office/word/2010/wordprocessingDrawing" xmlns:wp="http://schemas.openxmlformats.org/drawingml/2006/wordprocessingDrawing" xmlns:w10="urn:schemas-microsoft-com:office:word" xmlns:w="http://schemas.openxmlformats.org/wordprocessingml/2006/main" xmlns:w14="http://schemas.microsoft.com/office/word/2010/wordml" xmlns:w15="http://schemas.microsoft.com/office/word/2012/wordml" xmlns:wpg="http://schemas.microsoft.com/office/word/2010/wordprocessingGroup" xmlns:wpi="http://schemas.microsoft.com/office/word/2010/wordprocessingInk" xmlns:wne="http://schemas.microsoft.com/office/word/2006/wordml" xmlns:wps="http://schemas.microsoft.com/office/word/2010/wordprocessingShape" mc:Ignorable="w14 w15 wp14">
   <w:p>
     <w:pPr>
       <w:pStyle w:val="BodyText"/>
       <w:spacing w:line="14" w:lineRule="auto"/>
     </w:pPr>
     <w:r>
-      <w:rPr/>
+      <w:rPr>
+        <w:noProof/>
+      </w:rPr>
       <mc:AlternateContent>
         <mc:Choice Requires="wps">
           <w:drawing>
-            <wp:anchor distT="0" distB="0" distL="0" distR="0" allowOverlap="1" layoutInCell="1" locked="0" behindDoc="1" simplePos="0" relativeHeight="487266304">
+            <wp:anchor distT="0" distB="0" distL="0" distR="0" simplePos="0" relativeHeight="487266304" behindDoc="1" locked="0" layoutInCell="1" allowOverlap="1">
               <wp:simplePos x="0" y="0"/>
               <wp:positionH relativeFrom="page">
                 <wp:posOffset>3704031</wp:posOffset>
@@ -11371,13 +11211,14 @@
               <wp:wrapNone/>
               <wp:docPr id="1" name="Textbox 1"/>
               <wp:cNvGraphicFramePr>
-                <a:graphicFrameLocks/>
+                <a:graphicFrameLocks xmlns:a="http://schemas.openxmlformats.org/drawingml/2006/main"/>
               </wp:cNvGraphicFramePr>
-              <a:graphic>
+              <a:graphic xmlns:a="http://schemas.openxmlformats.org/drawingml/2006/main">
                 <a:graphicData uri="http://schemas.microsoft.com/office/word/2010/wordprocessingShape">
                   <wps:wsp>
-                    <wps:cNvPr id="1" name="Textbox 1"/>
-                    <wps:cNvSpPr txBox="1"/>
+                    <wps:cNvSpPr txBox="1">
+                      <a:spLocks/>
+                    </wps:cNvSpPr>
                     <wps:spPr>
                       <a:xfrm>
                         <a:off x="0" y="0"/>
@@ -11405,7 +11246,7 @@
                             <w:rPr>
                               <w:spacing w:val="-5"/>
                             </w:rPr>
-                            <w:instrText> PAGE </w:instrText>
+                            <w:instrText xml:space="preserve"> PAGE </w:instrText>
                           </w:r>
                           <w:r>
                             <w:rPr>
@@ -11415,9 +11256,10 @@
                           </w:r>
                           <w:r>
                             <w:rPr>
+                              <w:noProof/>
                               <w:spacing w:val="-5"/>
                             </w:rPr>
-                            <w:t>10</w:t>
+                            <w:t>2</w:t>
                           </w:r>
                           <w:r>
                             <w:rPr>
@@ -11439,11 +11281,12 @@
         </mc:Choice>
         <mc:Fallback>
           <w:pict>
-            <v:shapetype id="_x0000_t202" o:spt="202" coordsize="21600,21600" path="m,l,21600r21600,l21600,xe">
+            <v:shapetype id="_x0000_t202" coordsize="21600,21600" o:spt="202" path="m,l,21600r21600,l21600,xe">
               <v:stroke joinstyle="miter"/>
               <v:path gradientshapeok="t" o:connecttype="rect"/>
             </v:shapetype>
-            <v:shape style="position:absolute;margin-left:291.656006pt;margin-top:790.706543pt;width:12pt;height:14.05pt;mso-position-horizontal-relative:page;mso-position-vertical-relative:page;z-index:-16050176" type="#_x0000_t202" id="docshape1" filled="false" stroked="false">
+            <v:shape id="Textbox 1" o:spid="_x0000_s1037" type="#_x0000_t202" style="position:absolute;margin-left:291.65pt;margin-top:790.7pt;width:12pt;height:14.05pt;z-index:-16050176;visibility:visible;mso-wrap-style:square;mso-wrap-distance-left:0;mso-wrap-distance-top:0;mso-wrap-distance-right:0;mso-wrap-distance-bottom:0;mso-position-horizontal:absolute;mso-position-horizontal-relative:page;mso-position-vertical:absolute;mso-position-vertical-relative:page;v-text-anchor:top" o:gfxdata="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" filled="f" stroked="f">
+              <v:path arrowok="t"/>
               <v:textbox inset="0,0,0,0">
                 <w:txbxContent>
                   <w:p>
@@ -11462,7 +11305,7 @@
                       <w:rPr>
                         <w:spacing w:val="-5"/>
                       </w:rPr>
-                      <w:instrText> PAGE </w:instrText>
+                      <w:instrText xml:space="preserve"> PAGE </w:instrText>
                     </w:r>
                     <w:r>
                       <w:rPr>
@@ -11472,9 +11315,10 @@
                     </w:r>
                     <w:r>
                       <w:rPr>
+                        <w:noProof/>
                         <w:spacing w:val="-5"/>
                       </w:rPr>
-                      <w:t>10</w:t>
+                      <w:t>2</w:t>
                     </w:r>
                     <w:r>
                       <w:rPr>
@@ -11485,7 +11329,7 @@
                   </w:p>
                 </w:txbxContent>
               </v:textbox>
-              <w10:wrap type="none"/>
+              <w10:wrap anchorx="page" anchory="page"/>
             </v:shape>
           </w:pict>
         </mc:Fallback>
@@ -11495,11 +11339,32 @@
 </w:ftr>
 </file>
 
+<file path=word/footnotes.xml><?xml version="1.0" encoding="utf-8"?>
+<w:footnotes xmlns:wpc="http://schemas.microsoft.com/office/word/2010/wordprocessingCanvas" xmlns:mc="http://schemas.openxmlformats.org/markup-compatibility/2006" xmlns:o="urn:schemas-microsoft-com:office:office" xmlns:r="http://schemas.openxmlformats.org/officeDocument/2006/relationships" xmlns:m="http://schemas.openxmlformats.org/officeDocument/2006/math" xmlns:v="urn:schemas-microsoft-com:vml" xmlns:wp14="http://schemas.microsoft.com/office/word/2010/wordprocessingDrawing" xmlns:wp="http://schemas.openxmlformats.org/drawingml/2006/wordprocessingDrawing" xmlns:w10="urn:schemas-microsoft-com:office:word" xmlns:w="http://schemas.openxmlformats.org/wordprocessingml/2006/main" xmlns:w14="http://schemas.microsoft.com/office/word/2010/wordml" xmlns:w15="http://schemas.microsoft.com/office/word/2012/wordml" xmlns:wpg="http://schemas.microsoft.com/office/word/2010/wordprocessingGroup" xmlns:wpi="http://schemas.microsoft.com/office/word/2010/wordprocessingInk" xmlns:wne="http://schemas.microsoft.com/office/word/2006/wordml" xmlns:wps="http://schemas.microsoft.com/office/word/2010/wordprocessingShape" mc:Ignorable="w14 w15 wp14">
+  <w:footnote w:type="separator" w:id="-1">
+    <w:p>
+      <w:r>
+        <w:separator/>
+      </w:r>
+    </w:p>
+  </w:footnote>
+  <w:footnote w:type="continuationSeparator" w:id="0">
+    <w:p>
+      <w:r>
+        <w:continuationSeparator/>
+      </w:r>
+    </w:p>
+  </w:footnote>
+</w:footnotes>
+</file>
+
 <file path=word/numbering.xml><?xml version="1.0" encoding="utf-8"?>
-<w:numbering xmlns:ve="http://schemas.openxmlformats.org/markup-compatibility/2006" xmlns:o="urn:schemas-microsoft-com:office:office" xmlns:r="http://schemas.openxmlformats.org/officeDocument/2006/relationships" xmlns:m="http://schemas.openxmlformats.org/officeDocument/2006/math" xmlns:v="urn:schemas-microsoft-com:vml" xmlns:wp="http://schemas.openxmlformats.org/drawingml/2006/wordprocessingDrawing" xmlns:w10="urn:schemas-microsoft-com:office:word" xmlns:w="http://schemas.openxmlformats.org/wordprocessingml/2006/main" xmlns:wne="http://schemas.microsoft.com/office/word/2006/wordml">
-  <w:abstractNum w:abstractNumId="1">
+<w:numbering xmlns:wpc="http://schemas.microsoft.com/office/word/2010/wordprocessingCanvas" xmlns:mc="http://schemas.openxmlformats.org/markup-compatibility/2006" xmlns:o="urn:schemas-microsoft-com:office:office" xmlns:r="http://schemas.openxmlformats.org/officeDocument/2006/relationships" xmlns:m="http://schemas.openxmlformats.org/officeDocument/2006/math" xmlns:v="urn:schemas-microsoft-com:vml" xmlns:wp14="http://schemas.microsoft.com/office/word/2010/wordprocessingDrawing" xmlns:wp="http://schemas.openxmlformats.org/drawingml/2006/wordprocessingDrawing" xmlns:w10="urn:schemas-microsoft-com:office:word" xmlns:w="http://schemas.openxmlformats.org/wordprocessingml/2006/main" xmlns:w14="http://schemas.microsoft.com/office/word/2010/wordml" xmlns:w15="http://schemas.microsoft.com/office/word/2012/wordml" xmlns:wpg="http://schemas.microsoft.com/office/word/2010/wordprocessingGroup" xmlns:wpi="http://schemas.microsoft.com/office/word/2010/wordprocessingInk" xmlns:wne="http://schemas.microsoft.com/office/word/2006/wordml" xmlns:wps="http://schemas.microsoft.com/office/word/2010/wordprocessingShape" mc:Ignorable="w14 w15 wp14">
+  <w:abstractNum w:abstractNumId="0" w15:restartNumberingAfterBreak="0">
+    <w:nsid w:val="4F5B2E0E"/>
     <w:multiLevelType w:val="hybridMultilevel"/>
-    <w:lvl w:ilvl="0">
+    <w:tmpl w:val="FA32DEEE"/>
+    <w:lvl w:ilvl="0" w:tplc="DDC8E76A">
       <w:start w:val="1"/>
       <w:numFmt w:val="decimal"/>
       <w:lvlText w:val="[%1]"/>
@@ -11509,7 +11374,7 @@
         <w:jc w:val="right"/>
       </w:pPr>
       <w:rPr>
-        <w:rFonts w:hint="default" w:ascii="Times New Roman" w:hAnsi="Times New Roman" w:eastAsia="Times New Roman" w:cs="Times New Roman"/>
+        <w:rFonts w:ascii="Times New Roman" w:eastAsia="Times New Roman" w:hAnsi="Times New Roman" w:cs="Times New Roman" w:hint="default"/>
         <w:b w:val="0"/>
         <w:bCs w:val="0"/>
         <w:i w:val="0"/>
@@ -11521,8 +11386,7 @@
         <w:lang w:val="en-US" w:eastAsia="en-US" w:bidi="ar-SA"/>
       </w:rPr>
     </w:lvl>
-    <w:lvl w:ilvl="1">
-      <w:start w:val="0"/>
+    <w:lvl w:ilvl="1" w:tplc="5732B396">
       <w:numFmt w:val="bullet"/>
       <w:lvlText w:val="•"/>
       <w:lvlJc w:val="left"/>
@@ -11534,8 +11398,7 @@
         <w:lang w:val="en-US" w:eastAsia="en-US" w:bidi="ar-SA"/>
       </w:rPr>
     </w:lvl>
-    <w:lvl w:ilvl="2">
-      <w:start w:val="0"/>
+    <w:lvl w:ilvl="2" w:tplc="FF20F144">
       <w:numFmt w:val="bullet"/>
       <w:lvlText w:val="•"/>
       <w:lvlJc w:val="left"/>
@@ -11547,8 +11410,7 @@
         <w:lang w:val="en-US" w:eastAsia="en-US" w:bidi="ar-SA"/>
       </w:rPr>
     </w:lvl>
-    <w:lvl w:ilvl="3">
-      <w:start w:val="0"/>
+    <w:lvl w:ilvl="3" w:tplc="7E1C8878">
       <w:numFmt w:val="bullet"/>
       <w:lvlText w:val="•"/>
       <w:lvlJc w:val="left"/>
@@ -11560,8 +11422,7 @@
         <w:lang w:val="en-US" w:eastAsia="en-US" w:bidi="ar-SA"/>
       </w:rPr>
     </w:lvl>
-    <w:lvl w:ilvl="4">
-      <w:start w:val="0"/>
+    <w:lvl w:ilvl="4" w:tplc="E96693B0">
       <w:numFmt w:val="bullet"/>
       <w:lvlText w:val="•"/>
       <w:lvlJc w:val="left"/>
@@ -11573,8 +11434,7 @@
         <w:lang w:val="en-US" w:eastAsia="en-US" w:bidi="ar-SA"/>
       </w:rPr>
     </w:lvl>
-    <w:lvl w:ilvl="5">
-      <w:start w:val="0"/>
+    <w:lvl w:ilvl="5" w:tplc="667E6D5A">
       <w:numFmt w:val="bullet"/>
       <w:lvlText w:val="•"/>
       <w:lvlJc w:val="left"/>
@@ -11586,8 +11446,7 @@
         <w:lang w:val="en-US" w:eastAsia="en-US" w:bidi="ar-SA"/>
       </w:rPr>
     </w:lvl>
-    <w:lvl w:ilvl="6">
-      <w:start w:val="0"/>
+    <w:lvl w:ilvl="6" w:tplc="9A0E821A">
       <w:numFmt w:val="bullet"/>
       <w:lvlText w:val="•"/>
       <w:lvlJc w:val="left"/>
@@ -11599,8 +11458,7 @@
         <w:lang w:val="en-US" w:eastAsia="en-US" w:bidi="ar-SA"/>
       </w:rPr>
     </w:lvl>
-    <w:lvl w:ilvl="7">
-      <w:start w:val="0"/>
+    <w:lvl w:ilvl="7" w:tplc="AA8088EC">
       <w:numFmt w:val="bullet"/>
       <w:lvlText w:val="•"/>
       <w:lvlJc w:val="left"/>
@@ -11612,8 +11470,7 @@
         <w:lang w:val="en-US" w:eastAsia="en-US" w:bidi="ar-SA"/>
       </w:rPr>
     </w:lvl>
-    <w:lvl w:ilvl="8">
-      <w:start w:val="0"/>
+    <w:lvl w:ilvl="8" w:tplc="4306BEDE">
       <w:numFmt w:val="bullet"/>
       <w:lvlText w:val="•"/>
       <w:lvlJc w:val="left"/>
@@ -11626,8 +11483,10 @@
       </w:rPr>
     </w:lvl>
   </w:abstractNum>
-  <w:abstractNum w:abstractNumId="0">
-    <w:multiLevelType w:val="hybridMultilevel"/>
+  <w:abstractNum w:abstractNumId="1" w15:restartNumberingAfterBreak="0">
+    <w:nsid w:val="75CF5DD1"/>
+    <w:multiLevelType w:val="multilevel"/>
+    <w:tmpl w:val="F1ECAC9A"/>
     <w:lvl w:ilvl="0">
       <w:start w:val="1"/>
       <w:numFmt w:val="decimal"/>
@@ -11635,10 +11494,9 @@
       <w:lvlJc w:val="left"/>
       <w:pPr>
         <w:ind w:left="572" w:hanging="431"/>
-        <w:jc w:val="left"/>
       </w:pPr>
       <w:rPr>
-        <w:rFonts w:hint="default" w:ascii="Times New Roman" w:hAnsi="Times New Roman" w:eastAsia="Times New Roman" w:cs="Times New Roman"/>
+        <w:rFonts w:ascii="Times New Roman" w:eastAsia="Times New Roman" w:hAnsi="Times New Roman" w:cs="Times New Roman" w:hint="default"/>
         <w:b/>
         <w:bCs/>
         <w:i w:val="0"/>
@@ -11657,10 +11515,9 @@
       <w:lvlJc w:val="left"/>
       <w:pPr>
         <w:ind w:left="680" w:hanging="538"/>
-        <w:jc w:val="left"/>
       </w:pPr>
       <w:rPr>
-        <w:rFonts w:hint="default" w:ascii="Times New Roman" w:hAnsi="Times New Roman" w:eastAsia="Times New Roman" w:cs="Times New Roman"/>
+        <w:rFonts w:ascii="Times New Roman" w:eastAsia="Times New Roman" w:hAnsi="Times New Roman" w:cs="Times New Roman" w:hint="default"/>
         <w:b/>
         <w:bCs/>
         <w:i w:val="0"/>
@@ -11673,7 +11530,6 @@
       </w:rPr>
     </w:lvl>
     <w:lvl w:ilvl="2">
-      <w:start w:val="0"/>
       <w:numFmt w:val="bullet"/>
       <w:lvlText w:val="•"/>
       <w:lvlJc w:val="left"/>
@@ -11686,7 +11542,6 @@
       </w:rPr>
     </w:lvl>
     <w:lvl w:ilvl="3">
-      <w:start w:val="0"/>
       <w:numFmt w:val="bullet"/>
       <w:lvlText w:val="•"/>
       <w:lvlJc w:val="left"/>
@@ -11699,7 +11554,6 @@
       </w:rPr>
     </w:lvl>
     <w:lvl w:ilvl="4">
-      <w:start w:val="0"/>
       <w:numFmt w:val="bullet"/>
       <w:lvlText w:val="•"/>
       <w:lvlJc w:val="left"/>
@@ -11712,7 +11566,6 @@
       </w:rPr>
     </w:lvl>
     <w:lvl w:ilvl="5">
-      <w:start w:val="0"/>
       <w:numFmt w:val="bullet"/>
       <w:lvlText w:val="•"/>
       <w:lvlJc w:val="left"/>
@@ -11725,7 +11578,6 @@
       </w:rPr>
     </w:lvl>
     <w:lvl w:ilvl="6">
-      <w:start w:val="0"/>
       <w:numFmt w:val="bullet"/>
       <w:lvlText w:val="•"/>
       <w:lvlJc w:val="left"/>
@@ -11738,7 +11590,6 @@
       </w:rPr>
     </w:lvl>
     <w:lvl w:ilvl="7">
-      <w:start w:val="0"/>
       <w:numFmt w:val="bullet"/>
       <w:lvlText w:val="•"/>
       <w:lvlJc w:val="left"/>
@@ -11751,7 +11602,6 @@
       </w:rPr>
     </w:lvl>
     <w:lvl w:ilvl="8">
-      <w:start w:val="0"/>
       <w:numFmt w:val="bullet"/>
       <w:lvlText w:val="•"/>
       <w:lvlJc w:val="left"/>
@@ -11764,24 +11614,24 @@
       </w:rPr>
     </w:lvl>
   </w:abstractNum>
+  <w:num w:numId="1">
+    <w:abstractNumId w:val="0"/>
+  </w:num>
   <w:num w:numId="2">
     <w:abstractNumId w:val="1"/>
-  </w:num>
-  <w:num w:numId="1">
-    <w:abstractNumId w:val="0"/>
   </w:num>
 </w:numbering>
 </file>
 
 <file path=word/styles.xml><?xml version="1.0" encoding="utf-8"?>
-<w:styles xmlns:r="http://schemas.openxmlformats.org/officeDocument/2006/relationships" xmlns:w="http://schemas.openxmlformats.org/wordprocessingml/2006/main">
+<w:styles xmlns:mc="http://schemas.openxmlformats.org/markup-compatibility/2006" xmlns:r="http://schemas.openxmlformats.org/officeDocument/2006/relationships" xmlns:w="http://schemas.openxmlformats.org/wordprocessingml/2006/main" xmlns:w14="http://schemas.microsoft.com/office/word/2010/wordml" xmlns:w15="http://schemas.microsoft.com/office/word/2012/wordml" mc:Ignorable="w14 w15">
   <w:docDefaults>
     <w:rPrDefault>
       <w:rPr>
-        <w:rFonts w:cstheme="minorBidi" w:hAnsiTheme="minorHAnsi" w:eastAsiaTheme="minorHAnsi" w:asciiTheme="minorHAnsi"/>
+        <w:rFonts w:asciiTheme="minorHAnsi" w:eastAsiaTheme="minorHAnsi" w:hAnsiTheme="minorHAnsi" w:cstheme="minorBidi"/>
         <w:sz w:val="22"/>
         <w:szCs w:val="22"/>
-        <w:lang w:val="en-US" w:bidi="ar-SA" w:eastAsia="en-US"/>
+        <w:lang w:val="en-US" w:eastAsia="en-US" w:bidi="ar-SA"/>
       </w:rPr>
     </w:rPrDefault>
     <w:pPrDefault>
@@ -11789,102 +11639,462 @@
         <w:widowControl w:val="0"/>
         <w:autoSpaceDE w:val="0"/>
         <w:autoSpaceDN w:val="0"/>
-        <w:spacing w:lineRule="auto" w:line="240" w:before="0" w:after="0"/>
-        <w:ind w:left="0" w:right="0"/>
-        <w:jc w:val="left"/>
       </w:pPr>
     </w:pPrDefault>
   </w:docDefaults>
-  <w:style w:styleId="DefaultParagraphFont" w:default="1" w:type="character">
-    <w:name w:val="Default Paragraph Font"/>
-    <w:uiPriority w:val="1"/>
-    <w:semiHidden/>
-    <w:unhideWhenUsed/>
-  </w:style>
-  <w:style w:styleId="TableNormal" w:default="1" w:type="table">
-    <w:name w:val="Table Normal"/>
-    <w:uiPriority w:val="2"/>
-    <w:semiHidden/>
-    <w:unhideWhenUsed/>
-    <w:qFormat/>
-    <w:tblPr>
-      <w:tblInd w:w="0" w:type="dxa"/>
-      <w:tblCellMar>
-        <w:top w:w="0" w:type="dxa"/>
-        <w:left w:w="0" w:type="dxa"/>
-        <w:bottom w:w="0" w:type="dxa"/>
-        <w:right w:w="0" w:type="dxa"/>
-      </w:tblCellMar>
-    </w:tblPr>
-  </w:style>
-  <w:style w:styleId="NoList" w:default="1" w:type="numbering">
-    <w:name w:val="No List"/>
-    <w:uiPriority w:val="99"/>
-    <w:semiHidden/>
-    <w:unhideWhenUsed/>
-  </w:style>
-  <w:style w:default="1" w:styleId="Normal" w:type="paragraph">
+  <w:latentStyles w:defLockedState="0" w:defUIPriority="99" w:defSemiHidden="0" w:defUnhideWhenUsed="0" w:defQFormat="0" w:count="371">
+    <w:lsdException w:name="Normal" w:uiPriority="0" w:qFormat="1"/>
+    <w:lsdException w:name="heading 1" w:uiPriority="9" w:qFormat="1"/>
+    <w:lsdException w:name="heading 2" w:semiHidden="1" w:uiPriority="9" w:unhideWhenUsed="1" w:qFormat="1"/>
+    <w:lsdException w:name="heading 3" w:semiHidden="1" w:uiPriority="9" w:unhideWhenUsed="1" w:qFormat="1"/>
+    <w:lsdException w:name="heading 4" w:semiHidden="1" w:uiPriority="9" w:unhideWhenUsed="1" w:qFormat="1"/>
+    <w:lsdException w:name="heading 5" w:semiHidden="1" w:uiPriority="9" w:unhideWhenUsed="1" w:qFormat="1"/>
+    <w:lsdException w:name="heading 6" w:semiHidden="1" w:uiPriority="9" w:unhideWhenUsed="1" w:qFormat="1"/>
+    <w:lsdException w:name="heading 7" w:semiHidden="1" w:uiPriority="9" w:unhideWhenUsed="1" w:qFormat="1"/>
+    <w:lsdException w:name="heading 8" w:semiHidden="1" w:uiPriority="9" w:unhideWhenUsed="1" w:qFormat="1"/>
+    <w:lsdException w:name="heading 9" w:semiHidden="1" w:uiPriority="9" w:unhideWhenUsed="1" w:qFormat="1"/>
+    <w:lsdException w:name="index 1" w:semiHidden="1" w:unhideWhenUsed="1"/>
+    <w:lsdException w:name="index 2" w:semiHidden="1" w:unhideWhenUsed="1"/>
+    <w:lsdException w:name="index 3" w:semiHidden="1" w:unhideWhenUsed="1"/>
+    <w:lsdException w:name="index 4" w:semiHidden="1" w:unhideWhenUsed="1"/>
+    <w:lsdException w:name="index 5" w:semiHidden="1" w:unhideWhenUsed="1"/>
+    <w:lsdException w:name="index 6" w:semiHidden="1" w:unhideWhenUsed="1"/>
+    <w:lsdException w:name="index 7" w:semiHidden="1" w:unhideWhenUsed="1"/>
+    <w:lsdException w:name="index 8" w:semiHidden="1" w:unhideWhenUsed="1"/>
+    <w:lsdException w:name="index 9" w:semiHidden="1" w:unhideWhenUsed="1"/>
+    <w:lsdException w:name="toc 1" w:semiHidden="1" w:uiPriority="39" w:unhideWhenUsed="1"/>
+    <w:lsdException w:name="toc 2" w:semiHidden="1" w:uiPriority="39" w:unhideWhenUsed="1"/>
+    <w:lsdException w:name="toc 3" w:semiHidden="1" w:uiPriority="39" w:unhideWhenUsed="1"/>
+    <w:lsdException w:name="toc 4" w:semiHidden="1" w:uiPriority="39" w:unhideWhenUsed="1"/>
+    <w:lsdException w:name="toc 5" w:semiHidden="1" w:uiPriority="39" w:unhideWhenUsed="1"/>
+    <w:lsdException w:name="toc 6" w:semiHidden="1" w:uiPriority="39" w:unhideWhenUsed="1"/>
+    <w:lsdException w:name="toc 7" w:semiHidden="1" w:uiPriority="39" w:unhideWhenUsed="1"/>
+    <w:lsdException w:name="toc 8" w:semiHidden="1" w:uiPriority="39" w:unhideWhenUsed="1"/>
+    <w:lsdException w:name="toc 9" w:semiHidden="1" w:uiPriority="39" w:unhideWhenUsed="1"/>
+    <w:lsdException w:name="Normal Indent" w:semiHidden="1" w:unhideWhenUsed="1"/>
+    <w:lsdException w:name="footnote text" w:semiHidden="1" w:unhideWhenUsed="1"/>
+    <w:lsdException w:name="annotation text" w:semiHidden="1" w:unhideWhenUsed="1"/>
+    <w:lsdException w:name="header" w:semiHidden="1" w:unhideWhenUsed="1"/>
+    <w:lsdException w:name="footer" w:semiHidden="1" w:unhideWhenUsed="1"/>
+    <w:lsdException w:name="index heading" w:semiHidden="1" w:unhideWhenUsed="1"/>
+    <w:lsdException w:name="caption" w:semiHidden="1" w:uiPriority="35" w:unhideWhenUsed="1" w:qFormat="1"/>
+    <w:lsdException w:name="table of figures" w:semiHidden="1" w:unhideWhenUsed="1"/>
+    <w:lsdException w:name="envelope address" w:semiHidden="1" w:unhideWhenUsed="1"/>
+    <w:lsdException w:name="envelope return" w:semiHidden="1" w:unhideWhenUsed="1"/>
+    <w:lsdException w:name="footnote reference" w:semiHidden="1" w:unhideWhenUsed="1"/>
+    <w:lsdException w:name="annotation reference" w:semiHidden="1" w:unhideWhenUsed="1"/>
+    <w:lsdException w:name="line number" w:semiHidden="1" w:unhideWhenUsed="1"/>
+    <w:lsdException w:name="page number" w:semiHidden="1" w:unhideWhenUsed="1"/>
+    <w:lsdException w:name="endnote reference" w:semiHidden="1" w:unhideWhenUsed="1"/>
+    <w:lsdException w:name="endnote text" w:semiHidden="1" w:unhideWhenUsed="1"/>
+    <w:lsdException w:name="table of authorities" w:semiHidden="1" w:unhideWhenUsed="1"/>
+    <w:lsdException w:name="macro" w:semiHidden="1" w:unhideWhenUsed="1"/>
+    <w:lsdException w:name="toa heading" w:semiHidden="1" w:unhideWhenUsed="1"/>
+    <w:lsdException w:name="List" w:semiHidden="1" w:unhideWhenUsed="1"/>
+    <w:lsdException w:name="List Bullet" w:semiHidden="1" w:unhideWhenUsed="1"/>
+    <w:lsdException w:name="List Number" w:semiHidden="1" w:unhideWhenUsed="1"/>
+    <w:lsdException w:name="List 2" w:semiHidden="1" w:unhideWhenUsed="1"/>
+    <w:lsdException w:name="List 3" w:semiHidden="1" w:unhideWhenUsed="1"/>
+    <w:lsdException w:name="List 4" w:semiHidden="1" w:unhideWhenUsed="1"/>
+    <w:lsdException w:name="List 5" w:semiHidden="1" w:unhideWhenUsed="1"/>
+    <w:lsdException w:name="List Bullet 2" w:semiHidden="1" w:unhideWhenUsed="1"/>
+    <w:lsdException w:name="List Bullet 3" w:semiHidden="1" w:unhideWhenUsed="1"/>
+    <w:lsdException w:name="List Bullet 4" w:semiHidden="1" w:unhideWhenUsed="1"/>
+    <w:lsdException w:name="List Bullet 5" w:semiHidden="1" w:unhideWhenUsed="1"/>
+    <w:lsdException w:name="List Number 2" w:semiHidden="1" w:unhideWhenUsed="1"/>
+    <w:lsdException w:name="List Number 3" w:semiHidden="1" w:unhideWhenUsed="1"/>
+    <w:lsdException w:name="List Number 4" w:semiHidden="1" w:unhideWhenUsed="1"/>
+    <w:lsdException w:name="List Number 5" w:semiHidden="1" w:unhideWhenUsed="1"/>
+    <w:lsdException w:name="Title" w:uiPriority="10" w:qFormat="1"/>
+    <w:lsdException w:name="Closing" w:semiHidden="1" w:unhideWhenUsed="1"/>
+    <w:lsdException w:name="Signature" w:semiHidden="1" w:unhideWhenUsed="1"/>
+    <w:lsdException w:name="Default Paragraph Font" w:semiHidden="1" w:uiPriority="1" w:unhideWhenUsed="1"/>
+    <w:lsdException w:name="Body Text" w:semiHidden="1" w:unhideWhenUsed="1"/>
+    <w:lsdException w:name="Body Text Indent" w:semiHidden="1" w:unhideWhenUsed="1"/>
+    <w:lsdException w:name="List Continue" w:semiHidden="1" w:unhideWhenUsed="1"/>
+    <w:lsdException w:name="List Continue 2" w:semiHidden="1" w:unhideWhenUsed="1"/>
+    <w:lsdException w:name="List Continue 3" w:semiHidden="1" w:unhideWhenUsed="1"/>
+    <w:lsdException w:name="List Continue 4" w:semiHidden="1" w:unhideWhenUsed="1"/>
+    <w:lsdException w:name="List Continue 5" w:semiHidden="1" w:unhideWhenUsed="1"/>
+    <w:lsdException w:name="Message Header" w:semiHidden="1" w:unhideWhenUsed="1"/>
+    <w:lsdException w:name="Subtitle" w:uiPriority="11" w:qFormat="1"/>
+    <w:lsdException w:name="Salutation" w:semiHidden="1" w:unhideWhenUsed="1"/>
+    <w:lsdException w:name="Date" w:semiHidden="1" w:unhideWhenUsed="1"/>
+    <w:lsdException w:name="Body Text First Indent" w:semiHidden="1" w:unhideWhenUsed="1"/>
+    <w:lsdException w:name="Body Text First Indent 2" w:semiHidden="1" w:unhideWhenUsed="1"/>
+    <w:lsdException w:name="Note Heading" w:semiHidden="1" w:unhideWhenUsed="1"/>
+    <w:lsdException w:name="Body Text 2" w:semiHidden="1" w:unhideWhenUsed="1"/>
+    <w:lsdException w:name="Body Text 3" w:semiHidden="1" w:unhideWhenUsed="1"/>
+    <w:lsdException w:name="Body Text Indent 2" w:semiHidden="1" w:unhideWhenUsed="1"/>
+    <w:lsdException w:name="Body Text Indent 3" w:semiHidden="1" w:unhideWhenUsed="1"/>
+    <w:lsdException w:name="Block Text" w:semiHidden="1" w:unhideWhenUsed="1"/>
+    <w:lsdException w:name="Hyperlink" w:semiHidden="1" w:unhideWhenUsed="1"/>
+    <w:lsdException w:name="FollowedHyperlink" w:semiHidden="1" w:unhideWhenUsed="1"/>
+    <w:lsdException w:name="Strong" w:uiPriority="22" w:qFormat="1"/>
+    <w:lsdException w:name="Emphasis" w:uiPriority="20" w:qFormat="1"/>
+    <w:lsdException w:name="Document Map" w:semiHidden="1" w:unhideWhenUsed="1"/>
+    <w:lsdException w:name="Plain Text" w:semiHidden="1" w:unhideWhenUsed="1"/>
+    <w:lsdException w:name="E-mail Signature" w:semiHidden="1" w:unhideWhenUsed="1"/>
+    <w:lsdException w:name="HTML Top of Form" w:semiHidden="1" w:unhideWhenUsed="1"/>
+    <w:lsdException w:name="HTML Bottom of Form" w:semiHidden="1" w:unhideWhenUsed="1"/>
+    <w:lsdException w:name="Normal (Web)" w:semiHidden="1" w:unhideWhenUsed="1"/>
+    <w:lsdException w:name="HTML Acronym" w:semiHidden="1" w:unhideWhenUsed="1"/>
+    <w:lsdException w:name="HTML Address" w:semiHidden="1" w:unhideWhenUsed="1"/>
+    <w:lsdException w:name="HTML Cite" w:semiHidden="1" w:unhideWhenUsed="1"/>
+    <w:lsdException w:name="HTML Code" w:semiHidden="1" w:unhideWhenUsed="1"/>
+    <w:lsdException w:name="HTML Definition" w:semiHidden="1" w:unhideWhenUsed="1"/>
+    <w:lsdException w:name="HTML Keyboard" w:semiHidden="1" w:unhideWhenUsed="1"/>
+    <w:lsdException w:name="HTML Preformatted" w:semiHidden="1" w:unhideWhenUsed="1"/>
+    <w:lsdException w:name="HTML Sample" w:semiHidden="1" w:unhideWhenUsed="1"/>
+    <w:lsdException w:name="HTML Typewriter" w:semiHidden="1" w:unhideWhenUsed="1"/>
+    <w:lsdException w:name="HTML Variable" w:semiHidden="1" w:unhideWhenUsed="1"/>
+    <w:lsdException w:name="Normal Table" w:semiHidden="1" w:unhideWhenUsed="1"/>
+    <w:lsdException w:name="annotation subject" w:semiHidden="1" w:unhideWhenUsed="1"/>
+    <w:lsdException w:name="No List" w:semiHidden="1" w:unhideWhenUsed="1"/>
+    <w:lsdException w:name="Outline List 1" w:semiHidden="1" w:unhideWhenUsed="1"/>
+    <w:lsdException w:name="Outline List 2" w:semiHidden="1" w:unhideWhenUsed="1"/>
+    <w:lsdException w:name="Outline List 3" w:semiHidden="1" w:unhideWhenUsed="1"/>
+    <w:lsdException w:name="Table Simple 1" w:semiHidden="1" w:unhideWhenUsed="1"/>
+    <w:lsdException w:name="Table Simple 2" w:semiHidden="1" w:unhideWhenUsed="1"/>
+    <w:lsdException w:name="Table Simple 3" w:semiHidden="1" w:unhideWhenUsed="1"/>
+    <w:lsdException w:name="Table Classic 1" w:semiHidden="1" w:unhideWhenUsed="1"/>
+    <w:lsdException w:name="Table Classic 2" w:semiHidden="1" w:unhideWhenUsed="1"/>
+    <w:lsdException w:name="Table Classic 3" w:semiHidden="1" w:unhideWhenUsed="1"/>
+    <w:lsdException w:name="Table Classic 4" w:semiHidden="1" w:unhideWhenUsed="1"/>
+    <w:lsdException w:name="Table Colorful 1" w:semiHidden="1" w:unhideWhenUsed="1"/>
+    <w:lsdException w:name="Table Colorful 2" w:semiHidden="1" w:unhideWhenUsed="1"/>
+    <w:lsdException w:name="Table Colorful 3" w:semiHidden="1" w:unhideWhenUsed="1"/>
+    <w:lsdException w:name="Table Columns 1" w:semiHidden="1" w:unhideWhenUsed="1"/>
+    <w:lsdException w:name="Table Columns 2" w:semiHidden="1" w:unhideWhenUsed="1"/>
+    <w:lsdException w:name="Table Columns 3" w:semiHidden="1" w:unhideWhenUsed="1"/>
+    <w:lsdException w:name="Table Columns 4" w:semiHidden="1" w:unhideWhenUsed="1"/>
+    <w:lsdException w:name="Table Columns 5" w:semiHidden="1" w:unhideWhenUsed="1"/>
+    <w:lsdException w:name="Table Grid 1" w:semiHidden="1" w:unhideWhenUsed="1"/>
+    <w:lsdException w:name="Table Grid 2" w:semiHidden="1" w:unhideWhenUsed="1"/>
+    <w:lsdException w:name="Table Grid 3" w:semiHidden="1" w:unhideWhenUsed="1"/>
+    <w:lsdException w:name="Table Grid 4" w:semiHidden="1" w:unhideWhenUsed="1"/>
+    <w:lsdException w:name="Table Grid 5" w:semiHidden="1" w:unhideWhenUsed="1"/>
+    <w:lsdException w:name="Table Grid 6" w:semiHidden="1" w:unhideWhenUsed="1"/>
+    <w:lsdException w:name="Table Grid 7" w:semiHidden="1" w:unhideWhenUsed="1"/>
+    <w:lsdException w:name="Table Grid 8" w:semiHidden="1" w:unhideWhenUsed="1"/>
+    <w:lsdException w:name="Table List 1" w:semiHidden="1" w:unhideWhenUsed="1"/>
+    <w:lsdException w:name="Table List 2" w:semiHidden="1" w:unhideWhenUsed="1"/>
+    <w:lsdException w:name="Table List 3" w:semiHidden="1" w:unhideWhenUsed="1"/>
+    <w:lsdException w:name="Table List 4" w:semiHidden="1" w:unhideWhenUsed="1"/>
+    <w:lsdException w:name="Table List 5" w:semiHidden="1" w:unhideWhenUsed="1"/>
+    <w:lsdException w:name="Table List 6" w:semiHidden="1" w:unhideWhenUsed="1"/>
+    <w:lsdException w:name="Table List 7" w:semiHidden="1" w:unhideWhenUsed="1"/>
+    <w:lsdException w:name="Table List 8" w:semiHidden="1" w:unhideWhenUsed="1"/>
+    <w:lsdException w:name="Table 3D effects 1" w:semiHidden="1" w:unhideWhenUsed="1"/>
+    <w:lsdException w:name="Table 3D effects 2" w:semiHidden="1" w:unhideWhenUsed="1"/>
+    <w:lsdException w:name="Table 3D effects 3" w:semiHidden="1" w:unhideWhenUsed="1"/>
+    <w:lsdException w:name="Table Contemporary" w:semiHidden="1" w:unhideWhenUsed="1"/>
+    <w:lsdException w:name="Table Elegant" w:semiHidden="1" w:unhideWhenUsed="1"/>
+    <w:lsdException w:name="Table Professional" w:semiHidden="1" w:unhideWhenUsed="1"/>
+    <w:lsdException w:name="Table Subtle 1" w:semiHidden="1" w:unhideWhenUsed="1"/>
+    <w:lsdException w:name="Table Subtle 2" w:semiHidden="1" w:unhideWhenUsed="1"/>
+    <w:lsdException w:name="Table Web 1" w:semiHidden="1" w:unhideWhenUsed="1"/>
+    <w:lsdException w:name="Table Web 2" w:semiHidden="1" w:unhideWhenUsed="1"/>
+    <w:lsdException w:name="Table Web 3" w:semiHidden="1" w:unhideWhenUsed="1"/>
+    <w:lsdException w:name="Balloon Text" w:semiHidden="1" w:unhideWhenUsed="1"/>
+    <w:lsdException w:name="Table Grid" w:uiPriority="39"/>
+    <w:lsdException w:name="Table Theme" w:semiHidden="1" w:unhideWhenUsed="1"/>
+    <w:lsdException w:name="Placeholder Text" w:semiHidden="1"/>
+    <w:lsdException w:name="No Spacing" w:uiPriority="1" w:qFormat="1"/>
+    <w:lsdException w:name="Light Shading" w:uiPriority="60"/>
+    <w:lsdException w:name="Light List" w:uiPriority="61"/>
+    <w:lsdException w:name="Light Grid" w:uiPriority="62"/>
+    <w:lsdException w:name="Medium Shading 1" w:uiPriority="63"/>
+    <w:lsdException w:name="Medium Shading 2" w:uiPriority="64"/>
+    <w:lsdException w:name="Medium List 1" w:uiPriority="65"/>
+    <w:lsdException w:name="Medium List 2" w:uiPriority="66"/>
+    <w:lsdException w:name="Medium Grid 1" w:uiPriority="67"/>
+    <w:lsdException w:name="Medium Grid 2" w:uiPriority="68"/>
+    <w:lsdException w:name="Medium Grid 3" w:uiPriority="69"/>
+    <w:lsdException w:name="Dark List" w:uiPriority="70"/>
+    <w:lsdException w:name="Colorful Shading" w:uiPriority="71"/>
+    <w:lsdException w:name="Colorful List" w:uiPriority="72"/>
+    <w:lsdException w:name="Colorful Grid" w:uiPriority="73"/>
+    <w:lsdException w:name="Light Shading Accent 1" w:uiPriority="60"/>
+    <w:lsdException w:name="Light List Accent 1" w:uiPriority="61"/>
+    <w:lsdException w:name="Light Grid Accent 1" w:uiPriority="62"/>
+    <w:lsdException w:name="Medium Shading 1 Accent 1" w:uiPriority="63"/>
+    <w:lsdException w:name="Medium Shading 2 Accent 1" w:uiPriority="64"/>
+    <w:lsdException w:name="Medium List 1 Accent 1" w:uiPriority="65"/>
+    <w:lsdException w:name="Revision" w:semiHidden="1"/>
+    <w:lsdException w:name="List Paragraph" w:uiPriority="34" w:qFormat="1"/>
+    <w:lsdException w:name="Quote" w:uiPriority="29" w:qFormat="1"/>
+    <w:lsdException w:name="Intense Quote" w:uiPriority="30" w:qFormat="1"/>
+    <w:lsdException w:name="Medium List 2 Accent 1" w:uiPriority="66"/>
+    <w:lsdException w:name="Medium Grid 1 Accent 1" w:uiPriority="67"/>
+    <w:lsdException w:name="Medium Grid 2 Accent 1" w:uiPriority="68"/>
+    <w:lsdException w:name="Medium Grid 3 Accent 1" w:uiPriority="69"/>
+    <w:lsdException w:name="Dark List Accent 1" w:uiPriority="70"/>
+    <w:lsdException w:name="Colorful Shading Accent 1" w:uiPriority="71"/>
+    <w:lsdException w:name="Colorful List Accent 1" w:uiPriority="72"/>
+    <w:lsdException w:name="Colorful Grid Accent 1" w:uiPriority="73"/>
+    <w:lsdException w:name="Light Shading Accent 2" w:uiPriority="60"/>
+    <w:lsdException w:name="Light List Accent 2" w:uiPriority="61"/>
+    <w:lsdException w:name="Light Grid Accent 2" w:uiPriority="62"/>
+    <w:lsdException w:name="Medium Shading 1 Accent 2" w:uiPriority="63"/>
+    <w:lsdException w:name="Medium Shading 2 Accent 2" w:uiPriority="64"/>
+    <w:lsdException w:name="Medium List 1 Accent 2" w:uiPriority="65"/>
+    <w:lsdException w:name="Medium List 2 Accent 2" w:uiPriority="66"/>
+    <w:lsdException w:name="Medium Grid 1 Accent 2" w:uiPriority="67"/>
+    <w:lsdException w:name="Medium Grid 2 Accent 2" w:uiPriority="68"/>
+    <w:lsdException w:name="Medium Grid 3 Accent 2" w:uiPriority="69"/>
+    <w:lsdException w:name="Dark List Accent 2" w:uiPriority="70"/>
+    <w:lsdException w:name="Colorful Shading Accent 2" w:uiPriority="71"/>
+    <w:lsdException w:name="Colorful List Accent 2" w:uiPriority="72"/>
+    <w:lsdException w:name="Colorful Grid Accent 2" w:uiPriority="73"/>
+    <w:lsdException w:name="Light Shading Accent 3" w:uiPriority="60"/>
+    <w:lsdException w:name="Light List Accent 3" w:uiPriority="61"/>
+    <w:lsdException w:name="Light Grid Accent 3" w:uiPriority="62"/>
+    <w:lsdException w:name="Medium Shading 1 Accent 3" w:uiPriority="63"/>
+    <w:lsdException w:name="Medium Shading 2 Accent 3" w:uiPriority="64"/>
+    <w:lsdException w:name="Medium List 1 Accent 3" w:uiPriority="65"/>
+    <w:lsdException w:name="Medium List 2 Accent 3" w:uiPriority="66"/>
+    <w:lsdException w:name="Medium Grid 1 Accent 3" w:uiPriority="67"/>
+    <w:lsdException w:name="Medium Grid 2 Accent 3" w:uiPriority="68"/>
+    <w:lsdException w:name="Medium Grid 3 Accent 3" w:uiPriority="69"/>
+    <w:lsdException w:name="Dark List Accent 3" w:uiPriority="70"/>
+    <w:lsdException w:name="Colorful Shading Accent 3" w:uiPriority="71"/>
+    <w:lsdException w:name="Colorful List Accent 3" w:uiPriority="72"/>
+    <w:lsdException w:name="Colorful Grid Accent 3" w:uiPriority="73"/>
+    <w:lsdException w:name="Light Shading Accent 4" w:uiPriority="60"/>
+    <w:lsdException w:name="Light List Accent 4" w:uiPriority="61"/>
+    <w:lsdException w:name="Light Grid Accent 4" w:uiPriority="62"/>
+    <w:lsdException w:name="Medium Shading 1 Accent 4" w:uiPriority="63"/>
+    <w:lsdException w:name="Medium Shading 2 Accent 4" w:uiPriority="64"/>
+    <w:lsdException w:name="Medium List 1 Accent 4" w:uiPriority="65"/>
+    <w:lsdException w:name="Medium List 2 Accent 4" w:uiPriority="66"/>
+    <w:lsdException w:name="Medium Grid 1 Accent 4" w:uiPriority="67"/>
+    <w:lsdException w:name="Medium Grid 2 Accent 4" w:uiPriority="68"/>
+    <w:lsdException w:name="Medium Grid 3 Accent 4" w:uiPriority="69"/>
+    <w:lsdException w:name="Dark List Accent 4" w:uiPriority="70"/>
+    <w:lsdException w:name="Colorful Shading Accent 4" w:uiPriority="71"/>
+    <w:lsdException w:name="Colorful List Accent 4" w:uiPriority="72"/>
+    <w:lsdException w:name="Colorful Grid Accent 4" w:uiPriority="73"/>
+    <w:lsdException w:name="Light Shading Accent 5" w:uiPriority="60"/>
+    <w:lsdException w:name="Light List Accent 5" w:uiPriority="61"/>
+    <w:lsdException w:name="Light Grid Accent 5" w:uiPriority="62"/>
+    <w:lsdException w:name="Medium Shading 1 Accent 5" w:uiPriority="63"/>
+    <w:lsdException w:name="Medium Shading 2 Accent 5" w:uiPriority="64"/>
+    <w:lsdException w:name="Medium List 1 Accent 5" w:uiPriority="65"/>
+    <w:lsdException w:name="Medium List 2 Accent 5" w:uiPriority="66"/>
+    <w:lsdException w:name="Medium Grid 1 Accent 5" w:uiPriority="67"/>
+    <w:lsdException w:name="Medium Grid 2 Accent 5" w:uiPriority="68"/>
+    <w:lsdException w:name="Medium Grid 3 Accent 5" w:uiPriority="69"/>
+    <w:lsdException w:name="Dark List Accent 5" w:uiPriority="70"/>
+    <w:lsdException w:name="Colorful Shading Accent 5" w:uiPriority="71"/>
+    <w:lsdException w:name="Colorful List Accent 5" w:uiPriority="72"/>
+    <w:lsdException w:name="Colorful Grid Accent 5" w:uiPriority="73"/>
+    <w:lsdException w:name="Light Shading Accent 6" w:uiPriority="60"/>
+    <w:lsdException w:name="Light List Accent 6" w:uiPriority="61"/>
+    <w:lsdException w:name="Light Grid Accent 6" w:uiPriority="62"/>
+    <w:lsdException w:name="Medium Shading 1 Accent 6" w:uiPriority="63"/>
+    <w:lsdException w:name="Medium Shading 2 Accent 6" w:uiPriority="64"/>
+    <w:lsdException w:name="Medium List 1 Accent 6" w:uiPriority="65"/>
+    <w:lsdException w:name="Medium List 2 Accent 6" w:uiPriority="66"/>
+    <w:lsdException w:name="Medium Grid 1 Accent 6" w:uiPriority="67"/>
+    <w:lsdException w:name="Medium Grid 2 Accent 6" w:uiPriority="68"/>
+    <w:lsdException w:name="Medium Grid 3 Accent 6" w:uiPriority="69"/>
+    <w:lsdException w:name="Dark List Accent 6" w:uiPriority="70"/>
+    <w:lsdException w:name="Colorful Shading Accent 6" w:uiPriority="71"/>
+    <w:lsdException w:name="Colorful List Accent 6" w:uiPriority="72"/>
+    <w:lsdException w:name="Colorful Grid Accent 6" w:uiPriority="73"/>
+    <w:lsdException w:name="Subtle Emphasis" w:uiPriority="19" w:qFormat="1"/>
+    <w:lsdException w:name="Intense Emphasis" w:uiPriority="21" w:qFormat="1"/>
+    <w:lsdException w:name="Subtle Reference" w:uiPriority="31" w:qFormat="1"/>
+    <w:lsdException w:name="Intense Reference" w:uiPriority="32" w:qFormat="1"/>
+    <w:lsdException w:name="Book Title" w:uiPriority="33" w:qFormat="1"/>
+    <w:lsdException w:name="Bibliography" w:semiHidden="1" w:uiPriority="37" w:unhideWhenUsed="1"/>
+    <w:lsdException w:name="TOC Heading" w:semiHidden="1" w:uiPriority="39" w:unhideWhenUsed="1" w:qFormat="1"/>
+    <w:lsdException w:name="Plain Table 1" w:uiPriority="41"/>
+    <w:lsdException w:name="Plain Table 2" w:uiPriority="42"/>
+    <w:lsdException w:name="Plain Table 3" w:uiPriority="43"/>
+    <w:lsdException w:name="Plain Table 4" w:uiPriority="44"/>
+    <w:lsdException w:name="Plain Table 5" w:uiPriority="45"/>
+    <w:lsdException w:name="Grid Table Light" w:uiPriority="40"/>
+    <w:lsdException w:name="Grid Table 1 Light" w:uiPriority="46"/>
+    <w:lsdException w:name="Grid Table 2" w:uiPriority="47"/>
+    <w:lsdException w:name="Grid Table 3" w:uiPriority="48"/>
+    <w:lsdException w:name="Grid Table 4" w:uiPriority="49"/>
+    <w:lsdException w:name="Grid Table 5 Dark" w:uiPriority="50"/>
+    <w:lsdException w:name="Grid Table 6 Colorful" w:uiPriority="51"/>
+    <w:lsdException w:name="Grid Table 7 Colorful" w:uiPriority="52"/>
+    <w:lsdException w:name="Grid Table 1 Light Accent 1" w:uiPriority="46"/>
+    <w:lsdException w:name="Grid Table 2 Accent 1" w:uiPriority="47"/>
+    <w:lsdException w:name="Grid Table 3 Accent 1" w:uiPriority="48"/>
+    <w:lsdException w:name="Grid Table 4 Accent 1" w:uiPriority="49"/>
+    <w:lsdException w:name="Grid Table 5 Dark Accent 1" w:uiPriority="50"/>
+    <w:lsdException w:name="Grid Table 6 Colorful Accent 1" w:uiPriority="51"/>
+    <w:lsdException w:name="Grid Table 7 Colorful Accent 1" w:uiPriority="52"/>
+    <w:lsdException w:name="Grid Table 1 Light Accent 2" w:uiPriority="46"/>
+    <w:lsdException w:name="Grid Table 2 Accent 2" w:uiPriority="47"/>
+    <w:lsdException w:name="Grid Table 3 Accent 2" w:uiPriority="48"/>
+    <w:lsdException w:name="Grid Table 4 Accent 2" w:uiPriority="49"/>
+    <w:lsdException w:name="Grid Table 5 Dark Accent 2" w:uiPriority="50"/>
+    <w:lsdException w:name="Grid Table 6 Colorful Accent 2" w:uiPriority="51"/>
+    <w:lsdException w:name="Grid Table 7 Colorful Accent 2" w:uiPriority="52"/>
+    <w:lsdException w:name="Grid Table 1 Light Accent 3" w:uiPriority="46"/>
+    <w:lsdException w:name="Grid Table 2 Accent 3" w:uiPriority="47"/>
+    <w:lsdException w:name="Grid Table 3 Accent 3" w:uiPriority="48"/>
+    <w:lsdException w:name="Grid Table 4 Accent 3" w:uiPriority="49"/>
+    <w:lsdException w:name="Grid Table 5 Dark Accent 3" w:uiPriority="50"/>
+    <w:lsdException w:name="Grid Table 6 Colorful Accent 3" w:uiPriority="51"/>
+    <w:lsdException w:name="Grid Table 7 Colorful Accent 3" w:uiPriority="52"/>
+    <w:lsdException w:name="Grid Table 1 Light Accent 4" w:uiPriority="46"/>
+    <w:lsdException w:name="Grid Table 2 Accent 4" w:uiPriority="47"/>
+    <w:lsdException w:name="Grid Table 3 Accent 4" w:uiPriority="48"/>
+    <w:lsdException w:name="Grid Table 4 Accent 4" w:uiPriority="49"/>
+    <w:lsdException w:name="Grid Table 5 Dark Accent 4" w:uiPriority="50"/>
+    <w:lsdException w:name="Grid Table 6 Colorful Accent 4" w:uiPriority="51"/>
+    <w:lsdException w:name="Grid Table 7 Colorful Accent 4" w:uiPriority="52"/>
+    <w:lsdException w:name="Grid Table 1 Light Accent 5" w:uiPriority="46"/>
+    <w:lsdException w:name="Grid Table 2 Accent 5" w:uiPriority="47"/>
+    <w:lsdException w:name="Grid Table 3 Accent 5" w:uiPriority="48"/>
+    <w:lsdException w:name="Grid Table 4 Accent 5" w:uiPriority="49"/>
+    <w:lsdException w:name="Grid Table 5 Dark Accent 5" w:uiPriority="50"/>
+    <w:lsdException w:name="Grid Table 6 Colorful Accent 5" w:uiPriority="51"/>
+    <w:lsdException w:name="Grid Table 7 Colorful Accent 5" w:uiPriority="52"/>
+    <w:lsdException w:name="Grid Table 1 Light Accent 6" w:uiPriority="46"/>
+    <w:lsdException w:name="Grid Table 2 Accent 6" w:uiPriority="47"/>
+    <w:lsdException w:name="Grid Table 3 Accent 6" w:uiPriority="48"/>
+    <w:lsdException w:name="Grid Table 4 Accent 6" w:uiPriority="49"/>
+    <w:lsdException w:name="Grid Table 5 Dark Accent 6" w:uiPriority="50"/>
+    <w:lsdException w:name="Grid Table 6 Colorful Accent 6" w:uiPriority="51"/>
+    <w:lsdException w:name="Grid Table 7 Colorful Accent 6" w:uiPriority="52"/>
+    <w:lsdException w:name="List Table 1 Light" w:uiPriority="46"/>
+    <w:lsdException w:name="List Table 2" w:uiPriority="47"/>
+    <w:lsdException w:name="List Table 3" w:uiPriority="48"/>
+    <w:lsdException w:name="List Table 4" w:uiPriority="49"/>
+    <w:lsdException w:name="List Table 5 Dark" w:uiPriority="50"/>
+    <w:lsdException w:name="List Table 6 Colorful" w:uiPriority="51"/>
+    <w:lsdException w:name="List Table 7 Colorful" w:uiPriority="52"/>
+    <w:lsdException w:name="List Table 1 Light Accent 1" w:uiPriority="46"/>
+    <w:lsdException w:name="List Table 2 Accent 1" w:uiPriority="47"/>
+    <w:lsdException w:name="List Table 3 Accent 1" w:uiPriority="48"/>
+    <w:lsdException w:name="List Table 4 Accent 1" w:uiPriority="49"/>
+    <w:lsdException w:name="List Table 5 Dark Accent 1" w:uiPriority="50"/>
+    <w:lsdException w:name="List Table 6 Colorful Accent 1" w:uiPriority="51"/>
+    <w:lsdException w:name="List Table 7 Colorful Accent 1" w:uiPriority="52"/>
+    <w:lsdException w:name="List Table 1 Light Accent 2" w:uiPriority="46"/>
+    <w:lsdException w:name="List Table 2 Accent 2" w:uiPriority="47"/>
+    <w:lsdException w:name="List Table 3 Accent 2" w:uiPriority="48"/>
+    <w:lsdException w:name="List Table 4 Accent 2" w:uiPriority="49"/>
+    <w:lsdException w:name="List Table 5 Dark Accent 2" w:uiPriority="50"/>
+    <w:lsdException w:name="List Table 6 Colorful Accent 2" w:uiPriority="51"/>
+    <w:lsdException w:name="List Table 7 Colorful Accent 2" w:uiPriority="52"/>
+    <w:lsdException w:name="List Table 1 Light Accent 3" w:uiPriority="46"/>
+    <w:lsdException w:name="List Table 2 Accent 3" w:uiPriority="47"/>
+    <w:lsdException w:name="List Table 3 Accent 3" w:uiPriority="48"/>
+    <w:lsdException w:name="List Table 4 Accent 3" w:uiPriority="49"/>
+    <w:lsdException w:name="List Table 5 Dark Accent 3" w:uiPriority="50"/>
+    <w:lsdException w:name="List Table 6 Colorful Accent 3" w:uiPriority="51"/>
+    <w:lsdException w:name="List Table 7 Colorful Accent 3" w:uiPriority="52"/>
+    <w:lsdException w:name="List Table 1 Light Accent 4" w:uiPriority="46"/>
+    <w:lsdException w:name="List Table 2 Accent 4" w:uiPriority="47"/>
+    <w:lsdException w:name="List Table 3 Accent 4" w:uiPriority="48"/>
+    <w:lsdException w:name="List Table 4 Accent 4" w:uiPriority="49"/>
+    <w:lsdException w:name="List Table 5 Dark Accent 4" w:uiPriority="50"/>
+    <w:lsdException w:name="List Table 6 Colorful Accent 4" w:uiPriority="51"/>
+    <w:lsdException w:name="List Table 7 Colorful Accent 4" w:uiPriority="52"/>
+    <w:lsdException w:name="List Table 1 Light Accent 5" w:uiPriority="46"/>
+    <w:lsdException w:name="List Table 2 Accent 5" w:uiPriority="47"/>
+    <w:lsdException w:name="List Table 3 Accent 5" w:uiPriority="48"/>
+    <w:lsdException w:name="List Table 4 Accent 5" w:uiPriority="49"/>
+    <w:lsdException w:name="List Table 5 Dark Accent 5" w:uiPriority="50"/>
+    <w:lsdException w:name="List Table 6 Colorful Accent 5" w:uiPriority="51"/>
+    <w:lsdException w:name="List Table 7 Colorful Accent 5" w:uiPriority="52"/>
+    <w:lsdException w:name="List Table 1 Light Accent 6" w:uiPriority="46"/>
+    <w:lsdException w:name="List Table 2 Accent 6" w:uiPriority="47"/>
+    <w:lsdException w:name="List Table 3 Accent 6" w:uiPriority="48"/>
+    <w:lsdException w:name="List Table 4 Accent 6" w:uiPriority="49"/>
+    <w:lsdException w:name="List Table 5 Dark Accent 6" w:uiPriority="50"/>
+    <w:lsdException w:name="List Table 6 Colorful Accent 6" w:uiPriority="51"/>
+    <w:lsdException w:name="List Table 7 Colorful Accent 6" w:uiPriority="52"/>
+  </w:latentStyles>
+  <w:style w:type="paragraph" w:default="1" w:styleId="Normal">
     <w:name w:val="Normal"/>
     <w:uiPriority w:val="1"/>
     <w:qFormat/>
-    <w:pPr/>
     <w:rPr>
-      <w:rFonts w:ascii="Times New Roman" w:hAnsi="Times New Roman" w:eastAsia="Times New Roman" w:cs="Times New Roman"/>
-      <w:lang w:val="en-US" w:eastAsia="en-US" w:bidi="ar-SA"/>
+      <w:rFonts w:ascii="Times New Roman" w:eastAsia="Times New Roman" w:hAnsi="Times New Roman" w:cs="Times New Roman"/>
     </w:rPr>
   </w:style>
-  <w:style w:styleId="BodyText" w:type="paragraph">
-    <w:name w:val="Body Text"/>
-    <w:basedOn w:val="Normal"/>
-    <w:uiPriority w:val="1"/>
-    <w:qFormat/>
-    <w:pPr/>
-    <w:rPr>
-      <w:rFonts w:ascii="Times New Roman" w:hAnsi="Times New Roman" w:eastAsia="Times New Roman" w:cs="Times New Roman"/>
-      <w:sz w:val="20"/>
-      <w:szCs w:val="20"/>
-      <w:lang w:val="en-US" w:eastAsia="en-US" w:bidi="ar-SA"/>
-    </w:rPr>
-  </w:style>
-  <w:style w:styleId="Heading1" w:type="paragraph">
-    <w:name w:val="Heading 1"/>
+  <w:style w:type="paragraph" w:styleId="Heading1">
+    <w:name w:val="heading 1"/>
     <w:basedOn w:val="Normal"/>
     <w:uiPriority w:val="1"/>
     <w:qFormat/>
     <w:pPr>
       <w:spacing w:before="97"/>
       <w:ind w:left="572" w:hanging="430"/>
-      <w:outlineLvl w:val="1"/>
+      <w:outlineLvl w:val="0"/>
     </w:pPr>
     <w:rPr>
-      <w:rFonts w:ascii="Times New Roman" w:hAnsi="Times New Roman" w:eastAsia="Times New Roman" w:cs="Times New Roman"/>
       <w:b/>
       <w:bCs/>
       <w:sz w:val="28"/>
       <w:szCs w:val="28"/>
-      <w:lang w:val="en-US" w:eastAsia="en-US" w:bidi="ar-SA"/>
     </w:rPr>
   </w:style>
-  <w:style w:styleId="Heading2" w:type="paragraph">
-    <w:name w:val="Heading 2"/>
+  <w:style w:type="paragraph" w:styleId="Heading2">
+    <w:name w:val="heading 2"/>
     <w:basedOn w:val="Normal"/>
     <w:uiPriority w:val="1"/>
     <w:qFormat/>
     <w:pPr>
       <w:spacing w:before="94"/>
       <w:ind w:left="680" w:hanging="538"/>
-      <w:outlineLvl w:val="2"/>
+      <w:outlineLvl w:val="1"/>
     </w:pPr>
     <w:rPr>
-      <w:rFonts w:ascii="Times New Roman" w:hAnsi="Times New Roman" w:eastAsia="Times New Roman" w:cs="Times New Roman"/>
       <w:b/>
       <w:bCs/>
       <w:sz w:val="24"/>
       <w:szCs w:val="24"/>
-      <w:lang w:val="en-US" w:eastAsia="en-US" w:bidi="ar-SA"/>
     </w:rPr>
   </w:style>
-  <w:style w:styleId="Title" w:type="paragraph">
+  <w:style w:type="character" w:default="1" w:styleId="DefaultParagraphFont">
+    <w:name w:val="Default Paragraph Font"/>
+    <w:uiPriority w:val="1"/>
+    <w:semiHidden/>
+    <w:unhideWhenUsed/>
+  </w:style>
+  <w:style w:type="table" w:default="1" w:styleId="TableNormal">
+    <w:name w:val="Normal Table"/>
+    <w:uiPriority w:val="99"/>
+    <w:semiHidden/>
+    <w:unhideWhenUsed/>
+    <w:tblPr>
+      <w:tblInd w:w="0" w:type="dxa"/>
+      <w:tblCellMar>
+        <w:top w:w="0" w:type="dxa"/>
+        <w:left w:w="108" w:type="dxa"/>
+        <w:bottom w:w="0" w:type="dxa"/>
+        <w:right w:w="108" w:type="dxa"/>
+      </w:tblCellMar>
+    </w:tblPr>
+  </w:style>
+  <w:style w:type="numbering" w:default="1" w:styleId="NoList">
+    <w:name w:val="No List"/>
+    <w:uiPriority w:val="99"/>
+    <w:semiHidden/>
+    <w:unhideWhenUsed/>
+  </w:style>
+  <w:style w:type="paragraph" w:styleId="BodyText">
+    <w:name w:val="Body Text"/>
+    <w:basedOn w:val="Normal"/>
+    <w:uiPriority w:val="1"/>
+    <w:qFormat/>
+    <w:rPr>
+      <w:sz w:val="20"/>
+      <w:szCs w:val="20"/>
+    </w:rPr>
+  </w:style>
+  <w:style w:type="paragraph" w:styleId="Title">
     <w:name w:val="Title"/>
     <w:basedOn w:val="Normal"/>
     <w:uiPriority w:val="1"/>
@@ -11895,15 +12105,13 @@
       <w:jc w:val="center"/>
     </w:pPr>
     <w:rPr>
-      <w:rFonts w:ascii="Times New Roman" w:hAnsi="Times New Roman" w:eastAsia="Times New Roman" w:cs="Times New Roman"/>
       <w:b/>
       <w:bCs/>
       <w:sz w:val="34"/>
       <w:szCs w:val="34"/>
-      <w:lang w:val="en-US" w:eastAsia="en-US" w:bidi="ar-SA"/>
     </w:rPr>
   </w:style>
-  <w:style w:styleId="ListParagraph" w:type="paragraph">
+  <w:style w:type="paragraph" w:styleId="ListParagraph">
     <w:name w:val="List Paragraph"/>
     <w:basedOn w:val="Normal"/>
     <w:uiPriority w:val="1"/>
@@ -11913,12 +12121,8 @@
       <w:ind w:left="573" w:right="140" w:hanging="432"/>
       <w:jc w:val="both"/>
     </w:pPr>
-    <w:rPr>
-      <w:rFonts w:ascii="Times New Roman" w:hAnsi="Times New Roman" w:eastAsia="Times New Roman" w:cs="Times New Roman"/>
-      <w:lang w:val="en-US" w:eastAsia="en-US" w:bidi="ar-SA"/>
-    </w:rPr>
   </w:style>
-  <w:style w:styleId="TableParagraph" w:type="paragraph">
+  <w:style w:type="paragraph" w:customStyle="1" w:styleId="TableParagraph">
     <w:name w:val="Table Paragraph"/>
     <w:basedOn w:val="Normal"/>
     <w:uiPriority w:val="1"/>
@@ -11927,10 +12131,6 @@
       <w:spacing w:line="199" w:lineRule="exact"/>
       <w:ind w:left="119"/>
     </w:pPr>
-    <w:rPr>
-      <w:rFonts w:ascii="Times New Roman" w:hAnsi="Times New Roman" w:eastAsia="Times New Roman" w:cs="Times New Roman"/>
-      <w:lang w:val="en-US" w:eastAsia="en-US" w:bidi="ar-SA"/>
-    </w:rPr>
   </w:style>
 </w:styles>
 </file>
